--- a/public/assets/files/niestacjonarne/M3D.docx
+++ b/public/assets/files/niestacjonarne/M3D.docx
@@ -523,6 +523,7 @@
                 <w:i w:val="0"/>
                 <w:sz w:val="22"/>
               </w:rPr>
+              <w:t>I</w:t>
             </w:r>
           </w:p>
         </w:tc>
@@ -560,6 +561,7 @@
                 <w:i w:val="0"/>
                 <w:sz w:val="22"/>
               </w:rPr>
+              <w:t>specjalizacyjny</w:t>
             </w:r>
           </w:p>
         </w:tc>

--- a/public/assets/files/niestacjonarne/M3D.docx
+++ b/public/assets/files/niestacjonarne/M3D.docx
@@ -1156,6 +1156,7 @@
                 <w:i w:val="0"/>
                 <w:sz w:val="22"/>
               </w:rPr>
+              <w:t>Samodzielna praca nad modelami 3D dla gier; budowanie portfolio ćwiczeń semestralnych; realizacja projektu końcowego z modelowania 3D; eksploracja narzędzi (Blender, Maya).</w:t>
             </w:r>
           </w:p>
         </w:tc>
@@ -1266,7 +1267,97 @@
           <w:tcPr>
             <w:tcW w:type="dxa" w:w="9972"/>
           </w:tcPr>
-          <w:p/>
+          <w:p>
+            <w:pPr>
+              <w:spacing w:before="20" w:after="20"/>
+            </w:pPr>
+            <w:r>
+              <w:rPr>
+                <w:rFonts w:ascii="Aptos" w:hAnsi="Aptos"/>
+                <w:b/>
+                <w:sz w:val="22"/>
+              </w:rPr>
+              <w:t>Wykład:</w:t>
+            </w:r>
+          </w:p>
+          <w:p>
+            <w:pPr>
+              <w:spacing w:before="20" w:after="20"/>
+            </w:pPr>
+            <w:r>
+              <w:rPr>
+                <w:rFonts w:ascii="Aptos" w:hAnsi="Aptos"/>
+                <w:b w:val="0"/>
+                <w:sz w:val="22"/>
+              </w:rPr>
+              <w:t>• wykład z prezentacją multimedialną</w:t>
+            </w:r>
+          </w:p>
+          <w:p>
+            <w:pPr>
+              <w:spacing w:before="20" w:after="20"/>
+            </w:pPr>
+            <w:r>
+              <w:rPr>
+                <w:rFonts w:ascii="Aptos" w:hAnsi="Aptos"/>
+                <w:b w:val="0"/>
+                <w:sz w:val="22"/>
+              </w:rPr>
+              <w:t>• wykład konwersatoryjny (z elementami dyskusji)</w:t>
+            </w:r>
+          </w:p>
+          <w:p>
+            <w:pPr>
+              <w:spacing w:before="20" w:after="20"/>
+            </w:pPr>
+            <w:r>
+              <w:rPr>
+                <w:rFonts w:ascii="Aptos" w:hAnsi="Aptos"/>
+                <w:b/>
+                <w:sz w:val="22"/>
+              </w:rPr>
+              <w:t>Ćwiczenia / Laboratorium:</w:t>
+            </w:r>
+          </w:p>
+          <w:p>
+            <w:pPr>
+              <w:spacing w:before="20" w:after="20"/>
+            </w:pPr>
+            <w:r>
+              <w:rPr>
+                <w:rFonts w:ascii="Aptos" w:hAnsi="Aptos"/>
+                <w:b w:val="0"/>
+                <w:sz w:val="22"/>
+              </w:rPr>
+              <w:t>• metoda projektów (projekt praktyczny)</w:t>
+            </w:r>
+          </w:p>
+          <w:p>
+            <w:pPr>
+              <w:spacing w:before="20" w:after="20"/>
+            </w:pPr>
+            <w:r>
+              <w:rPr>
+                <w:rFonts w:ascii="Aptos" w:hAnsi="Aptos"/>
+                <w:b w:val="0"/>
+                <w:sz w:val="22"/>
+              </w:rPr>
+              <w:t>• warsztaty</w:t>
+            </w:r>
+          </w:p>
+          <w:p>
+            <w:pPr>
+              <w:spacing w:before="20" w:after="20"/>
+            </w:pPr>
+            <w:r>
+              <w:rPr>
+                <w:rFonts w:ascii="Aptos" w:hAnsi="Aptos"/>
+                <w:b w:val="0"/>
+                <w:sz w:val="22"/>
+              </w:rPr>
+              <w:t>• studia przypadków z bazy studiów przypadków opracowanych przez firmy MŚP lub będące efektem staży</w:t>
+            </w:r>
+          </w:p>
         </w:tc>
       </w:tr>
     </w:tbl>
@@ -1515,117 +1606,10 @@
             <w:r>
               <w:rPr>
                 <w:rFonts w:ascii="Aptos" w:hAnsi="Aptos"/>
-                <w:sz w:val="22"/>
-              </w:rPr>
-              <w:t>1. prezentacja na żywo</w:t>
-            </w:r>
-          </w:p>
-          <w:p>
-            <w:pPr>
-              <w:spacing w:before="20" w:after="20"/>
-            </w:pPr>
-            <w:r>
-              <w:rPr>
-                <w:rFonts w:ascii="Aptos" w:hAnsi="Aptos"/>
-                <w:sz w:val="22"/>
-              </w:rPr>
-              <w:t>2. wykład z elementami dyskusji</w:t>
-            </w:r>
-          </w:p>
-          <w:p>
-            <w:pPr>
-              <w:spacing w:before="20" w:after="20"/>
-            </w:pPr>
-            <w:r>
-              <w:rPr>
-                <w:rFonts w:ascii="Aptos" w:hAnsi="Aptos"/>
-                <w:sz w:val="22"/>
-              </w:rPr>
-              <w:t>3. studium przypadku</w:t>
-            </w:r>
-          </w:p>
-          <w:p>
-            <w:pPr>
-              <w:spacing w:before="20" w:after="20"/>
-            </w:pPr>
-            <w:r>
-              <w:rPr>
-                <w:rFonts w:ascii="Aptos" w:hAnsi="Aptos"/>
-                <w:sz w:val="22"/>
-              </w:rPr>
-              <w:t>4. najlepsze praktyki</w:t>
-            </w:r>
-          </w:p>
-          <w:p>
-            <w:pPr>
-              <w:spacing w:before="20" w:after="20"/>
-            </w:pPr>
-            <w:r>
-              <w:rPr>
-                <w:rFonts w:ascii="Aptos" w:hAnsi="Aptos"/>
-                <w:sz w:val="22"/>
-              </w:rPr>
-              <w:t>5. Ćwiczenia / Laboratorium/Lektorat:</w:t>
-            </w:r>
-          </w:p>
-          <w:p>
-            <w:pPr>
-              <w:spacing w:before="20" w:after="20"/>
-            </w:pPr>
-            <w:r>
-              <w:rPr>
-                <w:rFonts w:ascii="Aptos" w:hAnsi="Aptos"/>
-                <w:sz w:val="22"/>
-              </w:rPr>
-              <w:t>6. praca samodzielna ucznia nad zadaniami i mini-projektami</w:t>
-            </w:r>
-          </w:p>
-          <w:p>
-            <w:pPr>
-              <w:spacing w:before="20" w:after="20"/>
-            </w:pPr>
-            <w:r>
-              <w:rPr>
-                <w:rFonts w:ascii="Aptos" w:hAnsi="Aptos"/>
-                <w:sz w:val="22"/>
-              </w:rPr>
-              <w:t>7. projekt semestralny</w:t>
-            </w:r>
-          </w:p>
-          <w:p>
-            <w:pPr>
-              <w:spacing w:before="20" w:after="20"/>
-            </w:pPr>
-            <w:r>
-              <w:rPr>
-                <w:rFonts w:ascii="Aptos" w:hAnsi="Aptos"/>
-                <w:sz w:val="22"/>
-              </w:rPr>
-              <w:t>8. Kryteria oceny</w:t>
-            </w:r>
-          </w:p>
-          <w:p>
-            <w:pPr>
-              <w:spacing w:before="20" w:after="20"/>
-            </w:pPr>
-            <w:r>
-              <w:rPr>
-                <w:rFonts w:ascii="Aptos" w:hAnsi="Aptos"/>
-                <w:sz w:val="22"/>
-              </w:rPr>
-              <w:t>9. Student musi wykonać zgodnie z regułami sztuki kluczowe ćwiczenia prezentowane w trakcie semestru. Sprawdzana jest zgodność z zasadami ale dopuszczane są inwencja twórcza oraz kreatywność (dziedzina jest twórcza). Tworzone jest w ciągu semestru portfolio rozwojowe pokazujące eksperymenty własne i ścieżkę osiągnięć, które są następnie na końcu zajęć oceniane.</w:t>
-            </w:r>
-          </w:p>
-          <w:p>
-            <w:pPr>
-              <w:spacing w:before="20" w:after="20"/>
-            </w:pPr>
-            <w:r>
-              <w:rPr>
-                <w:rFonts w:ascii="Aptos" w:hAnsi="Aptos"/>
-                <w:sz w:val="22"/>
-              </w:rPr>
-              <w:t>10. Student zobowiązany jest przedstawić większy projekt własny w którym wykorzystuje poznane techniki modelowania. Projekty są negocjowane indywidualnie już podczas semestru i można je przygotowywać w trakcie jego trwania.</w:t>
+                <w:b w:val="0"/>
+                <w:i w:val="0"/>
+                <w:sz w:val="22"/>
+              </w:rPr>
             </w:r>
           </w:p>
         </w:tc>
@@ -1642,115 +1626,19 @@
                 <w:rFonts w:ascii="Aptos" w:hAnsi="Aptos"/>
                 <w:sz w:val="22"/>
               </w:rPr>
-              <w:t>1. prezentacja na żywo</w:t>
-            </w:r>
-          </w:p>
-          <w:p>
-            <w:pPr>
-              <w:spacing w:before="20" w:after="20"/>
-            </w:pPr>
-            <w:r>
-              <w:rPr>
-                <w:rFonts w:ascii="Aptos" w:hAnsi="Aptos"/>
-                <w:sz w:val="22"/>
-              </w:rPr>
-              <w:t>2. wykład z elementami dyskusji</w:t>
-            </w:r>
-          </w:p>
-          <w:p>
-            <w:pPr>
-              <w:spacing w:before="20" w:after="20"/>
-            </w:pPr>
-            <w:r>
-              <w:rPr>
-                <w:rFonts w:ascii="Aptos" w:hAnsi="Aptos"/>
-                <w:sz w:val="22"/>
-              </w:rPr>
-              <w:t>3. studium przypadku</w:t>
-            </w:r>
-          </w:p>
-          <w:p>
-            <w:pPr>
-              <w:spacing w:before="20" w:after="20"/>
-            </w:pPr>
-            <w:r>
-              <w:rPr>
-                <w:rFonts w:ascii="Aptos" w:hAnsi="Aptos"/>
-                <w:sz w:val="22"/>
-              </w:rPr>
-              <w:t>4. najlepsze praktyki</w:t>
-            </w:r>
-          </w:p>
-          <w:p>
-            <w:pPr>
-              <w:spacing w:before="20" w:after="20"/>
-            </w:pPr>
-            <w:r>
-              <w:rPr>
-                <w:rFonts w:ascii="Aptos" w:hAnsi="Aptos"/>
-                <w:sz w:val="22"/>
-              </w:rPr>
-              <w:t>5. Ćwiczenia / Laboratorium/Lektorat:</w:t>
-            </w:r>
-          </w:p>
-          <w:p>
-            <w:pPr>
-              <w:spacing w:before="20" w:after="20"/>
-            </w:pPr>
-            <w:r>
-              <w:rPr>
-                <w:rFonts w:ascii="Aptos" w:hAnsi="Aptos"/>
-                <w:sz w:val="22"/>
-              </w:rPr>
-              <w:t>6. praca samodzielna ucznia nad zadaniami i mini-projektami</w:t>
-            </w:r>
-          </w:p>
-          <w:p>
-            <w:pPr>
-              <w:spacing w:before="20" w:after="20"/>
-            </w:pPr>
-            <w:r>
-              <w:rPr>
-                <w:rFonts w:ascii="Aptos" w:hAnsi="Aptos"/>
-                <w:sz w:val="22"/>
-              </w:rPr>
-              <w:t>7. projekt semestralny</w:t>
-            </w:r>
-          </w:p>
-          <w:p>
-            <w:pPr>
-              <w:spacing w:before="20" w:after="20"/>
-            </w:pPr>
-            <w:r>
-              <w:rPr>
-                <w:rFonts w:ascii="Aptos" w:hAnsi="Aptos"/>
-                <w:sz w:val="22"/>
-              </w:rPr>
-              <w:t>8. Kryteria oceny</w:t>
-            </w:r>
-          </w:p>
-          <w:p>
-            <w:pPr>
-              <w:spacing w:before="20" w:after="20"/>
-            </w:pPr>
-            <w:r>
-              <w:rPr>
-                <w:rFonts w:ascii="Aptos" w:hAnsi="Aptos"/>
-                <w:sz w:val="22"/>
-              </w:rPr>
-              <w:t>9. Student musi wykonać zgodnie z regułami sztuki kluczowe ćwiczenia prezentowane w trakcie semestru. Sprawdzana jest zgodność z zasadami ale dopuszczane są inwencja twórcza oraz kreatywność (dziedzina jest twórcza). Tworzone jest w ciągu semestru portfolio rozwojowe pokazujące eksperymenty własne i ścieżkę osiągnięć, które są następnie na końcu zajęć oceniane.</w:t>
-            </w:r>
-          </w:p>
-          <w:p>
-            <w:pPr>
-              <w:spacing w:before="20" w:after="20"/>
-            </w:pPr>
-            <w:r>
-              <w:rPr>
-                <w:rFonts w:ascii="Aptos" w:hAnsi="Aptos"/>
-                <w:sz w:val="22"/>
-              </w:rPr>
-              <w:t>10. Student zobowiązany jest przedstawić większy projekt własny w którym wykorzystuje poznane techniki modelowania. Projekty są negocjowane indywidualnie już podczas semestru i można je przygotowywać w trakcie jego trwania.</w:t>
+              <w:t>1. ocena sporządzonego oprogramowania</w:t>
+            </w:r>
+          </w:p>
+          <w:p>
+            <w:pPr>
+              <w:spacing w:before="20" w:after="20"/>
+            </w:pPr>
+            <w:r>
+              <w:rPr>
+                <w:rFonts w:ascii="Aptos" w:hAnsi="Aptos"/>
+                <w:sz w:val="22"/>
+              </w:rPr>
+              <w:t>2. prezentacja samodzielnej pracy semestralnej</w:t>
             </w:r>
           </w:p>
         </w:tc>
@@ -3229,7 +3117,7 @@
                 <w:i w:val="0"/>
                 <w:sz w:val="22"/>
               </w:rPr>
-              <w:t>prezentacja na żywo; wykład z elementami dyskusji; studium przypadku; najlepsze praktyki; Ćwiczenia / Laboratorium/Lektorat:; praca samodzielna ucznia nad zadaniami i mini-projektami; projekt semestralny; Kryteria oceny; Student musi wykonać zgodnie z regułami sztuki kluczowe ćwiczenia prezentowane w trakcie semestru. Sprawdzana jest zgodność z zasadami ale dopuszczane są inwencja twórcza oraz kreatywność (dziedzina jest twórcza). Tworzone jest w ciągu semestru portfolio rozwojowe pokazujące eksperymenty własne i ścieżkę osiągnięć, które są następnie na końcu zajęć oceniane.; Student zobowiązany jest przedstawić większy projekt własny w którym wykorzystuje poznane techniki modelowania. Projekty są negocjowane indywidualnie już podczas semestru i można je przygotowywać w trakcie jego trwania.</w:t>
+              <w:t>ocena sporządzonego oprogramowania; prezentacja samodzielnej pracy semestralnej</w:t>
             </w:r>
           </w:p>
         </w:tc>
@@ -3287,7 +3175,7 @@
                 <w:i w:val="0"/>
                 <w:sz w:val="22"/>
               </w:rPr>
-              <w:t>prezentacja na żywo; wykład z elementami dyskusji; studium przypadku; najlepsze praktyki; Ćwiczenia / Laboratorium/Lektorat:; praca samodzielna ucznia nad zadaniami i mini-projektami; projekt semestralny; Kryteria oceny; Student musi wykonać zgodnie z regułami sztuki kluczowe ćwiczenia prezentowane w trakcie semestru. Sprawdzana jest zgodność z zasadami ale dopuszczane są inwencja twórcza oraz kreatywność (dziedzina jest twórcza). Tworzone jest w ciągu semestru portfolio rozwojowe pokazujące eksperymenty własne i ścieżkę osiągnięć, które są następnie na końcu zajęć oceniane.; Student zobowiązany jest przedstawić większy projekt własny w którym wykorzystuje poznane techniki modelowania. Projekty są negocjowane indywidualnie już podczas semestru i można je przygotowywać w trakcie jego trwania.</w:t>
+              <w:t>ocena sporządzonego oprogramowania; prezentacja samodzielnej pracy semestralnej</w:t>
             </w:r>
           </w:p>
         </w:tc>
@@ -3345,7 +3233,7 @@
                 <w:i w:val="0"/>
                 <w:sz w:val="22"/>
               </w:rPr>
-              <w:t>prezentacja na żywo; wykład z elementami dyskusji; studium przypadku; najlepsze praktyki; Ćwiczenia / Laboratorium/Lektorat:; praca samodzielna ucznia nad zadaniami i mini-projektami; projekt semestralny; Kryteria oceny; Student musi wykonać zgodnie z regułami sztuki kluczowe ćwiczenia prezentowane w trakcie semestru. Sprawdzana jest zgodność z zasadami ale dopuszczane są inwencja twórcza oraz kreatywność (dziedzina jest twórcza). Tworzone jest w ciągu semestru portfolio rozwojowe pokazujące eksperymenty własne i ścieżkę osiągnięć, które są następnie na końcu zajęć oceniane.; Student zobowiązany jest przedstawić większy projekt własny w którym wykorzystuje poznane techniki modelowania. Projekty są negocjowane indywidualnie już podczas semestru i można je przygotowywać w trakcie jego trwania.</w:t>
+              <w:t>ocena sporządzonego oprogramowania; prezentacja samodzielnej pracy semestralnej</w:t>
             </w:r>
           </w:p>
         </w:tc>
@@ -3403,7 +3291,7 @@
                 <w:i w:val="0"/>
                 <w:sz w:val="22"/>
               </w:rPr>
-              <w:t>prezentacja na żywo; wykład z elementami dyskusji; studium przypadku; najlepsze praktyki; Ćwiczenia / Laboratorium/Lektorat:; praca samodzielna ucznia nad zadaniami i mini-projektami; projekt semestralny; Kryteria oceny; Student musi wykonać zgodnie z regułami sztuki kluczowe ćwiczenia prezentowane w trakcie semestru. Sprawdzana jest zgodność z zasadami ale dopuszczane są inwencja twórcza oraz kreatywność (dziedzina jest twórcza). Tworzone jest w ciągu semestru portfolio rozwojowe pokazujące eksperymenty własne i ścieżkę osiągnięć, które są następnie na końcu zajęć oceniane.; Student zobowiązany jest przedstawić większy projekt własny w którym wykorzystuje poznane techniki modelowania. Projekty są negocjowane indywidualnie już podczas semestru i można je przygotowywać w trakcie jego trwania.</w:t>
+              <w:t>ocena sporządzonego oprogramowania; prezentacja samodzielnej pracy semestralnej</w:t>
             </w:r>
           </w:p>
         </w:tc>
@@ -3461,7 +3349,7 @@
                 <w:i w:val="0"/>
                 <w:sz w:val="22"/>
               </w:rPr>
-              <w:t>prezentacja na żywo; wykład z elementami dyskusji; studium przypadku; najlepsze praktyki; Ćwiczenia / Laboratorium/Lektorat:; praca samodzielna ucznia nad zadaniami i mini-projektami; projekt semestralny; Kryteria oceny; Student musi wykonać zgodnie z regułami sztuki kluczowe ćwiczenia prezentowane w trakcie semestru. Sprawdzana jest zgodność z zasadami ale dopuszczane są inwencja twórcza oraz kreatywność (dziedzina jest twórcza). Tworzone jest w ciągu semestru portfolio rozwojowe pokazujące eksperymenty własne i ścieżkę osiągnięć, które są następnie na końcu zajęć oceniane.; Student zobowiązany jest przedstawić większy projekt własny w którym wykorzystuje poznane techniki modelowania. Projekty są negocjowane indywidualnie już podczas semestru i można je przygotowywać w trakcie jego trwania.</w:t>
+              <w:t>ocena sporządzonego oprogramowania; prezentacja samodzielnej pracy semestralnej</w:t>
             </w:r>
           </w:p>
         </w:tc>
@@ -3519,7 +3407,7 @@
                 <w:i w:val="0"/>
                 <w:sz w:val="22"/>
               </w:rPr>
-              <w:t>prezentacja na żywo; wykład z elementami dyskusji; studium przypadku; najlepsze praktyki; Ćwiczenia / Laboratorium/Lektorat:; praca samodzielna ucznia nad zadaniami i mini-projektami; projekt semestralny; Kryteria oceny; Student musi wykonać zgodnie z regułami sztuki kluczowe ćwiczenia prezentowane w trakcie semestru. Sprawdzana jest zgodność z zasadami ale dopuszczane są inwencja twórcza oraz kreatywność (dziedzina jest twórcza). Tworzone jest w ciągu semestru portfolio rozwojowe pokazujące eksperymenty własne i ścieżkę osiągnięć, które są następnie na końcu zajęć oceniane.; Student zobowiązany jest przedstawić większy projekt własny w którym wykorzystuje poznane techniki modelowania. Projekty są negocjowane indywidualnie już podczas semestru i można je przygotowywać w trakcie jego trwania.</w:t>
+              <w:t>ocena sporządzonego oprogramowania; prezentacja samodzielnej pracy semestralnej</w:t>
             </w:r>
           </w:p>
         </w:tc>
@@ -3577,7 +3465,7 @@
                 <w:i w:val="0"/>
                 <w:sz w:val="22"/>
               </w:rPr>
-              <w:t>prezentacja na żywo; wykład z elementami dyskusji; studium przypadku; najlepsze praktyki; Ćwiczenia / Laboratorium/Lektorat:; praca samodzielna ucznia nad zadaniami i mini-projektami; projekt semestralny; Kryteria oceny; Student musi wykonać zgodnie z regułami sztuki kluczowe ćwiczenia prezentowane w trakcie semestru. Sprawdzana jest zgodność z zasadami ale dopuszczane są inwencja twórcza oraz kreatywność (dziedzina jest twórcza). Tworzone jest w ciągu semestru portfolio rozwojowe pokazujące eksperymenty własne i ścieżkę osiągnięć, które są następnie na końcu zajęć oceniane.; Student zobowiązany jest przedstawić większy projekt własny w którym wykorzystuje poznane techniki modelowania. Projekty są negocjowane indywidualnie już podczas semestru i można je przygotowywać w trakcie jego trwania.</w:t>
+              <w:t>ocena sporządzonego oprogramowania; prezentacja samodzielnej pracy semestralnej</w:t>
             </w:r>
           </w:p>
         </w:tc>
@@ -3635,7 +3523,7 @@
                 <w:i w:val="0"/>
                 <w:sz w:val="22"/>
               </w:rPr>
-              <w:t>prezentacja na żywo; wykład z elementami dyskusji; studium przypadku; najlepsze praktyki; Ćwiczenia / Laboratorium/Lektorat:; praca samodzielna ucznia nad zadaniami i mini-projektami; projekt semestralny; Kryteria oceny; Student musi wykonać zgodnie z regułami sztuki kluczowe ćwiczenia prezentowane w trakcie semestru. Sprawdzana jest zgodność z zasadami ale dopuszczane są inwencja twórcza oraz kreatywność (dziedzina jest twórcza). Tworzone jest w ciągu semestru portfolio rozwojowe pokazujące eksperymenty własne i ścieżkę osiągnięć, które są następnie na końcu zajęć oceniane.; Student zobowiązany jest przedstawić większy projekt własny w którym wykorzystuje poznane techniki modelowania. Projekty są negocjowane indywidualnie już podczas semestru i można je przygotowywać w trakcie jego trwania.</w:t>
+              <w:t>ocena sporządzonego oprogramowania; prezentacja samodzielnej pracy semestralnej</w:t>
             </w:r>
           </w:p>
         </w:tc>
@@ -3693,7 +3581,7 @@
                 <w:i w:val="0"/>
                 <w:sz w:val="22"/>
               </w:rPr>
-              <w:t>prezentacja na żywo; wykład z elementami dyskusji; studium przypadku; najlepsze praktyki; Ćwiczenia / Laboratorium/Lektorat:; praca samodzielna ucznia nad zadaniami i mini-projektami; projekt semestralny; Kryteria oceny; Student musi wykonać zgodnie z regułami sztuki kluczowe ćwiczenia prezentowane w trakcie semestru. Sprawdzana jest zgodność z zasadami ale dopuszczane są inwencja twórcza oraz kreatywność (dziedzina jest twórcza). Tworzone jest w ciągu semestru portfolio rozwojowe pokazujące eksperymenty własne i ścieżkę osiągnięć, które są następnie na końcu zajęć oceniane.; Student zobowiązany jest przedstawić większy projekt własny w którym wykorzystuje poznane techniki modelowania. Projekty są negocjowane indywidualnie już podczas semestru i można je przygotowywać w trakcie jego trwania.</w:t>
+              <w:t>ocena sporządzonego oprogramowania; prezentacja samodzielnej pracy semestralnej</w:t>
             </w:r>
           </w:p>
         </w:tc>
@@ -3751,7 +3639,7 @@
                 <w:i w:val="0"/>
                 <w:sz w:val="22"/>
               </w:rPr>
-              <w:t>prezentacja na żywo; wykład z elementami dyskusji; studium przypadku; najlepsze praktyki; Ćwiczenia / Laboratorium/Lektorat:; praca samodzielna ucznia nad zadaniami i mini-projektami; projekt semestralny; Kryteria oceny; Student musi wykonać zgodnie z regułami sztuki kluczowe ćwiczenia prezentowane w trakcie semestru. Sprawdzana jest zgodność z zasadami ale dopuszczane są inwencja twórcza oraz kreatywność (dziedzina jest twórcza). Tworzone jest w ciągu semestru portfolio rozwojowe pokazujące eksperymenty własne i ścieżkę osiągnięć, które są następnie na końcu zajęć oceniane.; Student zobowiązany jest przedstawić większy projekt własny w którym wykorzystuje poznane techniki modelowania. Projekty są negocjowane indywidualnie już podczas semestru i można je przygotowywać w trakcie jego trwania.</w:t>
+              <w:t>ocena sporządzonego oprogramowania; prezentacja samodzielnej pracy semestralnej</w:t>
             </w:r>
           </w:p>
         </w:tc>
@@ -3809,7 +3697,7 @@
                 <w:i w:val="0"/>
                 <w:sz w:val="22"/>
               </w:rPr>
-              <w:t>prezentacja na żywo; wykład z elementami dyskusji; studium przypadku; najlepsze praktyki; Ćwiczenia / Laboratorium/Lektorat:; praca samodzielna ucznia nad zadaniami i mini-projektami; projekt semestralny; Kryteria oceny; Student musi wykonać zgodnie z regułami sztuki kluczowe ćwiczenia prezentowane w trakcie semestru. Sprawdzana jest zgodność z zasadami ale dopuszczane są inwencja twórcza oraz kreatywność (dziedzina jest twórcza). Tworzone jest w ciągu semestru portfolio rozwojowe pokazujące eksperymenty własne i ścieżkę osiągnięć, które są następnie na końcu zajęć oceniane.; Student zobowiązany jest przedstawić większy projekt własny w którym wykorzystuje poznane techniki modelowania. Projekty są negocjowane indywidualnie już podczas semestru i można je przygotowywać w trakcie jego trwania.</w:t>
+              <w:t>ocena sporządzonego oprogramowania; prezentacja samodzielnej pracy semestralnej</w:t>
             </w:r>
           </w:p>
         </w:tc>
@@ -3867,7 +3755,7 @@
                 <w:i w:val="0"/>
                 <w:sz w:val="22"/>
               </w:rPr>
-              <w:t>prezentacja na żywo; wykład z elementami dyskusji; studium przypadku; najlepsze praktyki; Ćwiczenia / Laboratorium/Lektorat:; praca samodzielna ucznia nad zadaniami i mini-projektami; projekt semestralny; Kryteria oceny; Student musi wykonać zgodnie z regułami sztuki kluczowe ćwiczenia prezentowane w trakcie semestru. Sprawdzana jest zgodność z zasadami ale dopuszczane są inwencja twórcza oraz kreatywność (dziedzina jest twórcza). Tworzone jest w ciągu semestru portfolio rozwojowe pokazujące eksperymenty własne i ścieżkę osiągnięć, które są następnie na końcu zajęć oceniane.; Student zobowiązany jest przedstawić większy projekt własny w którym wykorzystuje poznane techniki modelowania. Projekty są negocjowane indywidualnie już podczas semestru i można je przygotowywać w trakcie jego trwania.</w:t>
+              <w:t>ocena sporządzonego oprogramowania; prezentacja samodzielnej pracy semestralnej</w:t>
             </w:r>
           </w:p>
         </w:tc>
@@ -3925,7 +3813,7 @@
                 <w:i w:val="0"/>
                 <w:sz w:val="22"/>
               </w:rPr>
-              <w:t>prezentacja na żywo; wykład z elementami dyskusji; studium przypadku; najlepsze praktyki; Ćwiczenia / Laboratorium/Lektorat:; praca samodzielna ucznia nad zadaniami i mini-projektami; projekt semestralny; Kryteria oceny; Student musi wykonać zgodnie z regułami sztuki kluczowe ćwiczenia prezentowane w trakcie semestru. Sprawdzana jest zgodność z zasadami ale dopuszczane są inwencja twórcza oraz kreatywność (dziedzina jest twórcza). Tworzone jest w ciągu semestru portfolio rozwojowe pokazujące eksperymenty własne i ścieżkę osiągnięć, które są następnie na końcu zajęć oceniane.; Student zobowiązany jest przedstawić większy projekt własny w którym wykorzystuje poznane techniki modelowania. Projekty są negocjowane indywidualnie już podczas semestru i można je przygotowywać w trakcie jego trwania.</w:t>
+              <w:t>ocena sporządzonego oprogramowania; prezentacja samodzielnej pracy semestralnej</w:t>
             </w:r>
           </w:p>
         </w:tc>
@@ -3983,7 +3871,7 @@
                 <w:i w:val="0"/>
                 <w:sz w:val="22"/>
               </w:rPr>
-              <w:t>prezentacja na żywo; wykład z elementami dyskusji; studium przypadku; najlepsze praktyki; Ćwiczenia / Laboratorium/Lektorat:; praca samodzielna ucznia nad zadaniami i mini-projektami; projekt semestralny; Kryteria oceny; Student musi wykonać zgodnie z regułami sztuki kluczowe ćwiczenia prezentowane w trakcie semestru. Sprawdzana jest zgodność z zasadami ale dopuszczane są inwencja twórcza oraz kreatywność (dziedzina jest twórcza). Tworzone jest w ciągu semestru portfolio rozwojowe pokazujące eksperymenty własne i ścieżkę osiągnięć, które są następnie na końcu zajęć oceniane.; Student zobowiązany jest przedstawić większy projekt własny w którym wykorzystuje poznane techniki modelowania. Projekty są negocjowane indywidualnie już podczas semestru i można je przygotowywać w trakcie jego trwania.</w:t>
+              <w:t>ocena sporządzonego oprogramowania; prezentacja samodzielnej pracy semestralnej</w:t>
             </w:r>
           </w:p>
         </w:tc>
@@ -4041,7 +3929,7 @@
                 <w:i w:val="0"/>
                 <w:sz w:val="22"/>
               </w:rPr>
-              <w:t>prezentacja na żywo; wykład z elementami dyskusji; studium przypadku; najlepsze praktyki; Ćwiczenia / Laboratorium/Lektorat:; praca samodzielna ucznia nad zadaniami i mini-projektami; projekt semestralny; Kryteria oceny; Student musi wykonać zgodnie z regułami sztuki kluczowe ćwiczenia prezentowane w trakcie semestru. Sprawdzana jest zgodność z zasadami ale dopuszczane są inwencja twórcza oraz kreatywność (dziedzina jest twórcza). Tworzone jest w ciągu semestru portfolio rozwojowe pokazujące eksperymenty własne i ścieżkę osiągnięć, które są następnie na końcu zajęć oceniane.; Student zobowiązany jest przedstawić większy projekt własny w którym wykorzystuje poznane techniki modelowania. Projekty są negocjowane indywidualnie już podczas semestru i można je przygotowywać w trakcie jego trwania.</w:t>
+              <w:t>ocena sporządzonego oprogramowania; prezentacja samodzielnej pracy semestralnej</w:t>
             </w:r>
           </w:p>
         </w:tc>
@@ -4099,7 +3987,7 @@
                 <w:i w:val="0"/>
                 <w:sz w:val="22"/>
               </w:rPr>
-              <w:t>prezentacja na żywo; wykład z elementami dyskusji; studium przypadku; najlepsze praktyki; Ćwiczenia / Laboratorium/Lektorat:; praca samodzielna ucznia nad zadaniami i mini-projektami; projekt semestralny; Kryteria oceny; Student musi wykonać zgodnie z regułami sztuki kluczowe ćwiczenia prezentowane w trakcie semestru. Sprawdzana jest zgodność z zasadami ale dopuszczane są inwencja twórcza oraz kreatywność (dziedzina jest twórcza). Tworzone jest w ciągu semestru portfolio rozwojowe pokazujące eksperymenty własne i ścieżkę osiągnięć, które są następnie na końcu zajęć oceniane.; Student zobowiązany jest przedstawić większy projekt własny w którym wykorzystuje poznane techniki modelowania. Projekty są negocjowane indywidualnie już podczas semestru i można je przygotowywać w trakcie jego trwania.</w:t>
+              <w:t>ocena sporządzonego oprogramowania; prezentacja samodzielnej pracy semestralnej</w:t>
             </w:r>
           </w:p>
         </w:tc>
@@ -4157,7 +4045,7 @@
                 <w:i w:val="0"/>
                 <w:sz w:val="22"/>
               </w:rPr>
-              <w:t>prezentacja na żywo; wykład z elementami dyskusji; studium przypadku; najlepsze praktyki; Ćwiczenia / Laboratorium/Lektorat:; praca samodzielna ucznia nad zadaniami i mini-projektami; projekt semestralny; Kryteria oceny; Student musi wykonać zgodnie z regułami sztuki kluczowe ćwiczenia prezentowane w trakcie semestru. Sprawdzana jest zgodność z zasadami ale dopuszczane są inwencja twórcza oraz kreatywność (dziedzina jest twórcza). Tworzone jest w ciągu semestru portfolio rozwojowe pokazujące eksperymenty własne i ścieżkę osiągnięć, które są następnie na końcu zajęć oceniane.; Student zobowiązany jest przedstawić większy projekt własny w którym wykorzystuje poznane techniki modelowania. Projekty są negocjowane indywidualnie już podczas semestru i można je przygotowywać w trakcie jego trwania.</w:t>
+              <w:t>ocena sporządzonego oprogramowania; prezentacja samodzielnej pracy semestralnej</w:t>
             </w:r>
           </w:p>
         </w:tc>
@@ -4215,7 +4103,7 @@
                 <w:i w:val="0"/>
                 <w:sz w:val="22"/>
               </w:rPr>
-              <w:t>prezentacja na żywo; wykład z elementami dyskusji; studium przypadku; najlepsze praktyki; Ćwiczenia / Laboratorium/Lektorat:; praca samodzielna ucznia nad zadaniami i mini-projektami; projekt semestralny; Kryteria oceny; Student musi wykonać zgodnie z regułami sztuki kluczowe ćwiczenia prezentowane w trakcie semestru. Sprawdzana jest zgodność z zasadami ale dopuszczane są inwencja twórcza oraz kreatywność (dziedzina jest twórcza). Tworzone jest w ciągu semestru portfolio rozwojowe pokazujące eksperymenty własne i ścieżkę osiągnięć, które są następnie na końcu zajęć oceniane.; Student zobowiązany jest przedstawić większy projekt własny w którym wykorzystuje poznane techniki modelowania. Projekty są negocjowane indywidualnie już podczas semestru i można je przygotowywać w trakcie jego trwania.</w:t>
+              <w:t>ocena sporządzonego oprogramowania; prezentacja samodzielnej pracy semestralnej</w:t>
             </w:r>
           </w:p>
         </w:tc>
@@ -4273,7 +4161,7 @@
                 <w:i w:val="0"/>
                 <w:sz w:val="22"/>
               </w:rPr>
-              <w:t>prezentacja na żywo; wykład z elementami dyskusji; studium przypadku; najlepsze praktyki; Ćwiczenia / Laboratorium/Lektorat:; praca samodzielna ucznia nad zadaniami i mini-projektami; projekt semestralny; Kryteria oceny; Student musi wykonać zgodnie z regułami sztuki kluczowe ćwiczenia prezentowane w trakcie semestru. Sprawdzana jest zgodność z zasadami ale dopuszczane są inwencja twórcza oraz kreatywność (dziedzina jest twórcza). Tworzone jest w ciągu semestru portfolio rozwojowe pokazujące eksperymenty własne i ścieżkę osiągnięć, które są następnie na końcu zajęć oceniane.; Student zobowiązany jest przedstawić większy projekt własny w którym wykorzystuje poznane techniki modelowania. Projekty są negocjowane indywidualnie już podczas semestru i można je przygotowywać w trakcie jego trwania.</w:t>
+              <w:t>ocena sporządzonego oprogramowania; prezentacja samodzielnej pracy semestralnej</w:t>
             </w:r>
           </w:p>
         </w:tc>
@@ -4331,7 +4219,7 @@
                 <w:i w:val="0"/>
                 <w:sz w:val="22"/>
               </w:rPr>
-              <w:t>prezentacja na żywo; wykład z elementami dyskusji; studium przypadku; najlepsze praktyki; Ćwiczenia / Laboratorium/Lektorat:; praca samodzielna ucznia nad zadaniami i mini-projektami; projekt semestralny; Kryteria oceny; Student musi wykonać zgodnie z regułami sztuki kluczowe ćwiczenia prezentowane w trakcie semestru. Sprawdzana jest zgodność z zasadami ale dopuszczane są inwencja twórcza oraz kreatywność (dziedzina jest twórcza). Tworzone jest w ciągu semestru portfolio rozwojowe pokazujące eksperymenty własne i ścieżkę osiągnięć, które są następnie na końcu zajęć oceniane.; Student zobowiązany jest przedstawić większy projekt własny w którym wykorzystuje poznane techniki modelowania. Projekty są negocjowane indywidualnie już podczas semestru i można je przygotowywać w trakcie jego trwania.</w:t>
+              <w:t>ocena sporządzonego oprogramowania; prezentacja samodzielnej pracy semestralnej</w:t>
             </w:r>
           </w:p>
         </w:tc>
@@ -4389,7 +4277,7 @@
                 <w:i w:val="0"/>
                 <w:sz w:val="22"/>
               </w:rPr>
-              <w:t>prezentacja na żywo; wykład z elementami dyskusji; studium przypadku; najlepsze praktyki; Ćwiczenia / Laboratorium/Lektorat:; praca samodzielna ucznia nad zadaniami i mini-projektami; projekt semestralny; Kryteria oceny; Student musi wykonać zgodnie z regułami sztuki kluczowe ćwiczenia prezentowane w trakcie semestru. Sprawdzana jest zgodność z zasadami ale dopuszczane są inwencja twórcza oraz kreatywność (dziedzina jest twórcza). Tworzone jest w ciągu semestru portfolio rozwojowe pokazujące eksperymenty własne i ścieżkę osiągnięć, które są następnie na końcu zajęć oceniane.; Student zobowiązany jest przedstawić większy projekt własny w którym wykorzystuje poznane techniki modelowania. Projekty są negocjowane indywidualnie już podczas semestru i można je przygotowywać w trakcie jego trwania.</w:t>
+              <w:t>ocena sporządzonego oprogramowania; prezentacja samodzielnej pracy semestralnej</w:t>
             </w:r>
           </w:p>
         </w:tc>
@@ -4447,7 +4335,7 @@
                 <w:i w:val="0"/>
                 <w:sz w:val="22"/>
               </w:rPr>
-              <w:t>prezentacja na żywo; wykład z elementami dyskusji; studium przypadku; najlepsze praktyki; Ćwiczenia / Laboratorium/Lektorat:; praca samodzielna ucznia nad zadaniami i mini-projektami; projekt semestralny; Kryteria oceny; Student musi wykonać zgodnie z regułami sztuki kluczowe ćwiczenia prezentowane w trakcie semestru. Sprawdzana jest zgodność z zasadami ale dopuszczane są inwencja twórcza oraz kreatywność (dziedzina jest twórcza). Tworzone jest w ciągu semestru portfolio rozwojowe pokazujące eksperymenty własne i ścieżkę osiągnięć, które są następnie na końcu zajęć oceniane.; Student zobowiązany jest przedstawić większy projekt własny w którym wykorzystuje poznane techniki modelowania. Projekty są negocjowane indywidualnie już podczas semestru i można je przygotowywać w trakcie jego trwania.</w:t>
+              <w:t>ocena sporządzonego oprogramowania; prezentacja samodzielnej pracy semestralnej</w:t>
             </w:r>
           </w:p>
         </w:tc>
@@ -4505,7 +4393,7 @@
                 <w:i w:val="0"/>
                 <w:sz w:val="22"/>
               </w:rPr>
-              <w:t>prezentacja na żywo; wykład z elementami dyskusji; studium przypadku; najlepsze praktyki; Ćwiczenia / Laboratorium/Lektorat:; praca samodzielna ucznia nad zadaniami i mini-projektami; projekt semestralny; Kryteria oceny; Student musi wykonać zgodnie z regułami sztuki kluczowe ćwiczenia prezentowane w trakcie semestru. Sprawdzana jest zgodność z zasadami ale dopuszczane są inwencja twórcza oraz kreatywność (dziedzina jest twórcza). Tworzone jest w ciągu semestru portfolio rozwojowe pokazujące eksperymenty własne i ścieżkę osiągnięć, które są następnie na końcu zajęć oceniane.; Student zobowiązany jest przedstawić większy projekt własny w którym wykorzystuje poznane techniki modelowania. Projekty są negocjowane indywidualnie już podczas semestru i można je przygotowywać w trakcie jego trwania.</w:t>
+              <w:t>ocena sporządzonego oprogramowania; prezentacja samodzielnej pracy semestralnej</w:t>
             </w:r>
           </w:p>
         </w:tc>
@@ -4563,7 +4451,7 @@
                 <w:i w:val="0"/>
                 <w:sz w:val="22"/>
               </w:rPr>
-              <w:t>prezentacja na żywo; wykład z elementami dyskusji; studium przypadku; najlepsze praktyki; Ćwiczenia / Laboratorium/Lektorat:; praca samodzielna ucznia nad zadaniami i mini-projektami; projekt semestralny; Kryteria oceny; Student musi wykonać zgodnie z regułami sztuki kluczowe ćwiczenia prezentowane w trakcie semestru. Sprawdzana jest zgodność z zasadami ale dopuszczane są inwencja twórcza oraz kreatywność (dziedzina jest twórcza). Tworzone jest w ciągu semestru portfolio rozwojowe pokazujące eksperymenty własne i ścieżkę osiągnięć, które są następnie na końcu zajęć oceniane.; Student zobowiązany jest przedstawić większy projekt własny w którym wykorzystuje poznane techniki modelowania. Projekty są negocjowane indywidualnie już podczas semestru i można je przygotowywać w trakcie jego trwania.</w:t>
+              <w:t>ocena sporządzonego oprogramowania; prezentacja samodzielnej pracy semestralnej</w:t>
             </w:r>
           </w:p>
         </w:tc>
@@ -4621,7 +4509,7 @@
                 <w:i w:val="0"/>
                 <w:sz w:val="22"/>
               </w:rPr>
-              <w:t>prezentacja na żywo; wykład z elementami dyskusji; studium przypadku; najlepsze praktyki; Ćwiczenia / Laboratorium/Lektorat:; praca samodzielna ucznia nad zadaniami i mini-projektami; projekt semestralny; Kryteria oceny; Student musi wykonać zgodnie z regułami sztuki kluczowe ćwiczenia prezentowane w trakcie semestru. Sprawdzana jest zgodność z zasadami ale dopuszczane są inwencja twórcza oraz kreatywność (dziedzina jest twórcza). Tworzone jest w ciągu semestru portfolio rozwojowe pokazujące eksperymenty własne i ścieżkę osiągnięć, które są następnie na końcu zajęć oceniane.; Student zobowiązany jest przedstawić większy projekt własny w którym wykorzystuje poznane techniki modelowania. Projekty są negocjowane indywidualnie już podczas semestru i można je przygotowywać w trakcie jego trwania.</w:t>
+              <w:t>ocena sporządzonego oprogramowania; prezentacja samodzielnej pracy semestralnej</w:t>
             </w:r>
           </w:p>
         </w:tc>
@@ -4679,7 +4567,7 @@
                 <w:i w:val="0"/>
                 <w:sz w:val="22"/>
               </w:rPr>
-              <w:t>prezentacja na żywo; wykład z elementami dyskusji; studium przypadku; najlepsze praktyki; Ćwiczenia / Laboratorium/Lektorat:; praca samodzielna ucznia nad zadaniami i mini-projektami; projekt semestralny; Kryteria oceny; Student musi wykonać zgodnie z regułami sztuki kluczowe ćwiczenia prezentowane w trakcie semestru. Sprawdzana jest zgodność z zasadami ale dopuszczane są inwencja twórcza oraz kreatywność (dziedzina jest twórcza). Tworzone jest w ciągu semestru portfolio rozwojowe pokazujące eksperymenty własne i ścieżkę osiągnięć, które są następnie na końcu zajęć oceniane.; Student zobowiązany jest przedstawić większy projekt własny w którym wykorzystuje poznane techniki modelowania. Projekty są negocjowane indywidualnie już podczas semestru i można je przygotowywać w trakcie jego trwania.</w:t>
+              <w:t>ocena sporządzonego oprogramowania; prezentacja samodzielnej pracy semestralnej</w:t>
             </w:r>
           </w:p>
         </w:tc>
@@ -4737,7 +4625,7 @@
                 <w:i w:val="0"/>
                 <w:sz w:val="22"/>
               </w:rPr>
-              <w:t>prezentacja na żywo; wykład z elementami dyskusji; studium przypadku; najlepsze praktyki; Ćwiczenia / Laboratorium/Lektorat:; praca samodzielna ucznia nad zadaniami i mini-projektami; projekt semestralny; Kryteria oceny; Student musi wykonać zgodnie z regułami sztuki kluczowe ćwiczenia prezentowane w trakcie semestru. Sprawdzana jest zgodność z zasadami ale dopuszczane są inwencja twórcza oraz kreatywność (dziedzina jest twórcza). Tworzone jest w ciągu semestru portfolio rozwojowe pokazujące eksperymenty własne i ścieżkę osiągnięć, które są następnie na końcu zajęć oceniane.; Student zobowiązany jest przedstawić większy projekt własny w którym wykorzystuje poznane techniki modelowania. Projekty są negocjowane indywidualnie już podczas semestru i można je przygotowywać w trakcie jego trwania.</w:t>
+              <w:t>ocena sporządzonego oprogramowania; prezentacja samodzielnej pracy semestralnej</w:t>
             </w:r>
           </w:p>
         </w:tc>
@@ -4795,7 +4683,7 @@
                 <w:i w:val="0"/>
                 <w:sz w:val="22"/>
               </w:rPr>
-              <w:t>prezentacja na żywo; wykład z elementami dyskusji; studium przypadku; najlepsze praktyki; Ćwiczenia / Laboratorium/Lektorat:; praca samodzielna ucznia nad zadaniami i mini-projektami; projekt semestralny; Kryteria oceny; Student musi wykonać zgodnie z regułami sztuki kluczowe ćwiczenia prezentowane w trakcie semestru. Sprawdzana jest zgodność z zasadami ale dopuszczane są inwencja twórcza oraz kreatywność (dziedzina jest twórcza). Tworzone jest w ciągu semestru portfolio rozwojowe pokazujące eksperymenty własne i ścieżkę osiągnięć, które są następnie na końcu zajęć oceniane.; Student zobowiązany jest przedstawić większy projekt własny w którym wykorzystuje poznane techniki modelowania. Projekty są negocjowane indywidualnie już podczas semestru i można je przygotowywać w trakcie jego trwania.</w:t>
+              <w:t>ocena sporządzonego oprogramowania; prezentacja samodzielnej pracy semestralnej</w:t>
             </w:r>
           </w:p>
         </w:tc>
@@ -4853,7 +4741,7 @@
                 <w:i w:val="0"/>
                 <w:sz w:val="22"/>
               </w:rPr>
-              <w:t>prezentacja na żywo; wykład z elementami dyskusji; studium przypadku; najlepsze praktyki; Ćwiczenia / Laboratorium/Lektorat:; praca samodzielna ucznia nad zadaniami i mini-projektami; projekt semestralny; Kryteria oceny; Student musi wykonać zgodnie z regułami sztuki kluczowe ćwiczenia prezentowane w trakcie semestru. Sprawdzana jest zgodność z zasadami ale dopuszczane są inwencja twórcza oraz kreatywność (dziedzina jest twórcza). Tworzone jest w ciągu semestru portfolio rozwojowe pokazujące eksperymenty własne i ścieżkę osiągnięć, które są następnie na końcu zajęć oceniane.; Student zobowiązany jest przedstawić większy projekt własny w którym wykorzystuje poznane techniki modelowania. Projekty są negocjowane indywidualnie już podczas semestru i można je przygotowywać w trakcie jego trwania.</w:t>
+              <w:t>ocena sporządzonego oprogramowania; prezentacja samodzielnej pracy semestralnej</w:t>
             </w:r>
           </w:p>
         </w:tc>
@@ -4911,7 +4799,7 @@
                 <w:i w:val="0"/>
                 <w:sz w:val="22"/>
               </w:rPr>
-              <w:t>prezentacja na żywo; wykład z elementami dyskusji; studium przypadku; najlepsze praktyki; Ćwiczenia / Laboratorium/Lektorat:; praca samodzielna ucznia nad zadaniami i mini-projektami; projekt semestralny; Kryteria oceny; Student musi wykonać zgodnie z regułami sztuki kluczowe ćwiczenia prezentowane w trakcie semestru. Sprawdzana jest zgodność z zasadami ale dopuszczane są inwencja twórcza oraz kreatywność (dziedzina jest twórcza). Tworzone jest w ciągu semestru portfolio rozwojowe pokazujące eksperymenty własne i ścieżkę osiągnięć, które są następnie na końcu zajęć oceniane.; Student zobowiązany jest przedstawić większy projekt własny w którym wykorzystuje poznane techniki modelowania. Projekty są negocjowane indywidualnie już podczas semestru i można je przygotowywać w trakcie jego trwania.</w:t>
+              <w:t>ocena sporządzonego oprogramowania; prezentacja samodzielnej pracy semestralnej</w:t>
             </w:r>
           </w:p>
         </w:tc>
@@ -4969,7 +4857,7 @@
                 <w:i w:val="0"/>
                 <w:sz w:val="22"/>
               </w:rPr>
-              <w:t>prezentacja na żywo; wykład z elementami dyskusji; studium przypadku; najlepsze praktyki; Ćwiczenia / Laboratorium/Lektorat:; praca samodzielna ucznia nad zadaniami i mini-projektami; projekt semestralny; Kryteria oceny; Student musi wykonać zgodnie z regułami sztuki kluczowe ćwiczenia prezentowane w trakcie semestru. Sprawdzana jest zgodność z zasadami ale dopuszczane są inwencja twórcza oraz kreatywność (dziedzina jest twórcza). Tworzone jest w ciągu semestru portfolio rozwojowe pokazujące eksperymenty własne i ścieżkę osiągnięć, które są następnie na końcu zajęć oceniane.; Student zobowiązany jest przedstawić większy projekt własny w którym wykorzystuje poznane techniki modelowania. Projekty są negocjowane indywidualnie już podczas semestru i można je przygotowywać w trakcie jego trwania.</w:t>
+              <w:t>ocena sporządzonego oprogramowania; prezentacja samodzielnej pracy semestralnej</w:t>
             </w:r>
           </w:p>
         </w:tc>
@@ -5027,7 +4915,7 @@
                 <w:i w:val="0"/>
                 <w:sz w:val="22"/>
               </w:rPr>
-              <w:t>prezentacja na żywo; wykład z elementami dyskusji; studium przypadku; najlepsze praktyki; Ćwiczenia / Laboratorium/Lektorat:; praca samodzielna ucznia nad zadaniami i mini-projektami; projekt semestralny; Kryteria oceny; Student musi wykonać zgodnie z regułami sztuki kluczowe ćwiczenia prezentowane w trakcie semestru. Sprawdzana jest zgodność z zasadami ale dopuszczane są inwencja twórcza oraz kreatywność (dziedzina jest twórcza). Tworzone jest w ciągu semestru portfolio rozwojowe pokazujące eksperymenty własne i ścieżkę osiągnięć, które są następnie na końcu zajęć oceniane.; Student zobowiązany jest przedstawić większy projekt własny w którym wykorzystuje poznane techniki modelowania. Projekty są negocjowane indywidualnie już podczas semestru i można je przygotowywać w trakcie jego trwania.</w:t>
+              <w:t>ocena sporządzonego oprogramowania; prezentacja samodzielnej pracy semestralnej</w:t>
             </w:r>
           </w:p>
         </w:tc>
@@ -5085,7 +4973,7 @@
                 <w:i w:val="0"/>
                 <w:sz w:val="22"/>
               </w:rPr>
-              <w:t>prezentacja na żywo; wykład z elementami dyskusji; studium przypadku; najlepsze praktyki; Ćwiczenia / Laboratorium/Lektorat:; praca samodzielna ucznia nad zadaniami i mini-projektami; projekt semestralny; Kryteria oceny; Student musi wykonać zgodnie z regułami sztuki kluczowe ćwiczenia prezentowane w trakcie semestru. Sprawdzana jest zgodność z zasadami ale dopuszczane są inwencja twórcza oraz kreatywność (dziedzina jest twórcza). Tworzone jest w ciągu semestru portfolio rozwojowe pokazujące eksperymenty własne i ścieżkę osiągnięć, które są następnie na końcu zajęć oceniane.; Student zobowiązany jest przedstawić większy projekt własny w którym wykorzystuje poznane techniki modelowania. Projekty są negocjowane indywidualnie już podczas semestru i można je przygotowywać w trakcie jego trwania.</w:t>
+              <w:t>ocena sporządzonego oprogramowania; prezentacja samodzielnej pracy semestralnej</w:t>
             </w:r>
           </w:p>
         </w:tc>
@@ -5143,7 +5031,7 @@
                 <w:i w:val="0"/>
                 <w:sz w:val="22"/>
               </w:rPr>
-              <w:t>prezentacja na żywo; wykład z elementami dyskusji; studium przypadku; najlepsze praktyki; Ćwiczenia / Laboratorium/Lektorat:; praca samodzielna ucznia nad zadaniami i mini-projektami; projekt semestralny; Kryteria oceny; Student musi wykonać zgodnie z regułami sztuki kluczowe ćwiczenia prezentowane w trakcie semestru. Sprawdzana jest zgodność z zasadami ale dopuszczane są inwencja twórcza oraz kreatywność (dziedzina jest twórcza). Tworzone jest w ciągu semestru portfolio rozwojowe pokazujące eksperymenty własne i ścieżkę osiągnięć, które są następnie na końcu zajęć oceniane.; Student zobowiązany jest przedstawić większy projekt własny w którym wykorzystuje poznane techniki modelowania. Projekty są negocjowane indywidualnie już podczas semestru i można je przygotowywać w trakcie jego trwania.</w:t>
+              <w:t>ocena sporządzonego oprogramowania; prezentacja samodzielnej pracy semestralnej</w:t>
             </w:r>
           </w:p>
         </w:tc>
@@ -5201,7 +5089,7 @@
                 <w:i w:val="0"/>
                 <w:sz w:val="22"/>
               </w:rPr>
-              <w:t>prezentacja na żywo; wykład z elementami dyskusji; studium przypadku; najlepsze praktyki; Ćwiczenia / Laboratorium/Lektorat:; praca samodzielna ucznia nad zadaniami i mini-projektami; projekt semestralny; Kryteria oceny; Student musi wykonać zgodnie z regułami sztuki kluczowe ćwiczenia prezentowane w trakcie semestru. Sprawdzana jest zgodność z zasadami ale dopuszczane są inwencja twórcza oraz kreatywność (dziedzina jest twórcza). Tworzone jest w ciągu semestru portfolio rozwojowe pokazujące eksperymenty własne i ścieżkę osiągnięć, które są następnie na końcu zajęć oceniane.; Student zobowiązany jest przedstawić większy projekt własny w którym wykorzystuje poznane techniki modelowania. Projekty są negocjowane indywidualnie już podczas semestru i można je przygotowywać w trakcie jego trwania.</w:t>
+              <w:t>ocena sporządzonego oprogramowania; prezentacja samodzielnej pracy semestralnej</w:t>
             </w:r>
           </w:p>
         </w:tc>
@@ -5259,7 +5147,7 @@
                 <w:i w:val="0"/>
                 <w:sz w:val="22"/>
               </w:rPr>
-              <w:t>prezentacja na żywo; wykład z elementami dyskusji; studium przypadku; najlepsze praktyki; Ćwiczenia / Laboratorium/Lektorat:; praca samodzielna ucznia nad zadaniami i mini-projektami; projekt semestralny; Kryteria oceny; Student musi wykonać zgodnie z regułami sztuki kluczowe ćwiczenia prezentowane w trakcie semestru. Sprawdzana jest zgodność z zasadami ale dopuszczane są inwencja twórcza oraz kreatywność (dziedzina jest twórcza). Tworzone jest w ciągu semestru portfolio rozwojowe pokazujące eksperymenty własne i ścieżkę osiągnięć, które są następnie na końcu zajęć oceniane.; Student zobowiązany jest przedstawić większy projekt własny w którym wykorzystuje poznane techniki modelowania. Projekty są negocjowane indywidualnie już podczas semestru i można je przygotowywać w trakcie jego trwania.</w:t>
+              <w:t>ocena sporządzonego oprogramowania; prezentacja samodzielnej pracy semestralnej</w:t>
             </w:r>
           </w:p>
         </w:tc>
@@ -5317,7 +5205,7 @@
                 <w:i w:val="0"/>
                 <w:sz w:val="22"/>
               </w:rPr>
-              <w:t>prezentacja na żywo; wykład z elementami dyskusji; studium przypadku; najlepsze praktyki; Ćwiczenia / Laboratorium/Lektorat:; praca samodzielna ucznia nad zadaniami i mini-projektami; projekt semestralny; Kryteria oceny; Student musi wykonać zgodnie z regułami sztuki kluczowe ćwiczenia prezentowane w trakcie semestru. Sprawdzana jest zgodność z zasadami ale dopuszczane są inwencja twórcza oraz kreatywność (dziedzina jest twórcza). Tworzone jest w ciągu semestru portfolio rozwojowe pokazujące eksperymenty własne i ścieżkę osiągnięć, które są następnie na końcu zajęć oceniane.; Student zobowiązany jest przedstawić większy projekt własny w którym wykorzystuje poznane techniki modelowania. Projekty są negocjowane indywidualnie już podczas semestru i można je przygotowywać w trakcie jego trwania.</w:t>
+              <w:t>ocena sporządzonego oprogramowania; prezentacja samodzielnej pracy semestralnej</w:t>
             </w:r>
           </w:p>
         </w:tc>
@@ -5375,7 +5263,7 @@
                 <w:i w:val="0"/>
                 <w:sz w:val="22"/>
               </w:rPr>
-              <w:t>prezentacja na żywo; wykład z elementami dyskusji; studium przypadku; najlepsze praktyki; Ćwiczenia / Laboratorium/Lektorat:; praca samodzielna ucznia nad zadaniami i mini-projektami; projekt semestralny; Kryteria oceny; Student musi wykonać zgodnie z regułami sztuki kluczowe ćwiczenia prezentowane w trakcie semestru. Sprawdzana jest zgodność z zasadami ale dopuszczane są inwencja twórcza oraz kreatywność (dziedzina jest twórcza). Tworzone jest w ciągu semestru portfolio rozwojowe pokazujące eksperymenty własne i ścieżkę osiągnięć, które są następnie na końcu zajęć oceniane.; Student zobowiązany jest przedstawić większy projekt własny w którym wykorzystuje poznane techniki modelowania. Projekty są negocjowane indywidualnie już podczas semestru i można je przygotowywać w trakcie jego trwania.</w:t>
+              <w:t>ocena sporządzonego oprogramowania; prezentacja samodzielnej pracy semestralnej</w:t>
             </w:r>
           </w:p>
         </w:tc>
@@ -5433,7 +5321,7 @@
                 <w:i w:val="0"/>
                 <w:sz w:val="22"/>
               </w:rPr>
-              <w:t>prezentacja na żywo; wykład z elementami dyskusji; studium przypadku; najlepsze praktyki; Ćwiczenia / Laboratorium/Lektorat:; praca samodzielna ucznia nad zadaniami i mini-projektami; projekt semestralny; Kryteria oceny; Student musi wykonać zgodnie z regułami sztuki kluczowe ćwiczenia prezentowane w trakcie semestru. Sprawdzana jest zgodność z zasadami ale dopuszczane są inwencja twórcza oraz kreatywność (dziedzina jest twórcza). Tworzone jest w ciągu semestru portfolio rozwojowe pokazujące eksperymenty własne i ścieżkę osiągnięć, które są następnie na końcu zajęć oceniane.; Student zobowiązany jest przedstawić większy projekt własny w którym wykorzystuje poznane techniki modelowania. Projekty są negocjowane indywidualnie już podczas semestru i można je przygotowywać w trakcie jego trwania.</w:t>
+              <w:t>ocena sporządzonego oprogramowania; prezentacja samodzielnej pracy semestralnej</w:t>
             </w:r>
           </w:p>
         </w:tc>
@@ -5491,7 +5379,7 @@
                 <w:i w:val="0"/>
                 <w:sz w:val="22"/>
               </w:rPr>
-              <w:t>prezentacja na żywo; wykład z elementami dyskusji; studium przypadku; najlepsze praktyki; Ćwiczenia / Laboratorium/Lektorat:; praca samodzielna ucznia nad zadaniami i mini-projektami; projekt semestralny; Kryteria oceny; Student musi wykonać zgodnie z regułami sztuki kluczowe ćwiczenia prezentowane w trakcie semestru. Sprawdzana jest zgodność z zasadami ale dopuszczane są inwencja twórcza oraz kreatywność (dziedzina jest twórcza). Tworzone jest w ciągu semestru portfolio rozwojowe pokazujące eksperymenty własne i ścieżkę osiągnięć, które są następnie na końcu zajęć oceniane.; Student zobowiązany jest przedstawić większy projekt własny w którym wykorzystuje poznane techniki modelowania. Projekty są negocjowane indywidualnie już podczas semestru i można je przygotowywać w trakcie jego trwania.</w:t>
+              <w:t>ocena sporządzonego oprogramowania; prezentacja samodzielnej pracy semestralnej</w:t>
             </w:r>
           </w:p>
         </w:tc>
@@ -5549,7 +5437,7 @@
                 <w:i w:val="0"/>
                 <w:sz w:val="22"/>
               </w:rPr>
-              <w:t>prezentacja na żywo; wykład z elementami dyskusji; studium przypadku; najlepsze praktyki; Ćwiczenia / Laboratorium/Lektorat:; praca samodzielna ucznia nad zadaniami i mini-projektami; projekt semestralny; Kryteria oceny; Student musi wykonać zgodnie z regułami sztuki kluczowe ćwiczenia prezentowane w trakcie semestru. Sprawdzana jest zgodność z zasadami ale dopuszczane są inwencja twórcza oraz kreatywność (dziedzina jest twórcza). Tworzone jest w ciągu semestru portfolio rozwojowe pokazujące eksperymenty własne i ścieżkę osiągnięć, które są następnie na końcu zajęć oceniane.; Student zobowiązany jest przedstawić większy projekt własny w którym wykorzystuje poznane techniki modelowania. Projekty są negocjowane indywidualnie już podczas semestru i można je przygotowywać w trakcie jego trwania.</w:t>
+              <w:t>ocena sporządzonego oprogramowania; prezentacja samodzielnej pracy semestralnej</w:t>
             </w:r>
           </w:p>
         </w:tc>
@@ -5607,7 +5495,7 @@
                 <w:i w:val="0"/>
                 <w:sz w:val="22"/>
               </w:rPr>
-              <w:t>prezentacja na żywo; wykład z elementami dyskusji; studium przypadku; najlepsze praktyki; Ćwiczenia / Laboratorium/Lektorat:; praca samodzielna ucznia nad zadaniami i mini-projektami; projekt semestralny; Kryteria oceny; Student musi wykonać zgodnie z regułami sztuki kluczowe ćwiczenia prezentowane w trakcie semestru. Sprawdzana jest zgodność z zasadami ale dopuszczane są inwencja twórcza oraz kreatywność (dziedzina jest twórcza). Tworzone jest w ciągu semestru portfolio rozwojowe pokazujące eksperymenty własne i ścieżkę osiągnięć, które są następnie na końcu zajęć oceniane.; Student zobowiązany jest przedstawić większy projekt własny w którym wykorzystuje poznane techniki modelowania. Projekty są negocjowane indywidualnie już podczas semestru i można je przygotowywać w trakcie jego trwania.</w:t>
+              <w:t>ocena sporządzonego oprogramowania; prezentacja samodzielnej pracy semestralnej</w:t>
             </w:r>
           </w:p>
         </w:tc>
@@ -5665,7 +5553,7 @@
                 <w:i w:val="0"/>
                 <w:sz w:val="22"/>
               </w:rPr>
-              <w:t>prezentacja na żywo; wykład z elementami dyskusji; studium przypadku; najlepsze praktyki; Ćwiczenia / Laboratorium/Lektorat:; praca samodzielna ucznia nad zadaniami i mini-projektami; projekt semestralny; Kryteria oceny; Student musi wykonać zgodnie z regułami sztuki kluczowe ćwiczenia prezentowane w trakcie semestru. Sprawdzana jest zgodność z zasadami ale dopuszczane są inwencja twórcza oraz kreatywność (dziedzina jest twórcza). Tworzone jest w ciągu semestru portfolio rozwojowe pokazujące eksperymenty własne i ścieżkę osiągnięć, które są następnie na końcu zajęć oceniane.; Student zobowiązany jest przedstawić większy projekt własny w którym wykorzystuje poznane techniki modelowania. Projekty są negocjowane indywidualnie już podczas semestru i można je przygotowywać w trakcie jego trwania.</w:t>
+              <w:t>ocena sporządzonego oprogramowania; prezentacja samodzielnej pracy semestralnej</w:t>
             </w:r>
           </w:p>
         </w:tc>
@@ -5723,7 +5611,7 @@
                 <w:i w:val="0"/>
                 <w:sz w:val="22"/>
               </w:rPr>
-              <w:t>prezentacja na żywo; wykład z elementami dyskusji; studium przypadku; najlepsze praktyki; Ćwiczenia / Laboratorium/Lektorat:; praca samodzielna ucznia nad zadaniami i mini-projektami; projekt semestralny; Kryteria oceny; Student musi wykonać zgodnie z regułami sztuki kluczowe ćwiczenia prezentowane w trakcie semestru. Sprawdzana jest zgodność z zasadami ale dopuszczane są inwencja twórcza oraz kreatywność (dziedzina jest twórcza). Tworzone jest w ciągu semestru portfolio rozwojowe pokazujące eksperymenty własne i ścieżkę osiągnięć, które są następnie na końcu zajęć oceniane.; Student zobowiązany jest przedstawić większy projekt własny w którym wykorzystuje poznane techniki modelowania. Projekty są negocjowane indywidualnie już podczas semestru i można je przygotowywać w trakcie jego trwania.</w:t>
+              <w:t>ocena sporządzonego oprogramowania; prezentacja samodzielnej pracy semestralnej</w:t>
             </w:r>
           </w:p>
         </w:tc>
@@ -5781,7 +5669,7 @@
                 <w:i w:val="0"/>
                 <w:sz w:val="22"/>
               </w:rPr>
-              <w:t>prezentacja na żywo; wykład z elementami dyskusji; studium przypadku; najlepsze praktyki; Ćwiczenia / Laboratorium/Lektorat:; praca samodzielna ucznia nad zadaniami i mini-projektami; projekt semestralny; Kryteria oceny; Student musi wykonać zgodnie z regułami sztuki kluczowe ćwiczenia prezentowane w trakcie semestru. Sprawdzana jest zgodność z zasadami ale dopuszczane są inwencja twórcza oraz kreatywność (dziedzina jest twórcza). Tworzone jest w ciągu semestru portfolio rozwojowe pokazujące eksperymenty własne i ścieżkę osiągnięć, które są następnie na końcu zajęć oceniane.; Student zobowiązany jest przedstawić większy projekt własny w którym wykorzystuje poznane techniki modelowania. Projekty są negocjowane indywidualnie już podczas semestru i można je przygotowywać w trakcie jego trwania.</w:t>
+              <w:t>ocena sporządzonego oprogramowania; prezentacja samodzielnej pracy semestralnej</w:t>
             </w:r>
           </w:p>
         </w:tc>
@@ -5839,7 +5727,7 @@
                 <w:i w:val="0"/>
                 <w:sz w:val="22"/>
               </w:rPr>
-              <w:t>prezentacja na żywo; wykład z elementami dyskusji; studium przypadku; najlepsze praktyki; Ćwiczenia / Laboratorium/Lektorat:; praca samodzielna ucznia nad zadaniami i mini-projektami; projekt semestralny; Kryteria oceny; Student musi wykonać zgodnie z regułami sztuki kluczowe ćwiczenia prezentowane w trakcie semestru. Sprawdzana jest zgodność z zasadami ale dopuszczane są inwencja twórcza oraz kreatywność (dziedzina jest twórcza). Tworzone jest w ciągu semestru portfolio rozwojowe pokazujące eksperymenty własne i ścieżkę osiągnięć, które są następnie na końcu zajęć oceniane.; Student zobowiązany jest przedstawić większy projekt własny w którym wykorzystuje poznane techniki modelowania. Projekty są negocjowane indywidualnie już podczas semestru i można je przygotowywać w trakcie jego trwania.</w:t>
+              <w:t>ocena sporządzonego oprogramowania; prezentacja samodzielnej pracy semestralnej</w:t>
             </w:r>
           </w:p>
         </w:tc>
@@ -5897,7 +5785,7 @@
                 <w:i w:val="0"/>
                 <w:sz w:val="22"/>
               </w:rPr>
-              <w:t>prezentacja na żywo; wykład z elementami dyskusji; studium przypadku; najlepsze praktyki; Ćwiczenia / Laboratorium/Lektorat:; praca samodzielna ucznia nad zadaniami i mini-projektami; projekt semestralny; Kryteria oceny; Student musi wykonać zgodnie z regułami sztuki kluczowe ćwiczenia prezentowane w trakcie semestru. Sprawdzana jest zgodność z zasadami ale dopuszczane są inwencja twórcza oraz kreatywność (dziedzina jest twórcza). Tworzone jest w ciągu semestru portfolio rozwojowe pokazujące eksperymenty własne i ścieżkę osiągnięć, które są następnie na końcu zajęć oceniane.; Student zobowiązany jest przedstawić większy projekt własny w którym wykorzystuje poznane techniki modelowania. Projekty są negocjowane indywidualnie już podczas semestru i można je przygotowywać w trakcie jego trwania.</w:t>
+              <w:t>ocena sporządzonego oprogramowania; prezentacja samodzielnej pracy semestralnej</w:t>
             </w:r>
           </w:p>
         </w:tc>
@@ -5955,7 +5843,7 @@
                 <w:i w:val="0"/>
                 <w:sz w:val="22"/>
               </w:rPr>
-              <w:t>prezentacja na żywo; wykład z elementami dyskusji; studium przypadku; najlepsze praktyki; Ćwiczenia / Laboratorium/Lektorat:; praca samodzielna ucznia nad zadaniami i mini-projektami; projekt semestralny; Kryteria oceny; Student musi wykonać zgodnie z regułami sztuki kluczowe ćwiczenia prezentowane w trakcie semestru. Sprawdzana jest zgodność z zasadami ale dopuszczane są inwencja twórcza oraz kreatywność (dziedzina jest twórcza). Tworzone jest w ciągu semestru portfolio rozwojowe pokazujące eksperymenty własne i ścieżkę osiągnięć, które są następnie na końcu zajęć oceniane.; Student zobowiązany jest przedstawić większy projekt własny w którym wykorzystuje poznane techniki modelowania. Projekty są negocjowane indywidualnie już podczas semestru i można je przygotowywać w trakcie jego trwania.</w:t>
+              <w:t>ocena sporządzonego oprogramowania; prezentacja samodzielnej pracy semestralnej</w:t>
             </w:r>
           </w:p>
         </w:tc>
@@ -6013,7 +5901,7 @@
                 <w:i w:val="0"/>
                 <w:sz w:val="22"/>
               </w:rPr>
-              <w:t>prezentacja na żywo; wykład z elementami dyskusji; studium przypadku; najlepsze praktyki; Ćwiczenia / Laboratorium/Lektorat:; praca samodzielna ucznia nad zadaniami i mini-projektami; projekt semestralny; Kryteria oceny; Student musi wykonać zgodnie z regułami sztuki kluczowe ćwiczenia prezentowane w trakcie semestru. Sprawdzana jest zgodność z zasadami ale dopuszczane są inwencja twórcza oraz kreatywność (dziedzina jest twórcza). Tworzone jest w ciągu semestru portfolio rozwojowe pokazujące eksperymenty własne i ścieżkę osiągnięć, które są następnie na końcu zajęć oceniane.; Student zobowiązany jest przedstawić większy projekt własny w którym wykorzystuje poznane techniki modelowania. Projekty są negocjowane indywidualnie już podczas semestru i można je przygotowywać w trakcie jego trwania.</w:t>
+              <w:t>ocena sporządzonego oprogramowania; prezentacja samodzielnej pracy semestralnej</w:t>
             </w:r>
           </w:p>
         </w:tc>
@@ -6071,7 +5959,7 @@
                 <w:i w:val="0"/>
                 <w:sz w:val="22"/>
               </w:rPr>
-              <w:t>prezentacja na żywo; wykład z elementami dyskusji; studium przypadku; najlepsze praktyki; Ćwiczenia / Laboratorium/Lektorat:; praca samodzielna ucznia nad zadaniami i mini-projektami; projekt semestralny; Kryteria oceny; Student musi wykonać zgodnie z regułami sztuki kluczowe ćwiczenia prezentowane w trakcie semestru. Sprawdzana jest zgodność z zasadami ale dopuszczane są inwencja twórcza oraz kreatywność (dziedzina jest twórcza). Tworzone jest w ciągu semestru portfolio rozwojowe pokazujące eksperymenty własne i ścieżkę osiągnięć, które są następnie na końcu zajęć oceniane.; Student zobowiązany jest przedstawić większy projekt własny w którym wykorzystuje poznane techniki modelowania. Projekty są negocjowane indywidualnie już podczas semestru i można je przygotowywać w trakcie jego trwania.</w:t>
+              <w:t>ocena sporządzonego oprogramowania; prezentacja samodzielnej pracy semestralnej</w:t>
             </w:r>
           </w:p>
         </w:tc>
@@ -6129,7 +6017,7 @@
                 <w:i w:val="0"/>
                 <w:sz w:val="22"/>
               </w:rPr>
-              <w:t>prezentacja na żywo; wykład z elementami dyskusji; studium przypadku; najlepsze praktyki; Ćwiczenia / Laboratorium/Lektorat:; praca samodzielna ucznia nad zadaniami i mini-projektami; projekt semestralny; Kryteria oceny; Student musi wykonać zgodnie z regułami sztuki kluczowe ćwiczenia prezentowane w trakcie semestru. Sprawdzana jest zgodność z zasadami ale dopuszczane są inwencja twórcza oraz kreatywność (dziedzina jest twórcza). Tworzone jest w ciągu semestru portfolio rozwojowe pokazujące eksperymenty własne i ścieżkę osiągnięć, które są następnie na końcu zajęć oceniane.; Student zobowiązany jest przedstawić większy projekt własny w którym wykorzystuje poznane techniki modelowania. Projekty są negocjowane indywidualnie już podczas semestru i można je przygotowywać w trakcie jego trwania.</w:t>
+              <w:t>ocena sporządzonego oprogramowania; prezentacja samodzielnej pracy semestralnej</w:t>
             </w:r>
           </w:p>
         </w:tc>
@@ -6187,7 +6075,7 @@
                 <w:i w:val="0"/>
                 <w:sz w:val="22"/>
               </w:rPr>
-              <w:t>prezentacja na żywo; wykład z elementami dyskusji; studium przypadku; najlepsze praktyki; Ćwiczenia / Laboratorium/Lektorat:; praca samodzielna ucznia nad zadaniami i mini-projektami; projekt semestralny; Kryteria oceny; Student musi wykonać zgodnie z regułami sztuki kluczowe ćwiczenia prezentowane w trakcie semestru. Sprawdzana jest zgodność z zasadami ale dopuszczane są inwencja twórcza oraz kreatywność (dziedzina jest twórcza). Tworzone jest w ciągu semestru portfolio rozwojowe pokazujące eksperymenty własne i ścieżkę osiągnięć, które są następnie na końcu zajęć oceniane.; Student zobowiązany jest przedstawić większy projekt własny w którym wykorzystuje poznane techniki modelowania. Projekty są negocjowane indywidualnie już podczas semestru i można je przygotowywać w trakcie jego trwania.</w:t>
+              <w:t>ocena sporządzonego oprogramowania; prezentacja samodzielnej pracy semestralnej</w:t>
             </w:r>
           </w:p>
         </w:tc>
@@ -6245,7 +6133,7 @@
                 <w:i w:val="0"/>
                 <w:sz w:val="22"/>
               </w:rPr>
-              <w:t>prezentacja na żywo; wykład z elementami dyskusji; studium przypadku; najlepsze praktyki; Ćwiczenia / Laboratorium/Lektorat:; praca samodzielna ucznia nad zadaniami i mini-projektami; projekt semestralny; Kryteria oceny; Student musi wykonać zgodnie z regułami sztuki kluczowe ćwiczenia prezentowane w trakcie semestru. Sprawdzana jest zgodność z zasadami ale dopuszczane są inwencja twórcza oraz kreatywność (dziedzina jest twórcza). Tworzone jest w ciągu semestru portfolio rozwojowe pokazujące eksperymenty własne i ścieżkę osiągnięć, które są następnie na końcu zajęć oceniane.; Student zobowiązany jest przedstawić większy projekt własny w którym wykorzystuje poznane techniki modelowania. Projekty są negocjowane indywidualnie już podczas semestru i można je przygotowywać w trakcie jego trwania.</w:t>
+              <w:t>ocena sporządzonego oprogramowania; prezentacja samodzielnej pracy semestralnej</w:t>
             </w:r>
           </w:p>
         </w:tc>
@@ -6303,7 +6191,7 @@
                 <w:i w:val="0"/>
                 <w:sz w:val="22"/>
               </w:rPr>
-              <w:t>prezentacja na żywo; wykład z elementami dyskusji; studium przypadku; najlepsze praktyki; Ćwiczenia / Laboratorium/Lektorat:; praca samodzielna ucznia nad zadaniami i mini-projektami; projekt semestralny; Kryteria oceny; Student musi wykonać zgodnie z regułami sztuki kluczowe ćwiczenia prezentowane w trakcie semestru. Sprawdzana jest zgodność z zasadami ale dopuszczane są inwencja twórcza oraz kreatywność (dziedzina jest twórcza). Tworzone jest w ciągu semestru portfolio rozwojowe pokazujące eksperymenty własne i ścieżkę osiągnięć, które są następnie na końcu zajęć oceniane.; Student zobowiązany jest przedstawić większy projekt własny w którym wykorzystuje poznane techniki modelowania. Projekty są negocjowane indywidualnie już podczas semestru i można je przygotowywać w trakcie jego trwania.</w:t>
+              <w:t>ocena sporządzonego oprogramowania; prezentacja samodzielnej pracy semestralnej</w:t>
             </w:r>
           </w:p>
         </w:tc>
@@ -6361,7 +6249,7 @@
                 <w:i w:val="0"/>
                 <w:sz w:val="22"/>
               </w:rPr>
-              <w:t>prezentacja na żywo; wykład z elementami dyskusji; studium przypadku; najlepsze praktyki; Ćwiczenia / Laboratorium/Lektorat:; praca samodzielna ucznia nad zadaniami i mini-projektami; projekt semestralny; Kryteria oceny; Student musi wykonać zgodnie z regułami sztuki kluczowe ćwiczenia prezentowane w trakcie semestru. Sprawdzana jest zgodność z zasadami ale dopuszczane są inwencja twórcza oraz kreatywność (dziedzina jest twórcza). Tworzone jest w ciągu semestru portfolio rozwojowe pokazujące eksperymenty własne i ścieżkę osiągnięć, które są następnie na końcu zajęć oceniane.; Student zobowiązany jest przedstawić większy projekt własny w którym wykorzystuje poznane techniki modelowania. Projekty są negocjowane indywidualnie już podczas semestru i można je przygotowywać w trakcie jego trwania.</w:t>
+              <w:t>ocena sporządzonego oprogramowania; prezentacja samodzielnej pracy semestralnej</w:t>
             </w:r>
           </w:p>
         </w:tc>
@@ -6419,7 +6307,7 @@
                 <w:i w:val="0"/>
                 <w:sz w:val="22"/>
               </w:rPr>
-              <w:t>prezentacja na żywo; wykład z elementami dyskusji; studium przypadku; najlepsze praktyki; Ćwiczenia / Laboratorium/Lektorat:; praca samodzielna ucznia nad zadaniami i mini-projektami; projekt semestralny; Kryteria oceny; Student musi wykonać zgodnie z regułami sztuki kluczowe ćwiczenia prezentowane w trakcie semestru. Sprawdzana jest zgodność z zasadami ale dopuszczane są inwencja twórcza oraz kreatywność (dziedzina jest twórcza). Tworzone jest w ciągu semestru portfolio rozwojowe pokazujące eksperymenty własne i ścieżkę osiągnięć, które są następnie na końcu zajęć oceniane.; Student zobowiązany jest przedstawić większy projekt własny w którym wykorzystuje poznane techniki modelowania. Projekty są negocjowane indywidualnie już podczas semestru i można je przygotowywać w trakcie jego trwania.</w:t>
+              <w:t>ocena sporządzonego oprogramowania; prezentacja samodzielnej pracy semestralnej</w:t>
             </w:r>
           </w:p>
         </w:tc>
@@ -6477,7 +6365,7 @@
                 <w:i w:val="0"/>
                 <w:sz w:val="22"/>
               </w:rPr>
-              <w:t>prezentacja na żywo; wykład z elementami dyskusji; studium przypadku; najlepsze praktyki; Ćwiczenia / Laboratorium/Lektorat:; praca samodzielna ucznia nad zadaniami i mini-projektami; projekt semestralny; Kryteria oceny; Student musi wykonać zgodnie z regułami sztuki kluczowe ćwiczenia prezentowane w trakcie semestru. Sprawdzana jest zgodność z zasadami ale dopuszczane są inwencja twórcza oraz kreatywność (dziedzina jest twórcza). Tworzone jest w ciągu semestru portfolio rozwojowe pokazujące eksperymenty własne i ścieżkę osiągnięć, które są następnie na końcu zajęć oceniane.; Student zobowiązany jest przedstawić większy projekt własny w którym wykorzystuje poznane techniki modelowania. Projekty są negocjowane indywidualnie już podczas semestru i można je przygotowywać w trakcie jego trwania.</w:t>
+              <w:t>ocena sporządzonego oprogramowania; prezentacja samodzielnej pracy semestralnej</w:t>
             </w:r>
           </w:p>
         </w:tc>
@@ -6535,7 +6423,7 @@
                 <w:i w:val="0"/>
                 <w:sz w:val="22"/>
               </w:rPr>
-              <w:t>prezentacja na żywo; wykład z elementami dyskusji; studium przypadku; najlepsze praktyki; Ćwiczenia / Laboratorium/Lektorat:; praca samodzielna ucznia nad zadaniami i mini-projektami; projekt semestralny; Kryteria oceny; Student musi wykonać zgodnie z regułami sztuki kluczowe ćwiczenia prezentowane w trakcie semestru. Sprawdzana jest zgodność z zasadami ale dopuszczane są inwencja twórcza oraz kreatywność (dziedzina jest twórcza). Tworzone jest w ciągu semestru portfolio rozwojowe pokazujące eksperymenty własne i ścieżkę osiągnięć, które są następnie na końcu zajęć oceniane.; Student zobowiązany jest przedstawić większy projekt własny w którym wykorzystuje poznane techniki modelowania. Projekty są negocjowane indywidualnie już podczas semestru i można je przygotowywać w trakcie jego trwania.</w:t>
+              <w:t>ocena sporządzonego oprogramowania; prezentacja samodzielnej pracy semestralnej</w:t>
             </w:r>
           </w:p>
         </w:tc>
@@ -6593,7 +6481,7 @@
                 <w:i w:val="0"/>
                 <w:sz w:val="22"/>
               </w:rPr>
-              <w:t>prezentacja na żywo; wykład z elementami dyskusji; studium przypadku; najlepsze praktyki; Ćwiczenia / Laboratorium/Lektorat:; praca samodzielna ucznia nad zadaniami i mini-projektami; projekt semestralny; Kryteria oceny; Student musi wykonać zgodnie z regułami sztuki kluczowe ćwiczenia prezentowane w trakcie semestru. Sprawdzana jest zgodność z zasadami ale dopuszczane są inwencja twórcza oraz kreatywność (dziedzina jest twórcza). Tworzone jest w ciągu semestru portfolio rozwojowe pokazujące eksperymenty własne i ścieżkę osiągnięć, które są następnie na końcu zajęć oceniane.; Student zobowiązany jest przedstawić większy projekt własny w którym wykorzystuje poznane techniki modelowania. Projekty są negocjowane indywidualnie już podczas semestru i można je przygotowywać w trakcie jego trwania.</w:t>
+              <w:t>ocena sporządzonego oprogramowania; prezentacja samodzielnej pracy semestralnej</w:t>
             </w:r>
           </w:p>
         </w:tc>
@@ -6651,7 +6539,7 @@
                 <w:i w:val="0"/>
                 <w:sz w:val="22"/>
               </w:rPr>
-              <w:t>prezentacja na żywo; wykład z elementami dyskusji; studium przypadku; najlepsze praktyki; Ćwiczenia / Laboratorium/Lektorat:; praca samodzielna ucznia nad zadaniami i mini-projektami; projekt semestralny; Kryteria oceny; Student musi wykonać zgodnie z regułami sztuki kluczowe ćwiczenia prezentowane w trakcie semestru. Sprawdzana jest zgodność z zasadami ale dopuszczane są inwencja twórcza oraz kreatywność (dziedzina jest twórcza). Tworzone jest w ciągu semestru portfolio rozwojowe pokazujące eksperymenty własne i ścieżkę osiągnięć, które są następnie na końcu zajęć oceniane.; Student zobowiązany jest przedstawić większy projekt własny w którym wykorzystuje poznane techniki modelowania. Projekty są negocjowane indywidualnie już podczas semestru i można je przygotowywać w trakcie jego trwania.</w:t>
+              <w:t>ocena sporządzonego oprogramowania; prezentacja samodzielnej pracy semestralnej</w:t>
             </w:r>
           </w:p>
         </w:tc>
@@ -6709,7 +6597,7 @@
                 <w:i w:val="0"/>
                 <w:sz w:val="22"/>
               </w:rPr>
-              <w:t>prezentacja na żywo; wykład z elementami dyskusji; studium przypadku; najlepsze praktyki; Ćwiczenia / Laboratorium/Lektorat:; praca samodzielna ucznia nad zadaniami i mini-projektami; projekt semestralny; Kryteria oceny; Student musi wykonać zgodnie z regułami sztuki kluczowe ćwiczenia prezentowane w trakcie semestru. Sprawdzana jest zgodność z zasadami ale dopuszczane są inwencja twórcza oraz kreatywność (dziedzina jest twórcza). Tworzone jest w ciągu semestru portfolio rozwojowe pokazujące eksperymenty własne i ścieżkę osiągnięć, które są następnie na końcu zajęć oceniane.; Student zobowiązany jest przedstawić większy projekt własny w którym wykorzystuje poznane techniki modelowania. Projekty są negocjowane indywidualnie już podczas semestru i można je przygotowywać w trakcie jego trwania.</w:t>
+              <w:t>ocena sporządzonego oprogramowania; prezentacja samodzielnej pracy semestralnej</w:t>
             </w:r>
           </w:p>
         </w:tc>
@@ -6767,7 +6655,7 @@
                 <w:i w:val="0"/>
                 <w:sz w:val="22"/>
               </w:rPr>
-              <w:t>prezentacja na żywo; wykład z elementami dyskusji; studium przypadku; najlepsze praktyki; Ćwiczenia / Laboratorium/Lektorat:; praca samodzielna ucznia nad zadaniami i mini-projektami; projekt semestralny; Kryteria oceny; Student musi wykonać zgodnie z regułami sztuki kluczowe ćwiczenia prezentowane w trakcie semestru. Sprawdzana jest zgodność z zasadami ale dopuszczane są inwencja twórcza oraz kreatywność (dziedzina jest twórcza). Tworzone jest w ciągu semestru portfolio rozwojowe pokazujące eksperymenty własne i ścieżkę osiągnięć, które są następnie na końcu zajęć oceniane.; Student zobowiązany jest przedstawić większy projekt własny w którym wykorzystuje poznane techniki modelowania. Projekty są negocjowane indywidualnie już podczas semestru i można je przygotowywać w trakcie jego trwania.</w:t>
+              <w:t>ocena sporządzonego oprogramowania; prezentacja samodzielnej pracy semestralnej</w:t>
             </w:r>
           </w:p>
         </w:tc>
@@ -6825,7 +6713,7 @@
                 <w:i w:val="0"/>
                 <w:sz w:val="22"/>
               </w:rPr>
-              <w:t>prezentacja na żywo; wykład z elementami dyskusji; studium przypadku; najlepsze praktyki; Ćwiczenia / Laboratorium/Lektorat:; praca samodzielna ucznia nad zadaniami i mini-projektami; projekt semestralny; Kryteria oceny; Student musi wykonać zgodnie z regułami sztuki kluczowe ćwiczenia prezentowane w trakcie semestru. Sprawdzana jest zgodność z zasadami ale dopuszczane są inwencja twórcza oraz kreatywność (dziedzina jest twórcza). Tworzone jest w ciągu semestru portfolio rozwojowe pokazujące eksperymenty własne i ścieżkę osiągnięć, które są następnie na końcu zajęć oceniane.; Student zobowiązany jest przedstawić większy projekt własny w którym wykorzystuje poznane techniki modelowania. Projekty są negocjowane indywidualnie już podczas semestru i można je przygotowywać w trakcie jego trwania.</w:t>
+              <w:t>ocena sporządzonego oprogramowania; prezentacja samodzielnej pracy semestralnej</w:t>
             </w:r>
           </w:p>
         </w:tc>
@@ -6883,7 +6771,7 @@
                 <w:i w:val="0"/>
                 <w:sz w:val="22"/>
               </w:rPr>
-              <w:t>prezentacja na żywo; wykład z elementami dyskusji; studium przypadku; najlepsze praktyki; Ćwiczenia / Laboratorium/Lektorat:; praca samodzielna ucznia nad zadaniami i mini-projektami; projekt semestralny; Kryteria oceny; Student musi wykonać zgodnie z regułami sztuki kluczowe ćwiczenia prezentowane w trakcie semestru. Sprawdzana jest zgodność z zasadami ale dopuszczane są inwencja twórcza oraz kreatywność (dziedzina jest twórcza). Tworzone jest w ciągu semestru portfolio rozwojowe pokazujące eksperymenty własne i ścieżkę osiągnięć, które są następnie na końcu zajęć oceniane.; Student zobowiązany jest przedstawić większy projekt własny w którym wykorzystuje poznane techniki modelowania. Projekty są negocjowane indywidualnie już podczas semestru i można je przygotowywać w trakcie jego trwania.</w:t>
+              <w:t>ocena sporządzonego oprogramowania; prezentacja samodzielnej pracy semestralnej</w:t>
             </w:r>
           </w:p>
         </w:tc>
@@ -6941,7 +6829,7 @@
                 <w:i w:val="0"/>
                 <w:sz w:val="22"/>
               </w:rPr>
-              <w:t>prezentacja na żywo; wykład z elementami dyskusji; studium przypadku; najlepsze praktyki; Ćwiczenia / Laboratorium/Lektorat:; praca samodzielna ucznia nad zadaniami i mini-projektami; projekt semestralny; Kryteria oceny; Student musi wykonać zgodnie z regułami sztuki kluczowe ćwiczenia prezentowane w trakcie semestru. Sprawdzana jest zgodność z zasadami ale dopuszczane są inwencja twórcza oraz kreatywność (dziedzina jest twórcza). Tworzone jest w ciągu semestru portfolio rozwojowe pokazujące eksperymenty własne i ścieżkę osiągnięć, które są następnie na końcu zajęć oceniane.; Student zobowiązany jest przedstawić większy projekt własny w którym wykorzystuje poznane techniki modelowania. Projekty są negocjowane indywidualnie już podczas semestru i można je przygotowywać w trakcie jego trwania.</w:t>
+              <w:t>ocena sporządzonego oprogramowania; prezentacja samodzielnej pracy semestralnej</w:t>
             </w:r>
           </w:p>
         </w:tc>
@@ -6999,7 +6887,7 @@
                 <w:i w:val="0"/>
                 <w:sz w:val="22"/>
               </w:rPr>
-              <w:t>prezentacja na żywo; wykład z elementami dyskusji; studium przypadku; najlepsze praktyki; Ćwiczenia / Laboratorium/Lektorat:; praca samodzielna ucznia nad zadaniami i mini-projektami; projekt semestralny; Kryteria oceny; Student musi wykonać zgodnie z regułami sztuki kluczowe ćwiczenia prezentowane w trakcie semestru. Sprawdzana jest zgodność z zasadami ale dopuszczane są inwencja twórcza oraz kreatywność (dziedzina jest twórcza). Tworzone jest w ciągu semestru portfolio rozwojowe pokazujące eksperymenty własne i ścieżkę osiągnięć, które są następnie na końcu zajęć oceniane.; Student zobowiązany jest przedstawić większy projekt własny w którym wykorzystuje poznane techniki modelowania. Projekty są negocjowane indywidualnie już podczas semestru i można je przygotowywać w trakcie jego trwania.</w:t>
+              <w:t>ocena sporządzonego oprogramowania; prezentacja samodzielnej pracy semestralnej</w:t>
             </w:r>
           </w:p>
         </w:tc>
@@ -7057,7 +6945,7 @@
                 <w:i w:val="0"/>
                 <w:sz w:val="22"/>
               </w:rPr>
-              <w:t>prezentacja na żywo; wykład z elementami dyskusji; studium przypadku; najlepsze praktyki; Ćwiczenia / Laboratorium/Lektorat:; praca samodzielna ucznia nad zadaniami i mini-projektami; projekt semestralny; Kryteria oceny; Student musi wykonać zgodnie z regułami sztuki kluczowe ćwiczenia prezentowane w trakcie semestru. Sprawdzana jest zgodność z zasadami ale dopuszczane są inwencja twórcza oraz kreatywność (dziedzina jest twórcza). Tworzone jest w ciągu semestru portfolio rozwojowe pokazujące eksperymenty własne i ścieżkę osiągnięć, które są następnie na końcu zajęć oceniane.; Student zobowiązany jest przedstawić większy projekt własny w którym wykorzystuje poznane techniki modelowania. Projekty są negocjowane indywidualnie już podczas semestru i można je przygotowywać w trakcie jego trwania.</w:t>
+              <w:t>ocena sporządzonego oprogramowania; prezentacja samodzielnej pracy semestralnej</w:t>
             </w:r>
           </w:p>
         </w:tc>
@@ -7115,7 +7003,7 @@
                 <w:i w:val="0"/>
                 <w:sz w:val="22"/>
               </w:rPr>
-              <w:t>prezentacja na żywo; wykład z elementami dyskusji; studium przypadku; najlepsze praktyki; Ćwiczenia / Laboratorium/Lektorat:; praca samodzielna ucznia nad zadaniami i mini-projektami; projekt semestralny; Kryteria oceny; Student musi wykonać zgodnie z regułami sztuki kluczowe ćwiczenia prezentowane w trakcie semestru. Sprawdzana jest zgodność z zasadami ale dopuszczane są inwencja twórcza oraz kreatywność (dziedzina jest twórcza). Tworzone jest w ciągu semestru portfolio rozwojowe pokazujące eksperymenty własne i ścieżkę osiągnięć, które są następnie na końcu zajęć oceniane.; Student zobowiązany jest przedstawić większy projekt własny w którym wykorzystuje poznane techniki modelowania. Projekty są negocjowane indywidualnie już podczas semestru i można je przygotowywać w trakcie jego trwania.</w:t>
+              <w:t>ocena sporządzonego oprogramowania; prezentacja samodzielnej pracy semestralnej</w:t>
             </w:r>
           </w:p>
         </w:tc>
@@ -7173,7 +7061,7 @@
                 <w:i w:val="0"/>
                 <w:sz w:val="22"/>
               </w:rPr>
-              <w:t>prezentacja na żywo; wykład z elementami dyskusji; studium przypadku; najlepsze praktyki; Ćwiczenia / Laboratorium/Lektorat:; praca samodzielna ucznia nad zadaniami i mini-projektami; projekt semestralny; Kryteria oceny; Student musi wykonać zgodnie z regułami sztuki kluczowe ćwiczenia prezentowane w trakcie semestru. Sprawdzana jest zgodność z zasadami ale dopuszczane są inwencja twórcza oraz kreatywność (dziedzina jest twórcza). Tworzone jest w ciągu semestru portfolio rozwojowe pokazujące eksperymenty własne i ścieżkę osiągnięć, które są następnie na końcu zajęć oceniane.; Student zobowiązany jest przedstawić większy projekt własny w którym wykorzystuje poznane techniki modelowania. Projekty są negocjowane indywidualnie już podczas semestru i można je przygotowywać w trakcie jego trwania.</w:t>
+              <w:t>ocena sporządzonego oprogramowania; prezentacja samodzielnej pracy semestralnej</w:t>
             </w:r>
           </w:p>
         </w:tc>
@@ -7231,7 +7119,7 @@
                 <w:i w:val="0"/>
                 <w:sz w:val="22"/>
               </w:rPr>
-              <w:t>prezentacja na żywo; wykład z elementami dyskusji; studium przypadku; najlepsze praktyki; Ćwiczenia / Laboratorium/Lektorat:; praca samodzielna ucznia nad zadaniami i mini-projektami; projekt semestralny; Kryteria oceny; Student musi wykonać zgodnie z regułami sztuki kluczowe ćwiczenia prezentowane w trakcie semestru. Sprawdzana jest zgodność z zasadami ale dopuszczane są inwencja twórcza oraz kreatywność (dziedzina jest twórcza). Tworzone jest w ciągu semestru portfolio rozwojowe pokazujące eksperymenty własne i ścieżkę osiągnięć, które są następnie na końcu zajęć oceniane.; Student zobowiązany jest przedstawić większy projekt własny w którym wykorzystuje poznane techniki modelowania. Projekty są negocjowane indywidualnie już podczas semestru i można je przygotowywać w trakcie jego trwania.</w:t>
+              <w:t>ocena sporządzonego oprogramowania; prezentacja samodzielnej pracy semestralnej</w:t>
             </w:r>
           </w:p>
         </w:tc>
@@ -7289,7 +7177,7 @@
                 <w:i w:val="0"/>
                 <w:sz w:val="22"/>
               </w:rPr>
-              <w:t>prezentacja na żywo; wykład z elementami dyskusji; studium przypadku; najlepsze praktyki; Ćwiczenia / Laboratorium/Lektorat:; praca samodzielna ucznia nad zadaniami i mini-projektami; projekt semestralny; Kryteria oceny; Student musi wykonać zgodnie z regułami sztuki kluczowe ćwiczenia prezentowane w trakcie semestru. Sprawdzana jest zgodność z zasadami ale dopuszczane są inwencja twórcza oraz kreatywność (dziedzina jest twórcza). Tworzone jest w ciągu semestru portfolio rozwojowe pokazujące eksperymenty własne i ścieżkę osiągnięć, które są następnie na końcu zajęć oceniane.; Student zobowiązany jest przedstawić większy projekt własny w którym wykorzystuje poznane techniki modelowania. Projekty są negocjowane indywidualnie już podczas semestru i można je przygotowywać w trakcie jego trwania.</w:t>
+              <w:t>ocena sporządzonego oprogramowania; prezentacja samodzielnej pracy semestralnej</w:t>
             </w:r>
           </w:p>
         </w:tc>
@@ -7347,7 +7235,7 @@
                 <w:i w:val="0"/>
                 <w:sz w:val="22"/>
               </w:rPr>
-              <w:t>prezentacja na żywo; wykład z elementami dyskusji; studium przypadku; najlepsze praktyki; Ćwiczenia / Laboratorium/Lektorat:; praca samodzielna ucznia nad zadaniami i mini-projektami; projekt semestralny; Kryteria oceny; Student musi wykonać zgodnie z regułami sztuki kluczowe ćwiczenia prezentowane w trakcie semestru. Sprawdzana jest zgodność z zasadami ale dopuszczane są inwencja twórcza oraz kreatywność (dziedzina jest twórcza). Tworzone jest w ciągu semestru portfolio rozwojowe pokazujące eksperymenty własne i ścieżkę osiągnięć, które są następnie na końcu zajęć oceniane.; Student zobowiązany jest przedstawić większy projekt własny w którym wykorzystuje poznane techniki modelowania. Projekty są negocjowane indywidualnie już podczas semestru i można je przygotowywać w trakcie jego trwania.</w:t>
+              <w:t>ocena sporządzonego oprogramowania; prezentacja samodzielnej pracy semestralnej</w:t>
             </w:r>
           </w:p>
         </w:tc>
@@ -7405,7 +7293,7 @@
                 <w:i w:val="0"/>
                 <w:sz w:val="22"/>
               </w:rPr>
-              <w:t>prezentacja na żywo; wykład z elementami dyskusji; studium przypadku; najlepsze praktyki; Ćwiczenia / Laboratorium/Lektorat:; praca samodzielna ucznia nad zadaniami i mini-projektami; projekt semestralny; Kryteria oceny; Student musi wykonać zgodnie z regułami sztuki kluczowe ćwiczenia prezentowane w trakcie semestru. Sprawdzana jest zgodność z zasadami ale dopuszczane są inwencja twórcza oraz kreatywność (dziedzina jest twórcza). Tworzone jest w ciągu semestru portfolio rozwojowe pokazujące eksperymenty własne i ścieżkę osiągnięć, które są następnie na końcu zajęć oceniane.; Student zobowiązany jest przedstawić większy projekt własny w którym wykorzystuje poznane techniki modelowania. Projekty są negocjowane indywidualnie już podczas semestru i można je przygotowywać w trakcie jego trwania.</w:t>
+              <w:t>ocena sporządzonego oprogramowania; prezentacja samodzielnej pracy semestralnej</w:t>
             </w:r>
           </w:p>
         </w:tc>
@@ -7463,7 +7351,7 @@
                 <w:i w:val="0"/>
                 <w:sz w:val="22"/>
               </w:rPr>
-              <w:t>prezentacja na żywo; wykład z elementami dyskusji; studium przypadku; najlepsze praktyki; Ćwiczenia / Laboratorium/Lektorat:; praca samodzielna ucznia nad zadaniami i mini-projektami; projekt semestralny; Kryteria oceny; Student musi wykonać zgodnie z regułami sztuki kluczowe ćwiczenia prezentowane w trakcie semestru. Sprawdzana jest zgodność z zasadami ale dopuszczane są inwencja twórcza oraz kreatywność (dziedzina jest twórcza). Tworzone jest w ciągu semestru portfolio rozwojowe pokazujące eksperymenty własne i ścieżkę osiągnięć, które są następnie na końcu zajęć oceniane.; Student zobowiązany jest przedstawić większy projekt własny w którym wykorzystuje poznane techniki modelowania. Projekty są negocjowane indywidualnie już podczas semestru i można je przygotowywać w trakcie jego trwania.</w:t>
+              <w:t>ocena sporządzonego oprogramowania; prezentacja samodzielnej pracy semestralnej</w:t>
             </w:r>
           </w:p>
         </w:tc>
@@ -7521,7 +7409,7 @@
                 <w:i w:val="0"/>
                 <w:sz w:val="22"/>
               </w:rPr>
-              <w:t>prezentacja na żywo; wykład z elementami dyskusji; studium przypadku; najlepsze praktyki; Ćwiczenia / Laboratorium/Lektorat:; praca samodzielna ucznia nad zadaniami i mini-projektami; projekt semestralny; Kryteria oceny; Student musi wykonać zgodnie z regułami sztuki kluczowe ćwiczenia prezentowane w trakcie semestru. Sprawdzana jest zgodność z zasadami ale dopuszczane są inwencja twórcza oraz kreatywność (dziedzina jest twórcza). Tworzone jest w ciągu semestru portfolio rozwojowe pokazujące eksperymenty własne i ścieżkę osiągnięć, które są następnie na końcu zajęć oceniane.; Student zobowiązany jest przedstawić większy projekt własny w którym wykorzystuje poznane techniki modelowania. Projekty są negocjowane indywidualnie już podczas semestru i można je przygotowywać w trakcie jego trwania.</w:t>
+              <w:t>ocena sporządzonego oprogramowania; prezentacja samodzielnej pracy semestralnej</w:t>
             </w:r>
           </w:p>
         </w:tc>
@@ -7579,7 +7467,7 @@
                 <w:i w:val="0"/>
                 <w:sz w:val="22"/>
               </w:rPr>
-              <w:t>prezentacja na żywo; wykład z elementami dyskusji; studium przypadku; najlepsze praktyki; Ćwiczenia / Laboratorium/Lektorat:; praca samodzielna ucznia nad zadaniami i mini-projektami; projekt semestralny; Kryteria oceny; Student musi wykonać zgodnie z regułami sztuki kluczowe ćwiczenia prezentowane w trakcie semestru. Sprawdzana jest zgodność z zasadami ale dopuszczane są inwencja twórcza oraz kreatywność (dziedzina jest twórcza). Tworzone jest w ciągu semestru portfolio rozwojowe pokazujące eksperymenty własne i ścieżkę osiągnięć, które są następnie na końcu zajęć oceniane.; Student zobowiązany jest przedstawić większy projekt własny w którym wykorzystuje poznane techniki modelowania. Projekty są negocjowane indywidualnie już podczas semestru i można je przygotowywać w trakcie jego trwania.</w:t>
+              <w:t>ocena sporządzonego oprogramowania; prezentacja samodzielnej pracy semestralnej</w:t>
             </w:r>
           </w:p>
         </w:tc>
@@ -7637,7 +7525,7 @@
                 <w:i w:val="0"/>
                 <w:sz w:val="22"/>
               </w:rPr>
-              <w:t>prezentacja na żywo; wykład z elementami dyskusji; studium przypadku; najlepsze praktyki; Ćwiczenia / Laboratorium/Lektorat:; praca samodzielna ucznia nad zadaniami i mini-projektami; projekt semestralny; Kryteria oceny; Student musi wykonać zgodnie z regułami sztuki kluczowe ćwiczenia prezentowane w trakcie semestru. Sprawdzana jest zgodność z zasadami ale dopuszczane są inwencja twórcza oraz kreatywność (dziedzina jest twórcza). Tworzone jest w ciągu semestru portfolio rozwojowe pokazujące eksperymenty własne i ścieżkę osiągnięć, które są następnie na końcu zajęć oceniane.; Student zobowiązany jest przedstawić większy projekt własny w którym wykorzystuje poznane techniki modelowania. Projekty są negocjowane indywidualnie już podczas semestru i można je przygotowywać w trakcie jego trwania.</w:t>
+              <w:t>ocena sporządzonego oprogramowania; prezentacja samodzielnej pracy semestralnej</w:t>
             </w:r>
           </w:p>
         </w:tc>
@@ -7695,7 +7583,7 @@
                 <w:i w:val="0"/>
                 <w:sz w:val="22"/>
               </w:rPr>
-              <w:t>prezentacja na żywo; wykład z elementami dyskusji; studium przypadku; najlepsze praktyki; Ćwiczenia / Laboratorium/Lektorat:; praca samodzielna ucznia nad zadaniami i mini-projektami; projekt semestralny; Kryteria oceny; Student musi wykonać zgodnie z regułami sztuki kluczowe ćwiczenia prezentowane w trakcie semestru. Sprawdzana jest zgodność z zasadami ale dopuszczane są inwencja twórcza oraz kreatywność (dziedzina jest twórcza). Tworzone jest w ciągu semestru portfolio rozwojowe pokazujące eksperymenty własne i ścieżkę osiągnięć, które są następnie na końcu zajęć oceniane.; Student zobowiązany jest przedstawić większy projekt własny w którym wykorzystuje poznane techniki modelowania. Projekty są negocjowane indywidualnie już podczas semestru i można je przygotowywać w trakcie jego trwania.</w:t>
+              <w:t>ocena sporządzonego oprogramowania; prezentacja samodzielnej pracy semestralnej</w:t>
             </w:r>
           </w:p>
         </w:tc>
@@ -7753,7 +7641,7 @@
                 <w:i w:val="0"/>
                 <w:sz w:val="22"/>
               </w:rPr>
-              <w:t>prezentacja na żywo; wykład z elementami dyskusji; studium przypadku; najlepsze praktyki; Ćwiczenia / Laboratorium/Lektorat:; praca samodzielna ucznia nad zadaniami i mini-projektami; projekt semestralny; Kryteria oceny; Student musi wykonać zgodnie z regułami sztuki kluczowe ćwiczenia prezentowane w trakcie semestru. Sprawdzana jest zgodność z zasadami ale dopuszczane są inwencja twórcza oraz kreatywność (dziedzina jest twórcza). Tworzone jest w ciągu semestru portfolio rozwojowe pokazujące eksperymenty własne i ścieżkę osiągnięć, które są następnie na końcu zajęć oceniane.; Student zobowiązany jest przedstawić większy projekt własny w którym wykorzystuje poznane techniki modelowania. Projekty są negocjowane indywidualnie już podczas semestru i można je przygotowywać w trakcie jego trwania.</w:t>
+              <w:t>ocena sporządzonego oprogramowania; prezentacja samodzielnej pracy semestralnej</w:t>
             </w:r>
           </w:p>
         </w:tc>
@@ -7811,7 +7699,7 @@
                 <w:i w:val="0"/>
                 <w:sz w:val="22"/>
               </w:rPr>
-              <w:t>prezentacja na żywo; wykład z elementami dyskusji; studium przypadku; najlepsze praktyki; Ćwiczenia / Laboratorium/Lektorat:; praca samodzielna ucznia nad zadaniami i mini-projektami; projekt semestralny; Kryteria oceny; Student musi wykonać zgodnie z regułami sztuki kluczowe ćwiczenia prezentowane w trakcie semestru. Sprawdzana jest zgodność z zasadami ale dopuszczane są inwencja twórcza oraz kreatywność (dziedzina jest twórcza). Tworzone jest w ciągu semestru portfolio rozwojowe pokazujące eksperymenty własne i ścieżkę osiągnięć, które są następnie na końcu zajęć oceniane.; Student zobowiązany jest przedstawić większy projekt własny w którym wykorzystuje poznane techniki modelowania. Projekty są negocjowane indywidualnie już podczas semestru i można je przygotowywać w trakcie jego trwania.</w:t>
+              <w:t>ocena sporządzonego oprogramowania; prezentacja samodzielnej pracy semestralnej</w:t>
             </w:r>
           </w:p>
         </w:tc>
@@ -7869,7 +7757,7 @@
                 <w:i w:val="0"/>
                 <w:sz w:val="22"/>
               </w:rPr>
-              <w:t>prezentacja na żywo; wykład z elementami dyskusji; studium przypadku; najlepsze praktyki; Ćwiczenia / Laboratorium/Lektorat:; praca samodzielna ucznia nad zadaniami i mini-projektami; projekt semestralny; Kryteria oceny; Student musi wykonać zgodnie z regułami sztuki kluczowe ćwiczenia prezentowane w trakcie semestru. Sprawdzana jest zgodność z zasadami ale dopuszczane są inwencja twórcza oraz kreatywność (dziedzina jest twórcza). Tworzone jest w ciągu semestru portfolio rozwojowe pokazujące eksperymenty własne i ścieżkę osiągnięć, które są następnie na końcu zajęć oceniane.; Student zobowiązany jest przedstawić większy projekt własny w którym wykorzystuje poznane techniki modelowania. Projekty są negocjowane indywidualnie już podczas semestru i można je przygotowywać w trakcie jego trwania.</w:t>
+              <w:t>ocena sporządzonego oprogramowania; prezentacja samodzielnej pracy semestralnej</w:t>
             </w:r>
           </w:p>
         </w:tc>
@@ -7927,7 +7815,7 @@
                 <w:i w:val="0"/>
                 <w:sz w:val="22"/>
               </w:rPr>
-              <w:t>prezentacja na żywo; wykład z elementami dyskusji; studium przypadku; najlepsze praktyki; Ćwiczenia / Laboratorium/Lektorat:; praca samodzielna ucznia nad zadaniami i mini-projektami; projekt semestralny; Kryteria oceny; Student musi wykonać zgodnie z regułami sztuki kluczowe ćwiczenia prezentowane w trakcie semestru. Sprawdzana jest zgodność z zasadami ale dopuszczane są inwencja twórcza oraz kreatywność (dziedzina jest twórcza). Tworzone jest w ciągu semestru portfolio rozwojowe pokazujące eksperymenty własne i ścieżkę osiągnięć, które są następnie na końcu zajęć oceniane.; Student zobowiązany jest przedstawić większy projekt własny w którym wykorzystuje poznane techniki modelowania. Projekty są negocjowane indywidualnie już podczas semestru i można je przygotowywać w trakcie jego trwania.</w:t>
+              <w:t>ocena sporządzonego oprogramowania; prezentacja samodzielnej pracy semestralnej</w:t>
             </w:r>
           </w:p>
         </w:tc>
@@ -7985,7 +7873,7 @@
                 <w:i w:val="0"/>
                 <w:sz w:val="22"/>
               </w:rPr>
-              <w:t>prezentacja na żywo; wykład z elementami dyskusji; studium przypadku; najlepsze praktyki; Ćwiczenia / Laboratorium/Lektorat:; praca samodzielna ucznia nad zadaniami i mini-projektami; projekt semestralny; Kryteria oceny; Student musi wykonać zgodnie z regułami sztuki kluczowe ćwiczenia prezentowane w trakcie semestru. Sprawdzana jest zgodność z zasadami ale dopuszczane są inwencja twórcza oraz kreatywność (dziedzina jest twórcza). Tworzone jest w ciągu semestru portfolio rozwojowe pokazujące eksperymenty własne i ścieżkę osiągnięć, które są następnie na końcu zajęć oceniane.; Student zobowiązany jest przedstawić większy projekt własny w którym wykorzystuje poznane techniki modelowania. Projekty są negocjowane indywidualnie już podczas semestru i można je przygotowywać w trakcie jego trwania.</w:t>
+              <w:t>ocena sporządzonego oprogramowania; prezentacja samodzielnej pracy semestralnej</w:t>
             </w:r>
           </w:p>
         </w:tc>
@@ -8043,7 +7931,7 @@
                 <w:i w:val="0"/>
                 <w:sz w:val="22"/>
               </w:rPr>
-              <w:t>prezentacja na żywo; wykład z elementami dyskusji; studium przypadku; najlepsze praktyki; Ćwiczenia / Laboratorium/Lektorat:; praca samodzielna ucznia nad zadaniami i mini-projektami; projekt semestralny; Kryteria oceny; Student musi wykonać zgodnie z regułami sztuki kluczowe ćwiczenia prezentowane w trakcie semestru. Sprawdzana jest zgodność z zasadami ale dopuszczane są inwencja twórcza oraz kreatywność (dziedzina jest twórcza). Tworzone jest w ciągu semestru portfolio rozwojowe pokazujące eksperymenty własne i ścieżkę osiągnięć, które są następnie na końcu zajęć oceniane.; Student zobowiązany jest przedstawić większy projekt własny w którym wykorzystuje poznane techniki modelowania. Projekty są negocjowane indywidualnie już podczas semestru i można je przygotowywać w trakcie jego trwania.</w:t>
+              <w:t>ocena sporządzonego oprogramowania; prezentacja samodzielnej pracy semestralnej</w:t>
             </w:r>
           </w:p>
         </w:tc>
@@ -8101,7 +7989,7 @@
                 <w:i w:val="0"/>
                 <w:sz w:val="22"/>
               </w:rPr>
-              <w:t>prezentacja na żywo; wykład z elementami dyskusji; studium przypadku; najlepsze praktyki; Ćwiczenia / Laboratorium/Lektorat:; praca samodzielna ucznia nad zadaniami i mini-projektami; projekt semestralny; Kryteria oceny; Student musi wykonać zgodnie z regułami sztuki kluczowe ćwiczenia prezentowane w trakcie semestru. Sprawdzana jest zgodność z zasadami ale dopuszczane są inwencja twórcza oraz kreatywność (dziedzina jest twórcza). Tworzone jest w ciągu semestru portfolio rozwojowe pokazujące eksperymenty własne i ścieżkę osiągnięć, które są następnie na końcu zajęć oceniane.; Student zobowiązany jest przedstawić większy projekt własny w którym wykorzystuje poznane techniki modelowania. Projekty są negocjowane indywidualnie już podczas semestru i można je przygotowywać w trakcie jego trwania.</w:t>
+              <w:t>ocena sporządzonego oprogramowania; prezentacja samodzielnej pracy semestralnej</w:t>
             </w:r>
           </w:p>
         </w:tc>
@@ -8159,7 +8047,7 @@
                 <w:i w:val="0"/>
                 <w:sz w:val="22"/>
               </w:rPr>
-              <w:t>prezentacja na żywo; wykład z elementami dyskusji; studium przypadku; najlepsze praktyki; Ćwiczenia / Laboratorium/Lektorat:; praca samodzielna ucznia nad zadaniami i mini-projektami; projekt semestralny; Kryteria oceny; Student musi wykonać zgodnie z regułami sztuki kluczowe ćwiczenia prezentowane w trakcie semestru. Sprawdzana jest zgodność z zasadami ale dopuszczane są inwencja twórcza oraz kreatywność (dziedzina jest twórcza). Tworzone jest w ciągu semestru portfolio rozwojowe pokazujące eksperymenty własne i ścieżkę osiągnięć, które są następnie na końcu zajęć oceniane.; Student zobowiązany jest przedstawić większy projekt własny w którym wykorzystuje poznane techniki modelowania. Projekty są negocjowane indywidualnie już podczas semestru i można je przygotowywać w trakcie jego trwania.</w:t>
+              <w:t>ocena sporządzonego oprogramowania; prezentacja samodzielnej pracy semestralnej</w:t>
             </w:r>
           </w:p>
         </w:tc>
@@ -8217,7 +8105,7 @@
                 <w:i w:val="0"/>
                 <w:sz w:val="22"/>
               </w:rPr>
-              <w:t>prezentacja na żywo; wykład z elementami dyskusji; studium przypadku; najlepsze praktyki; Ćwiczenia / Laboratorium/Lektorat:; praca samodzielna ucznia nad zadaniami i mini-projektami; projekt semestralny; Kryteria oceny; Student musi wykonać zgodnie z regułami sztuki kluczowe ćwiczenia prezentowane w trakcie semestru. Sprawdzana jest zgodność z zasadami ale dopuszczane są inwencja twórcza oraz kreatywność (dziedzina jest twórcza). Tworzone jest w ciągu semestru portfolio rozwojowe pokazujące eksperymenty własne i ścieżkę osiągnięć, które są następnie na końcu zajęć oceniane.; Student zobowiązany jest przedstawić większy projekt własny w którym wykorzystuje poznane techniki modelowania. Projekty są negocjowane indywidualnie już podczas semestru i można je przygotowywać w trakcie jego trwania.</w:t>
+              <w:t>ocena sporządzonego oprogramowania; prezentacja samodzielnej pracy semestralnej</w:t>
             </w:r>
           </w:p>
         </w:tc>
@@ -8275,7 +8163,7 @@
                 <w:i w:val="0"/>
                 <w:sz w:val="22"/>
               </w:rPr>
-              <w:t>prezentacja na żywo; wykład z elementami dyskusji; studium przypadku; najlepsze praktyki; Ćwiczenia / Laboratorium/Lektorat:; praca samodzielna ucznia nad zadaniami i mini-projektami; projekt semestralny; Kryteria oceny; Student musi wykonać zgodnie z regułami sztuki kluczowe ćwiczenia prezentowane w trakcie semestru. Sprawdzana jest zgodność z zasadami ale dopuszczane są inwencja twórcza oraz kreatywność (dziedzina jest twórcza). Tworzone jest w ciągu semestru portfolio rozwojowe pokazujące eksperymenty własne i ścieżkę osiągnięć, które są następnie na końcu zajęć oceniane.; Student zobowiązany jest przedstawić większy projekt własny w którym wykorzystuje poznane techniki modelowania. Projekty są negocjowane indywidualnie już podczas semestru i można je przygotowywać w trakcie jego trwania.</w:t>
+              <w:t>ocena sporządzonego oprogramowania; prezentacja samodzielnej pracy semestralnej</w:t>
             </w:r>
           </w:p>
         </w:tc>
@@ -8333,7 +8221,7 @@
                 <w:i w:val="0"/>
                 <w:sz w:val="22"/>
               </w:rPr>
-              <w:t>prezentacja na żywo; wykład z elementami dyskusji; studium przypadku; najlepsze praktyki; Ćwiczenia / Laboratorium/Lektorat:; praca samodzielna ucznia nad zadaniami i mini-projektami; projekt semestralny; Kryteria oceny; Student musi wykonać zgodnie z regułami sztuki kluczowe ćwiczenia prezentowane w trakcie semestru. Sprawdzana jest zgodność z zasadami ale dopuszczane są inwencja twórcza oraz kreatywność (dziedzina jest twórcza). Tworzone jest w ciągu semestru portfolio rozwojowe pokazujące eksperymenty własne i ścieżkę osiągnięć, które są następnie na końcu zajęć oceniane.; Student zobowiązany jest przedstawić większy projekt własny w którym wykorzystuje poznane techniki modelowania. Projekty są negocjowane indywidualnie już podczas semestru i można je przygotowywać w trakcie jego trwania.</w:t>
+              <w:t>ocena sporządzonego oprogramowania; prezentacja samodzielnej pracy semestralnej</w:t>
             </w:r>
           </w:p>
         </w:tc>
@@ -8391,7 +8279,7 @@
                 <w:i w:val="0"/>
                 <w:sz w:val="22"/>
               </w:rPr>
-              <w:t>prezentacja na żywo; wykład z elementami dyskusji; studium przypadku; najlepsze praktyki; Ćwiczenia / Laboratorium/Lektorat:; praca samodzielna ucznia nad zadaniami i mini-projektami; projekt semestralny; Kryteria oceny; Student musi wykonać zgodnie z regułami sztuki kluczowe ćwiczenia prezentowane w trakcie semestru. Sprawdzana jest zgodność z zasadami ale dopuszczane są inwencja twórcza oraz kreatywność (dziedzina jest twórcza). Tworzone jest w ciągu semestru portfolio rozwojowe pokazujące eksperymenty własne i ścieżkę osiągnięć, które są następnie na końcu zajęć oceniane.; Student zobowiązany jest przedstawić większy projekt własny w którym wykorzystuje poznane techniki modelowania. Projekty są negocjowane indywidualnie już podczas semestru i można je przygotowywać w trakcie jego trwania.</w:t>
+              <w:t>ocena sporządzonego oprogramowania; prezentacja samodzielnej pracy semestralnej</w:t>
             </w:r>
           </w:p>
         </w:tc>
@@ -8449,7 +8337,7 @@
                 <w:i w:val="0"/>
                 <w:sz w:val="22"/>
               </w:rPr>
-              <w:t>prezentacja na żywo; wykład z elementami dyskusji; studium przypadku; najlepsze praktyki; Ćwiczenia / Laboratorium/Lektorat:; praca samodzielna ucznia nad zadaniami i mini-projektami; projekt semestralny; Kryteria oceny; Student musi wykonać zgodnie z regułami sztuki kluczowe ćwiczenia prezentowane w trakcie semestru. Sprawdzana jest zgodność z zasadami ale dopuszczane są inwencja twórcza oraz kreatywność (dziedzina jest twórcza). Tworzone jest w ciągu semestru portfolio rozwojowe pokazujące eksperymenty własne i ścieżkę osiągnięć, które są następnie na końcu zajęć oceniane.; Student zobowiązany jest przedstawić większy projekt własny w którym wykorzystuje poznane techniki modelowania. Projekty są negocjowane indywidualnie już podczas semestru i można je przygotowywać w trakcie jego trwania.</w:t>
+              <w:t>ocena sporządzonego oprogramowania; prezentacja samodzielnej pracy semestralnej</w:t>
             </w:r>
           </w:p>
         </w:tc>
@@ -8507,7 +8395,7 @@
                 <w:i w:val="0"/>
                 <w:sz w:val="22"/>
               </w:rPr>
-              <w:t>prezentacja na żywo; wykład z elementami dyskusji; studium przypadku; najlepsze praktyki; Ćwiczenia / Laboratorium/Lektorat:; praca samodzielna ucznia nad zadaniami i mini-projektami; projekt semestralny; Kryteria oceny; Student musi wykonać zgodnie z regułami sztuki kluczowe ćwiczenia prezentowane w trakcie semestru. Sprawdzana jest zgodność z zasadami ale dopuszczane są inwencja twórcza oraz kreatywność (dziedzina jest twórcza). Tworzone jest w ciągu semestru portfolio rozwojowe pokazujące eksperymenty własne i ścieżkę osiągnięć, które są następnie na końcu zajęć oceniane.; Student zobowiązany jest przedstawić większy projekt własny w którym wykorzystuje poznane techniki modelowania. Projekty są negocjowane indywidualnie już podczas semestru i można je przygotowywać w trakcie jego trwania.</w:t>
+              <w:t>ocena sporządzonego oprogramowania; prezentacja samodzielnej pracy semestralnej</w:t>
             </w:r>
           </w:p>
         </w:tc>
@@ -8565,7 +8453,7 @@
                 <w:i w:val="0"/>
                 <w:sz w:val="22"/>
               </w:rPr>
-              <w:t>prezentacja na żywo; wykład z elementami dyskusji; studium przypadku; najlepsze praktyki; Ćwiczenia / Laboratorium/Lektorat:; praca samodzielna ucznia nad zadaniami i mini-projektami; projekt semestralny; Kryteria oceny; Student musi wykonać zgodnie z regułami sztuki kluczowe ćwiczenia prezentowane w trakcie semestru. Sprawdzana jest zgodność z zasadami ale dopuszczane są inwencja twórcza oraz kreatywność (dziedzina jest twórcza). Tworzone jest w ciągu semestru portfolio rozwojowe pokazujące eksperymenty własne i ścieżkę osiągnięć, które są następnie na końcu zajęć oceniane.; Student zobowiązany jest przedstawić większy projekt własny w którym wykorzystuje poznane techniki modelowania. Projekty są negocjowane indywidualnie już podczas semestru i można je przygotowywać w trakcie jego trwania.</w:t>
+              <w:t>ocena sporządzonego oprogramowania; prezentacja samodzielnej pracy semestralnej</w:t>
             </w:r>
           </w:p>
         </w:tc>
@@ -8623,7 +8511,7 @@
                 <w:i w:val="0"/>
                 <w:sz w:val="22"/>
               </w:rPr>
-              <w:t>prezentacja na żywo; wykład z elementami dyskusji; studium przypadku; najlepsze praktyki; Ćwiczenia / Laboratorium/Lektorat:; praca samodzielna ucznia nad zadaniami i mini-projektami; projekt semestralny; Kryteria oceny; Student musi wykonać zgodnie z regułami sztuki kluczowe ćwiczenia prezentowane w trakcie semestru. Sprawdzana jest zgodność z zasadami ale dopuszczane są inwencja twórcza oraz kreatywność (dziedzina jest twórcza). Tworzone jest w ciągu semestru portfolio rozwojowe pokazujące eksperymenty własne i ścieżkę osiągnięć, które są następnie na końcu zajęć oceniane.; Student zobowiązany jest przedstawić większy projekt własny w którym wykorzystuje poznane techniki modelowania. Projekty są negocjowane indywidualnie już podczas semestru i można je przygotowywać w trakcie jego trwania.</w:t>
+              <w:t>ocena sporządzonego oprogramowania; prezentacja samodzielnej pracy semestralnej</w:t>
             </w:r>
           </w:p>
         </w:tc>
@@ -8681,7 +8569,7 @@
                 <w:i w:val="0"/>
                 <w:sz w:val="22"/>
               </w:rPr>
-              <w:t>prezentacja na żywo; wykład z elementami dyskusji; studium przypadku; najlepsze praktyki; Ćwiczenia / Laboratorium/Lektorat:; praca samodzielna ucznia nad zadaniami i mini-projektami; projekt semestralny; Kryteria oceny; Student musi wykonać zgodnie z regułami sztuki kluczowe ćwiczenia prezentowane w trakcie semestru. Sprawdzana jest zgodność z zasadami ale dopuszczane są inwencja twórcza oraz kreatywność (dziedzina jest twórcza). Tworzone jest w ciągu semestru portfolio rozwojowe pokazujące eksperymenty własne i ścieżkę osiągnięć, które są następnie na końcu zajęć oceniane.; Student zobowiązany jest przedstawić większy projekt własny w którym wykorzystuje poznane techniki modelowania. Projekty są negocjowane indywidualnie już podczas semestru i można je przygotowywać w trakcie jego trwania.</w:t>
+              <w:t>ocena sporządzonego oprogramowania; prezentacja samodzielnej pracy semestralnej</w:t>
             </w:r>
           </w:p>
         </w:tc>
@@ -8739,7 +8627,7 @@
                 <w:i w:val="0"/>
                 <w:sz w:val="22"/>
               </w:rPr>
-              <w:t>prezentacja na żywo; wykład z elementami dyskusji; studium przypadku; najlepsze praktyki; Ćwiczenia / Laboratorium/Lektorat:; praca samodzielna ucznia nad zadaniami i mini-projektami; projekt semestralny; Kryteria oceny; Student musi wykonać zgodnie z regułami sztuki kluczowe ćwiczenia prezentowane w trakcie semestru. Sprawdzana jest zgodność z zasadami ale dopuszczane są inwencja twórcza oraz kreatywność (dziedzina jest twórcza). Tworzone jest w ciągu semestru portfolio rozwojowe pokazujące eksperymenty własne i ścieżkę osiągnięć, które są następnie na końcu zajęć oceniane.; Student zobowiązany jest przedstawić większy projekt własny w którym wykorzystuje poznane techniki modelowania. Projekty są negocjowane indywidualnie już podczas semestru i można je przygotowywać w trakcie jego trwania.</w:t>
+              <w:t>ocena sporządzonego oprogramowania; prezentacja samodzielnej pracy semestralnej</w:t>
             </w:r>
           </w:p>
         </w:tc>
@@ -8797,7 +8685,7 @@
                 <w:i w:val="0"/>
                 <w:sz w:val="22"/>
               </w:rPr>
-              <w:t>prezentacja na żywo; wykład z elementami dyskusji; studium przypadku; najlepsze praktyki; Ćwiczenia / Laboratorium/Lektorat:; praca samodzielna ucznia nad zadaniami i mini-projektami; projekt semestralny; Kryteria oceny; Student musi wykonać zgodnie z regułami sztuki kluczowe ćwiczenia prezentowane w trakcie semestru. Sprawdzana jest zgodność z zasadami ale dopuszczane są inwencja twórcza oraz kreatywność (dziedzina jest twórcza). Tworzone jest w ciągu semestru portfolio rozwojowe pokazujące eksperymenty własne i ścieżkę osiągnięć, które są następnie na końcu zajęć oceniane.; Student zobowiązany jest przedstawić większy projekt własny w którym wykorzystuje poznane techniki modelowania. Projekty są negocjowane indywidualnie już podczas semestru i można je przygotowywać w trakcie jego trwania.</w:t>
+              <w:t>ocena sporządzonego oprogramowania; prezentacja samodzielnej pracy semestralnej</w:t>
             </w:r>
           </w:p>
         </w:tc>
@@ -8855,7 +8743,7 @@
                 <w:i w:val="0"/>
                 <w:sz w:val="22"/>
               </w:rPr>
-              <w:t>prezentacja na żywo; wykład z elementami dyskusji; studium przypadku; najlepsze praktyki; Ćwiczenia / Laboratorium/Lektorat:; praca samodzielna ucznia nad zadaniami i mini-projektami; projekt semestralny; Kryteria oceny; Student musi wykonać zgodnie z regułami sztuki kluczowe ćwiczenia prezentowane w trakcie semestru. Sprawdzana jest zgodność z zasadami ale dopuszczane są inwencja twórcza oraz kreatywność (dziedzina jest twórcza). Tworzone jest w ciągu semestru portfolio rozwojowe pokazujące eksperymenty własne i ścieżkę osiągnięć, które są następnie na końcu zajęć oceniane.; Student zobowiązany jest przedstawić większy projekt własny w którym wykorzystuje poznane techniki modelowania. Projekty są negocjowane indywidualnie już podczas semestru i można je przygotowywać w trakcie jego trwania.</w:t>
+              <w:t>ocena sporządzonego oprogramowania; prezentacja samodzielnej pracy semestralnej</w:t>
             </w:r>
           </w:p>
         </w:tc>
@@ -8913,7 +8801,7 @@
                 <w:i w:val="0"/>
                 <w:sz w:val="22"/>
               </w:rPr>
-              <w:t>prezentacja na żywo; wykład z elementami dyskusji; studium przypadku; najlepsze praktyki; Ćwiczenia / Laboratorium/Lektorat:; praca samodzielna ucznia nad zadaniami i mini-projektami; projekt semestralny; Kryteria oceny; Student musi wykonać zgodnie z regułami sztuki kluczowe ćwiczenia prezentowane w trakcie semestru. Sprawdzana jest zgodność z zasadami ale dopuszczane są inwencja twórcza oraz kreatywność (dziedzina jest twórcza). Tworzone jest w ciągu semestru portfolio rozwojowe pokazujące eksperymenty własne i ścieżkę osiągnięć, które są następnie na końcu zajęć oceniane.; Student zobowiązany jest przedstawić większy projekt własny w którym wykorzystuje poznane techniki modelowania. Projekty są negocjowane indywidualnie już podczas semestru i można je przygotowywać w trakcie jego trwania.</w:t>
+              <w:t>ocena sporządzonego oprogramowania; prezentacja samodzielnej pracy semestralnej</w:t>
             </w:r>
           </w:p>
         </w:tc>
@@ -8971,7 +8859,7 @@
                 <w:i w:val="0"/>
                 <w:sz w:val="22"/>
               </w:rPr>
-              <w:t>prezentacja na żywo; wykład z elementami dyskusji; studium przypadku; najlepsze praktyki; Ćwiczenia / Laboratorium/Lektorat:; praca samodzielna ucznia nad zadaniami i mini-projektami; projekt semestralny; Kryteria oceny; Student musi wykonać zgodnie z regułami sztuki kluczowe ćwiczenia prezentowane w trakcie semestru. Sprawdzana jest zgodność z zasadami ale dopuszczane są inwencja twórcza oraz kreatywność (dziedzina jest twórcza). Tworzone jest w ciągu semestru portfolio rozwojowe pokazujące eksperymenty własne i ścieżkę osiągnięć, które są następnie na końcu zajęć oceniane.; Student zobowiązany jest przedstawić większy projekt własny w którym wykorzystuje poznane techniki modelowania. Projekty są negocjowane indywidualnie już podczas semestru i można je przygotowywać w trakcie jego trwania.</w:t>
+              <w:t>ocena sporządzonego oprogramowania; prezentacja samodzielnej pracy semestralnej</w:t>
             </w:r>
           </w:p>
         </w:tc>
@@ -9029,7 +8917,7 @@
                 <w:i w:val="0"/>
                 <w:sz w:val="22"/>
               </w:rPr>
-              <w:t>prezentacja na żywo; wykład z elementami dyskusji; studium przypadku; najlepsze praktyki; Ćwiczenia / Laboratorium/Lektorat:; praca samodzielna ucznia nad zadaniami i mini-projektami; projekt semestralny; Kryteria oceny; Student musi wykonać zgodnie z regułami sztuki kluczowe ćwiczenia prezentowane w trakcie semestru. Sprawdzana jest zgodność z zasadami ale dopuszczane są inwencja twórcza oraz kreatywność (dziedzina jest twórcza). Tworzone jest w ciągu semestru portfolio rozwojowe pokazujące eksperymenty własne i ścieżkę osiągnięć, które są następnie na końcu zajęć oceniane.; Student zobowiązany jest przedstawić większy projekt własny w którym wykorzystuje poznane techniki modelowania. Projekty są negocjowane indywidualnie już podczas semestru i można je przygotowywać w trakcie jego trwania.</w:t>
+              <w:t>ocena sporządzonego oprogramowania; prezentacja samodzielnej pracy semestralnej</w:t>
             </w:r>
           </w:p>
         </w:tc>
@@ -9087,7 +8975,7 @@
                 <w:i w:val="0"/>
                 <w:sz w:val="22"/>
               </w:rPr>
-              <w:t>prezentacja na żywo; wykład z elementami dyskusji; studium przypadku; najlepsze praktyki; Ćwiczenia / Laboratorium/Lektorat:; praca samodzielna ucznia nad zadaniami i mini-projektami; projekt semestralny; Kryteria oceny; Student musi wykonać zgodnie z regułami sztuki kluczowe ćwiczenia prezentowane w trakcie semestru. Sprawdzana jest zgodność z zasadami ale dopuszczane są inwencja twórcza oraz kreatywność (dziedzina jest twórcza). Tworzone jest w ciągu semestru portfolio rozwojowe pokazujące eksperymenty własne i ścieżkę osiągnięć, które są następnie na końcu zajęć oceniane.; Student zobowiązany jest przedstawić większy projekt własny w którym wykorzystuje poznane techniki modelowania. Projekty są negocjowane indywidualnie już podczas semestru i można je przygotowywać w trakcie jego trwania.</w:t>
+              <w:t>ocena sporządzonego oprogramowania; prezentacja samodzielnej pracy semestralnej</w:t>
             </w:r>
           </w:p>
         </w:tc>
@@ -9145,7 +9033,7 @@
                 <w:i w:val="0"/>
                 <w:sz w:val="22"/>
               </w:rPr>
-              <w:t>prezentacja na żywo; wykład z elementami dyskusji; studium przypadku; najlepsze praktyki; Ćwiczenia / Laboratorium/Lektorat:; praca samodzielna ucznia nad zadaniami i mini-projektami; projekt semestralny; Kryteria oceny; Student musi wykonać zgodnie z regułami sztuki kluczowe ćwiczenia prezentowane w trakcie semestru. Sprawdzana jest zgodność z zasadami ale dopuszczane są inwencja twórcza oraz kreatywność (dziedzina jest twórcza). Tworzone jest w ciągu semestru portfolio rozwojowe pokazujące eksperymenty własne i ścieżkę osiągnięć, które są następnie na końcu zajęć oceniane.; Student zobowiązany jest przedstawić większy projekt własny w którym wykorzystuje poznane techniki modelowania. Projekty są negocjowane indywidualnie już podczas semestru i można je przygotowywać w trakcie jego trwania.</w:t>
+              <w:t>ocena sporządzonego oprogramowania; prezentacja samodzielnej pracy semestralnej</w:t>
             </w:r>
           </w:p>
         </w:tc>
@@ -9203,7 +9091,7 @@
                 <w:i w:val="0"/>
                 <w:sz w:val="22"/>
               </w:rPr>
-              <w:t>prezentacja na żywo; wykład z elementami dyskusji; studium przypadku; najlepsze praktyki; Ćwiczenia / Laboratorium/Lektorat:; praca samodzielna ucznia nad zadaniami i mini-projektami; projekt semestralny; Kryteria oceny; Student musi wykonać zgodnie z regułami sztuki kluczowe ćwiczenia prezentowane w trakcie semestru. Sprawdzana jest zgodność z zasadami ale dopuszczane są inwencja twórcza oraz kreatywność (dziedzina jest twórcza). Tworzone jest w ciągu semestru portfolio rozwojowe pokazujące eksperymenty własne i ścieżkę osiągnięć, które są następnie na końcu zajęć oceniane.; Student zobowiązany jest przedstawić większy projekt własny w którym wykorzystuje poznane techniki modelowania. Projekty są negocjowane indywidualnie już podczas semestru i można je przygotowywać w trakcie jego trwania.</w:t>
+              <w:t>ocena sporządzonego oprogramowania; prezentacja samodzielnej pracy semestralnej</w:t>
             </w:r>
           </w:p>
         </w:tc>
@@ -9261,7 +9149,7 @@
                 <w:i w:val="0"/>
                 <w:sz w:val="22"/>
               </w:rPr>
-              <w:t>prezentacja na żywo; wykład z elementami dyskusji; studium przypadku; najlepsze praktyki; Ćwiczenia / Laboratorium/Lektorat:; praca samodzielna ucznia nad zadaniami i mini-projektami; projekt semestralny; Kryteria oceny; Student musi wykonać zgodnie z regułami sztuki kluczowe ćwiczenia prezentowane w trakcie semestru. Sprawdzana jest zgodność z zasadami ale dopuszczane są inwencja twórcza oraz kreatywność (dziedzina jest twórcza). Tworzone jest w ciągu semestru portfolio rozwojowe pokazujące eksperymenty własne i ścieżkę osiągnięć, które są następnie na końcu zajęć oceniane.; Student zobowiązany jest przedstawić większy projekt własny w którym wykorzystuje poznane techniki modelowania. Projekty są negocjowane indywidualnie już podczas semestru i można je przygotowywać w trakcie jego trwania.</w:t>
+              <w:t>ocena sporządzonego oprogramowania; prezentacja samodzielnej pracy semestralnej</w:t>
             </w:r>
           </w:p>
         </w:tc>
@@ -9319,7 +9207,7 @@
                 <w:i w:val="0"/>
                 <w:sz w:val="22"/>
               </w:rPr>
-              <w:t>prezentacja na żywo; wykład z elementami dyskusji; studium przypadku; najlepsze praktyki; Ćwiczenia / Laboratorium/Lektorat:; praca samodzielna ucznia nad zadaniami i mini-projektami; projekt semestralny; Kryteria oceny; Student musi wykonać zgodnie z regułami sztuki kluczowe ćwiczenia prezentowane w trakcie semestru. Sprawdzana jest zgodność z zasadami ale dopuszczane są inwencja twórcza oraz kreatywność (dziedzina jest twórcza). Tworzone jest w ciągu semestru portfolio rozwojowe pokazujące eksperymenty własne i ścieżkę osiągnięć, które są następnie na końcu zajęć oceniane.; Student zobowiązany jest przedstawić większy projekt własny w którym wykorzystuje poznane techniki modelowania. Projekty są negocjowane indywidualnie już podczas semestru i można je przygotowywać w trakcie jego trwania.</w:t>
+              <w:t>ocena sporządzonego oprogramowania; prezentacja samodzielnej pracy semestralnej</w:t>
             </w:r>
           </w:p>
         </w:tc>
@@ -9377,7 +9265,7 @@
                 <w:i w:val="0"/>
                 <w:sz w:val="22"/>
               </w:rPr>
-              <w:t>prezentacja na żywo; wykład z elementami dyskusji; studium przypadku; najlepsze praktyki; Ćwiczenia / Laboratorium/Lektorat:; praca samodzielna ucznia nad zadaniami i mini-projektami; projekt semestralny; Kryteria oceny; Student musi wykonać zgodnie z regułami sztuki kluczowe ćwiczenia prezentowane w trakcie semestru. Sprawdzana jest zgodność z zasadami ale dopuszczane są inwencja twórcza oraz kreatywność (dziedzina jest twórcza). Tworzone jest w ciągu semestru portfolio rozwojowe pokazujące eksperymenty własne i ścieżkę osiągnięć, które są następnie na końcu zajęć oceniane.; Student zobowiązany jest przedstawić większy projekt własny w którym wykorzystuje poznane techniki modelowania. Projekty są negocjowane indywidualnie już podczas semestru i można je przygotowywać w trakcie jego trwania.</w:t>
+              <w:t>ocena sporządzonego oprogramowania; prezentacja samodzielnej pracy semestralnej</w:t>
             </w:r>
           </w:p>
         </w:tc>
@@ -9435,7 +9323,7 @@
                 <w:i w:val="0"/>
                 <w:sz w:val="22"/>
               </w:rPr>
-              <w:t>prezentacja na żywo; wykład z elementami dyskusji; studium przypadku; najlepsze praktyki; Ćwiczenia / Laboratorium/Lektorat:; praca samodzielna ucznia nad zadaniami i mini-projektami; projekt semestralny; Kryteria oceny; Student musi wykonać zgodnie z regułami sztuki kluczowe ćwiczenia prezentowane w trakcie semestru. Sprawdzana jest zgodność z zasadami ale dopuszczane są inwencja twórcza oraz kreatywność (dziedzina jest twórcza). Tworzone jest w ciągu semestru portfolio rozwojowe pokazujące eksperymenty własne i ścieżkę osiągnięć, które są następnie na końcu zajęć oceniane.; Student zobowiązany jest przedstawić większy projekt własny w którym wykorzystuje poznane techniki modelowania. Projekty są negocjowane indywidualnie już podczas semestru i można je przygotowywać w trakcie jego trwania.</w:t>
+              <w:t>ocena sporządzonego oprogramowania; prezentacja samodzielnej pracy semestralnej</w:t>
             </w:r>
           </w:p>
         </w:tc>
@@ -9493,7 +9381,7 @@
                 <w:i w:val="0"/>
                 <w:sz w:val="22"/>
               </w:rPr>
-              <w:t>prezentacja na żywo; wykład z elementami dyskusji; studium przypadku; najlepsze praktyki; Ćwiczenia / Laboratorium/Lektorat:; praca samodzielna ucznia nad zadaniami i mini-projektami; projekt semestralny; Kryteria oceny; Student musi wykonać zgodnie z regułami sztuki kluczowe ćwiczenia prezentowane w trakcie semestru. Sprawdzana jest zgodność z zasadami ale dopuszczane są inwencja twórcza oraz kreatywność (dziedzina jest twórcza). Tworzone jest w ciągu semestru portfolio rozwojowe pokazujące eksperymenty własne i ścieżkę osiągnięć, które są następnie na końcu zajęć oceniane.; Student zobowiązany jest przedstawić większy projekt własny w którym wykorzystuje poznane techniki modelowania. Projekty są negocjowane indywidualnie już podczas semestru i można je przygotowywać w trakcie jego trwania.</w:t>
+              <w:t>ocena sporządzonego oprogramowania; prezentacja samodzielnej pracy semestralnej</w:t>
             </w:r>
           </w:p>
         </w:tc>
@@ -9551,7 +9439,7 @@
                 <w:i w:val="0"/>
                 <w:sz w:val="22"/>
               </w:rPr>
-              <w:t>prezentacja na żywo; wykład z elementami dyskusji; studium przypadku; najlepsze praktyki; Ćwiczenia / Laboratorium/Lektorat:; praca samodzielna ucznia nad zadaniami i mini-projektami; projekt semestralny; Kryteria oceny; Student musi wykonać zgodnie z regułami sztuki kluczowe ćwiczenia prezentowane w trakcie semestru. Sprawdzana jest zgodność z zasadami ale dopuszczane są inwencja twórcza oraz kreatywność (dziedzina jest twórcza). Tworzone jest w ciągu semestru portfolio rozwojowe pokazujące eksperymenty własne i ścieżkę osiągnięć, które są następnie na końcu zajęć oceniane.; Student zobowiązany jest przedstawić większy projekt własny w którym wykorzystuje poznane techniki modelowania. Projekty są negocjowane indywidualnie już podczas semestru i można je przygotowywać w trakcie jego trwania.</w:t>
+              <w:t>ocena sporządzonego oprogramowania; prezentacja samodzielnej pracy semestralnej</w:t>
             </w:r>
           </w:p>
         </w:tc>
@@ -9609,7 +9497,7 @@
                 <w:i w:val="0"/>
                 <w:sz w:val="22"/>
               </w:rPr>
-              <w:t>prezentacja na żywo; wykład z elementami dyskusji; studium przypadku; najlepsze praktyki; Ćwiczenia / Laboratorium/Lektorat:; praca samodzielna ucznia nad zadaniami i mini-projektami; projekt semestralny; Kryteria oceny; Student musi wykonać zgodnie z regułami sztuki kluczowe ćwiczenia prezentowane w trakcie semestru. Sprawdzana jest zgodność z zasadami ale dopuszczane są inwencja twórcza oraz kreatywność (dziedzina jest twórcza). Tworzone jest w ciągu semestru portfolio rozwojowe pokazujące eksperymenty własne i ścieżkę osiągnięć, które są następnie na końcu zajęć oceniane.; Student zobowiązany jest przedstawić większy projekt własny w którym wykorzystuje poznane techniki modelowania. Projekty są negocjowane indywidualnie już podczas semestru i można je przygotowywać w trakcie jego trwania.</w:t>
+              <w:t>ocena sporządzonego oprogramowania; prezentacja samodzielnej pracy semestralnej</w:t>
             </w:r>
           </w:p>
         </w:tc>
@@ -9667,7 +9555,7 @@
                 <w:i w:val="0"/>
                 <w:sz w:val="22"/>
               </w:rPr>
-              <w:t>prezentacja na żywo; wykład z elementami dyskusji; studium przypadku; najlepsze praktyki; Ćwiczenia / Laboratorium/Lektorat:; praca samodzielna ucznia nad zadaniami i mini-projektami; projekt semestralny; Kryteria oceny; Student musi wykonać zgodnie z regułami sztuki kluczowe ćwiczenia prezentowane w trakcie semestru. Sprawdzana jest zgodność z zasadami ale dopuszczane są inwencja twórcza oraz kreatywność (dziedzina jest twórcza). Tworzone jest w ciągu semestru portfolio rozwojowe pokazujące eksperymenty własne i ścieżkę osiągnięć, które są następnie na końcu zajęć oceniane.; Student zobowiązany jest przedstawić większy projekt własny w którym wykorzystuje poznane techniki modelowania. Projekty są negocjowane indywidualnie już podczas semestru i można je przygotowywać w trakcie jego trwania.</w:t>
+              <w:t>ocena sporządzonego oprogramowania; prezentacja samodzielnej pracy semestralnej</w:t>
             </w:r>
           </w:p>
         </w:tc>
@@ -9725,7 +9613,7 @@
                 <w:i w:val="0"/>
                 <w:sz w:val="22"/>
               </w:rPr>
-              <w:t>prezentacja na żywo; wykład z elementami dyskusji; studium przypadku; najlepsze praktyki; Ćwiczenia / Laboratorium/Lektorat:; praca samodzielna ucznia nad zadaniami i mini-projektami; projekt semestralny; Kryteria oceny; Student musi wykonać zgodnie z regułami sztuki kluczowe ćwiczenia prezentowane w trakcie semestru. Sprawdzana jest zgodność z zasadami ale dopuszczane są inwencja twórcza oraz kreatywność (dziedzina jest twórcza). Tworzone jest w ciągu semestru portfolio rozwojowe pokazujące eksperymenty własne i ścieżkę osiągnięć, które są następnie na końcu zajęć oceniane.; Student zobowiązany jest przedstawić większy projekt własny w którym wykorzystuje poznane techniki modelowania. Projekty są negocjowane indywidualnie już podczas semestru i można je przygotowywać w trakcie jego trwania.</w:t>
+              <w:t>ocena sporządzonego oprogramowania; prezentacja samodzielnej pracy semestralnej</w:t>
             </w:r>
           </w:p>
         </w:tc>
@@ -9783,7 +9671,7 @@
                 <w:i w:val="0"/>
                 <w:sz w:val="22"/>
               </w:rPr>
-              <w:t>prezentacja na żywo; wykład z elementami dyskusji; studium przypadku; najlepsze praktyki; Ćwiczenia / Laboratorium/Lektorat:; praca samodzielna ucznia nad zadaniami i mini-projektami; projekt semestralny; Kryteria oceny; Student musi wykonać zgodnie z regułami sztuki kluczowe ćwiczenia prezentowane w trakcie semestru. Sprawdzana jest zgodność z zasadami ale dopuszczane są inwencja twórcza oraz kreatywność (dziedzina jest twórcza). Tworzone jest w ciągu semestru portfolio rozwojowe pokazujące eksperymenty własne i ścieżkę osiągnięć, które są następnie na końcu zajęć oceniane.; Student zobowiązany jest przedstawić większy projekt własny w którym wykorzystuje poznane techniki modelowania. Projekty są negocjowane indywidualnie już podczas semestru i można je przygotowywać w trakcie jego trwania.</w:t>
+              <w:t>ocena sporządzonego oprogramowania; prezentacja samodzielnej pracy semestralnej</w:t>
             </w:r>
           </w:p>
         </w:tc>
@@ -9841,7 +9729,7 @@
                 <w:i w:val="0"/>
                 <w:sz w:val="22"/>
               </w:rPr>
-              <w:t>prezentacja na żywo; wykład z elementami dyskusji; studium przypadku; najlepsze praktyki; Ćwiczenia / Laboratorium/Lektorat:; praca samodzielna ucznia nad zadaniami i mini-projektami; projekt semestralny; Kryteria oceny; Student musi wykonać zgodnie z regułami sztuki kluczowe ćwiczenia prezentowane w trakcie semestru. Sprawdzana jest zgodność z zasadami ale dopuszczane są inwencja twórcza oraz kreatywność (dziedzina jest twórcza). Tworzone jest w ciągu semestru portfolio rozwojowe pokazujące eksperymenty własne i ścieżkę osiągnięć, które są następnie na końcu zajęć oceniane.; Student zobowiązany jest przedstawić większy projekt własny w którym wykorzystuje poznane techniki modelowania. Projekty są negocjowane indywidualnie już podczas semestru i można je przygotowywać w trakcie jego trwania.</w:t>
+              <w:t>ocena sporządzonego oprogramowania; prezentacja samodzielnej pracy semestralnej</w:t>
             </w:r>
           </w:p>
         </w:tc>
@@ -9899,7 +9787,7 @@
                 <w:i w:val="0"/>
                 <w:sz w:val="22"/>
               </w:rPr>
-              <w:t>prezentacja na żywo; wykład z elementami dyskusji; studium przypadku; najlepsze praktyki; Ćwiczenia / Laboratorium/Lektorat:; praca samodzielna ucznia nad zadaniami i mini-projektami; projekt semestralny; Kryteria oceny; Student musi wykonać zgodnie z regułami sztuki kluczowe ćwiczenia prezentowane w trakcie semestru. Sprawdzana jest zgodność z zasadami ale dopuszczane są inwencja twórcza oraz kreatywność (dziedzina jest twórcza). Tworzone jest w ciągu semestru portfolio rozwojowe pokazujące eksperymenty własne i ścieżkę osiągnięć, które są następnie na końcu zajęć oceniane.; Student zobowiązany jest przedstawić większy projekt własny w którym wykorzystuje poznane techniki modelowania. Projekty są negocjowane indywidualnie już podczas semestru i można je przygotowywać w trakcie jego trwania.</w:t>
+              <w:t>ocena sporządzonego oprogramowania; prezentacja samodzielnej pracy semestralnej</w:t>
             </w:r>
           </w:p>
         </w:tc>
@@ -9957,7 +9845,7 @@
                 <w:i w:val="0"/>
                 <w:sz w:val="22"/>
               </w:rPr>
-              <w:t>prezentacja na żywo; wykład z elementami dyskusji; studium przypadku; najlepsze praktyki; Ćwiczenia / Laboratorium/Lektorat:; praca samodzielna ucznia nad zadaniami i mini-projektami; projekt semestralny; Kryteria oceny; Student musi wykonać zgodnie z regułami sztuki kluczowe ćwiczenia prezentowane w trakcie semestru. Sprawdzana jest zgodność z zasadami ale dopuszczane są inwencja twórcza oraz kreatywność (dziedzina jest twórcza). Tworzone jest w ciągu semestru portfolio rozwojowe pokazujące eksperymenty własne i ścieżkę osiągnięć, które są następnie na końcu zajęć oceniane.; Student zobowiązany jest przedstawić większy projekt własny w którym wykorzystuje poznane techniki modelowania. Projekty są negocjowane indywidualnie już podczas semestru i można je przygotowywać w trakcie jego trwania.</w:t>
+              <w:t>ocena sporządzonego oprogramowania; prezentacja samodzielnej pracy semestralnej</w:t>
             </w:r>
           </w:p>
         </w:tc>
@@ -10015,7 +9903,7 @@
                 <w:i w:val="0"/>
                 <w:sz w:val="22"/>
               </w:rPr>
-              <w:t>prezentacja na żywo; wykład z elementami dyskusji; studium przypadku; najlepsze praktyki; Ćwiczenia / Laboratorium/Lektorat:; praca samodzielna ucznia nad zadaniami i mini-projektami; projekt semestralny; Kryteria oceny; Student musi wykonać zgodnie z regułami sztuki kluczowe ćwiczenia prezentowane w trakcie semestru. Sprawdzana jest zgodność z zasadami ale dopuszczane są inwencja twórcza oraz kreatywność (dziedzina jest twórcza). Tworzone jest w ciągu semestru portfolio rozwojowe pokazujące eksperymenty własne i ścieżkę osiągnięć, które są następnie na końcu zajęć oceniane.; Student zobowiązany jest przedstawić większy projekt własny w którym wykorzystuje poznane techniki modelowania. Projekty są negocjowane indywidualnie już podczas semestru i można je przygotowywać w trakcie jego trwania.</w:t>
+              <w:t>ocena sporządzonego oprogramowania; prezentacja samodzielnej pracy semestralnej</w:t>
             </w:r>
           </w:p>
         </w:tc>
@@ -10073,7 +9961,7 @@
                 <w:i w:val="0"/>
                 <w:sz w:val="22"/>
               </w:rPr>
-              <w:t>prezentacja na żywo; wykład z elementami dyskusji; studium przypadku; najlepsze praktyki; Ćwiczenia / Laboratorium/Lektorat:; praca samodzielna ucznia nad zadaniami i mini-projektami; projekt semestralny; Kryteria oceny; Student musi wykonać zgodnie z regułami sztuki kluczowe ćwiczenia prezentowane w trakcie semestru. Sprawdzana jest zgodność z zasadami ale dopuszczane są inwencja twórcza oraz kreatywność (dziedzina jest twórcza). Tworzone jest w ciągu semestru portfolio rozwojowe pokazujące eksperymenty własne i ścieżkę osiągnięć, które są następnie na końcu zajęć oceniane.; Student zobowiązany jest przedstawić większy projekt własny w którym wykorzystuje poznane techniki modelowania. Projekty są negocjowane indywidualnie już podczas semestru i można je przygotowywać w trakcie jego trwania.</w:t>
+              <w:t>ocena sporządzonego oprogramowania; prezentacja samodzielnej pracy semestralnej</w:t>
             </w:r>
           </w:p>
         </w:tc>
@@ -10131,7 +10019,7 @@
                 <w:i w:val="0"/>
                 <w:sz w:val="22"/>
               </w:rPr>
-              <w:t>prezentacja na żywo; wykład z elementami dyskusji; studium przypadku; najlepsze praktyki; Ćwiczenia / Laboratorium/Lektorat:; praca samodzielna ucznia nad zadaniami i mini-projektami; projekt semestralny; Kryteria oceny; Student musi wykonać zgodnie z regułami sztuki kluczowe ćwiczenia prezentowane w trakcie semestru. Sprawdzana jest zgodność z zasadami ale dopuszczane są inwencja twórcza oraz kreatywność (dziedzina jest twórcza). Tworzone jest w ciągu semestru portfolio rozwojowe pokazujące eksperymenty własne i ścieżkę osiągnięć, które są następnie na końcu zajęć oceniane.; Student zobowiązany jest przedstawić większy projekt własny w którym wykorzystuje poznane techniki modelowania. Projekty są negocjowane indywidualnie już podczas semestru i można je przygotowywać w trakcie jego trwania.</w:t>
+              <w:t>ocena sporządzonego oprogramowania; prezentacja samodzielnej pracy semestralnej</w:t>
             </w:r>
           </w:p>
         </w:tc>
@@ -10189,7 +10077,7 @@
                 <w:i w:val="0"/>
                 <w:sz w:val="22"/>
               </w:rPr>
-              <w:t>prezentacja na żywo; wykład z elementami dyskusji; studium przypadku; najlepsze praktyki; Ćwiczenia / Laboratorium/Lektorat:; praca samodzielna ucznia nad zadaniami i mini-projektami; projekt semestralny; Kryteria oceny; Student musi wykonać zgodnie z regułami sztuki kluczowe ćwiczenia prezentowane w trakcie semestru. Sprawdzana jest zgodność z zasadami ale dopuszczane są inwencja twórcza oraz kreatywność (dziedzina jest twórcza). Tworzone jest w ciągu semestru portfolio rozwojowe pokazujące eksperymenty własne i ścieżkę osiągnięć, które są następnie na końcu zajęć oceniane.; Student zobowiązany jest przedstawić większy projekt własny w którym wykorzystuje poznane techniki modelowania. Projekty są negocjowane indywidualnie już podczas semestru i można je przygotowywać w trakcie jego trwania.</w:t>
+              <w:t>ocena sporządzonego oprogramowania; prezentacja samodzielnej pracy semestralnej</w:t>
             </w:r>
           </w:p>
         </w:tc>
@@ -10247,7 +10135,7 @@
                 <w:i w:val="0"/>
                 <w:sz w:val="22"/>
               </w:rPr>
-              <w:t>prezentacja na żywo; wykład z elementami dyskusji; studium przypadku; najlepsze praktyki; Ćwiczenia / Laboratorium/Lektorat:; praca samodzielna ucznia nad zadaniami i mini-projektami; projekt semestralny; Kryteria oceny; Student musi wykonać zgodnie z regułami sztuki kluczowe ćwiczenia prezentowane w trakcie semestru. Sprawdzana jest zgodność z zasadami ale dopuszczane są inwencja twórcza oraz kreatywność (dziedzina jest twórcza). Tworzone jest w ciągu semestru portfolio rozwojowe pokazujące eksperymenty własne i ścieżkę osiągnięć, które są następnie na końcu zajęć oceniane.; Student zobowiązany jest przedstawić większy projekt własny w którym wykorzystuje poznane techniki modelowania. Projekty są negocjowane indywidualnie już podczas semestru i można je przygotowywać w trakcie jego trwania.</w:t>
+              <w:t>ocena sporządzonego oprogramowania; prezentacja samodzielnej pracy semestralnej</w:t>
             </w:r>
           </w:p>
         </w:tc>
@@ -10305,7 +10193,7 @@
                 <w:i w:val="0"/>
                 <w:sz w:val="22"/>
               </w:rPr>
-              <w:t>prezentacja na żywo; wykład z elementami dyskusji; studium przypadku; najlepsze praktyki; Ćwiczenia / Laboratorium/Lektorat:; praca samodzielna ucznia nad zadaniami i mini-projektami; projekt semestralny; Kryteria oceny; Student musi wykonać zgodnie z regułami sztuki kluczowe ćwiczenia prezentowane w trakcie semestru. Sprawdzana jest zgodność z zasadami ale dopuszczane są inwencja twórcza oraz kreatywność (dziedzina jest twórcza). Tworzone jest w ciągu semestru portfolio rozwojowe pokazujące eksperymenty własne i ścieżkę osiągnięć, które są następnie na końcu zajęć oceniane.; Student zobowiązany jest przedstawić większy projekt własny w którym wykorzystuje poznane techniki modelowania. Projekty są negocjowane indywidualnie już podczas semestru i można je przygotowywać w trakcie jego trwania.</w:t>
+              <w:t>ocena sporządzonego oprogramowania; prezentacja samodzielnej pracy semestralnej</w:t>
             </w:r>
           </w:p>
         </w:tc>
@@ -10363,7 +10251,7 @@
                 <w:i w:val="0"/>
                 <w:sz w:val="22"/>
               </w:rPr>
-              <w:t>prezentacja na żywo; wykład z elementami dyskusji; studium przypadku; najlepsze praktyki; Ćwiczenia / Laboratorium/Lektorat:; praca samodzielna ucznia nad zadaniami i mini-projektami; projekt semestralny; Kryteria oceny; Student musi wykonać zgodnie z regułami sztuki kluczowe ćwiczenia prezentowane w trakcie semestru. Sprawdzana jest zgodność z zasadami ale dopuszczane są inwencja twórcza oraz kreatywność (dziedzina jest twórcza). Tworzone jest w ciągu semestru portfolio rozwojowe pokazujące eksperymenty własne i ścieżkę osiągnięć, które są następnie na końcu zajęć oceniane.; Student zobowiązany jest przedstawić większy projekt własny w którym wykorzystuje poznane techniki modelowania. Projekty są negocjowane indywidualnie już podczas semestru i można je przygotowywać w trakcie jego trwania.</w:t>
+              <w:t>ocena sporządzonego oprogramowania; prezentacja samodzielnej pracy semestralnej</w:t>
             </w:r>
           </w:p>
         </w:tc>
@@ -10421,7 +10309,7 @@
                 <w:i w:val="0"/>
                 <w:sz w:val="22"/>
               </w:rPr>
-              <w:t>prezentacja na żywo; wykład z elementami dyskusji; studium przypadku; najlepsze praktyki; Ćwiczenia / Laboratorium/Lektorat:; praca samodzielna ucznia nad zadaniami i mini-projektami; projekt semestralny; Kryteria oceny; Student musi wykonać zgodnie z regułami sztuki kluczowe ćwiczenia prezentowane w trakcie semestru. Sprawdzana jest zgodność z zasadami ale dopuszczane są inwencja twórcza oraz kreatywność (dziedzina jest twórcza). Tworzone jest w ciągu semestru portfolio rozwojowe pokazujące eksperymenty własne i ścieżkę osiągnięć, które są następnie na końcu zajęć oceniane.; Student zobowiązany jest przedstawić większy projekt własny w którym wykorzystuje poznane techniki modelowania. Projekty są negocjowane indywidualnie już podczas semestru i można je przygotowywać w trakcie jego trwania.</w:t>
+              <w:t>ocena sporządzonego oprogramowania; prezentacja samodzielnej pracy semestralnej</w:t>
             </w:r>
           </w:p>
         </w:tc>
@@ -10479,7 +10367,7 @@
                 <w:i w:val="0"/>
                 <w:sz w:val="22"/>
               </w:rPr>
-              <w:t>prezentacja na żywo; wykład z elementami dyskusji; studium przypadku; najlepsze praktyki; Ćwiczenia / Laboratorium/Lektorat:; praca samodzielna ucznia nad zadaniami i mini-projektami; projekt semestralny; Kryteria oceny; Student musi wykonać zgodnie z regułami sztuki kluczowe ćwiczenia prezentowane w trakcie semestru. Sprawdzana jest zgodność z zasadami ale dopuszczane są inwencja twórcza oraz kreatywność (dziedzina jest twórcza). Tworzone jest w ciągu semestru portfolio rozwojowe pokazujące eksperymenty własne i ścieżkę osiągnięć, które są następnie na końcu zajęć oceniane.; Student zobowiązany jest przedstawić większy projekt własny w którym wykorzystuje poznane techniki modelowania. Projekty są negocjowane indywidualnie już podczas semestru i można je przygotowywać w trakcie jego trwania.</w:t>
+              <w:t>ocena sporządzonego oprogramowania; prezentacja samodzielnej pracy semestralnej</w:t>
             </w:r>
           </w:p>
         </w:tc>
@@ -10537,7 +10425,7 @@
                 <w:i w:val="0"/>
                 <w:sz w:val="22"/>
               </w:rPr>
-              <w:t>prezentacja na żywo; wykład z elementami dyskusji; studium przypadku; najlepsze praktyki; Ćwiczenia / Laboratorium/Lektorat:; praca samodzielna ucznia nad zadaniami i mini-projektami; projekt semestralny; Kryteria oceny; Student musi wykonać zgodnie z regułami sztuki kluczowe ćwiczenia prezentowane w trakcie semestru. Sprawdzana jest zgodność z zasadami ale dopuszczane są inwencja twórcza oraz kreatywność (dziedzina jest twórcza). Tworzone jest w ciągu semestru portfolio rozwojowe pokazujące eksperymenty własne i ścieżkę osiągnięć, które są następnie na końcu zajęć oceniane.; Student zobowiązany jest przedstawić większy projekt własny w którym wykorzystuje poznane techniki modelowania. Projekty są negocjowane indywidualnie już podczas semestru i można je przygotowywać w trakcie jego trwania.</w:t>
+              <w:t>ocena sporządzonego oprogramowania; prezentacja samodzielnej pracy semestralnej</w:t>
             </w:r>
           </w:p>
         </w:tc>
@@ -10595,7 +10483,7 @@
                 <w:i w:val="0"/>
                 <w:sz w:val="22"/>
               </w:rPr>
-              <w:t>prezentacja na żywo; wykład z elementami dyskusji; studium przypadku; najlepsze praktyki; Ćwiczenia / Laboratorium/Lektorat:; praca samodzielna ucznia nad zadaniami i mini-projektami; projekt semestralny; Kryteria oceny; Student musi wykonać zgodnie z regułami sztuki kluczowe ćwiczenia prezentowane w trakcie semestru. Sprawdzana jest zgodność z zasadami ale dopuszczane są inwencja twórcza oraz kreatywność (dziedzina jest twórcza). Tworzone jest w ciągu semestru portfolio rozwojowe pokazujące eksperymenty własne i ścieżkę osiągnięć, które są następnie na końcu zajęć oceniane.; Student zobowiązany jest przedstawić większy projekt własny w którym wykorzystuje poznane techniki modelowania. Projekty są negocjowane indywidualnie już podczas semestru i można je przygotowywać w trakcie jego trwania.</w:t>
+              <w:t>ocena sporządzonego oprogramowania; prezentacja samodzielnej pracy semestralnej</w:t>
             </w:r>
           </w:p>
         </w:tc>
@@ -10653,7 +10541,7 @@
                 <w:i w:val="0"/>
                 <w:sz w:val="22"/>
               </w:rPr>
-              <w:t>prezentacja na żywo; wykład z elementami dyskusji; studium przypadku; najlepsze praktyki; Ćwiczenia / Laboratorium/Lektorat:; praca samodzielna ucznia nad zadaniami i mini-projektami; projekt semestralny; Kryteria oceny; Student musi wykonać zgodnie z regułami sztuki kluczowe ćwiczenia prezentowane w trakcie semestru. Sprawdzana jest zgodność z zasadami ale dopuszczane są inwencja twórcza oraz kreatywność (dziedzina jest twórcza). Tworzone jest w ciągu semestru portfolio rozwojowe pokazujące eksperymenty własne i ścieżkę osiągnięć, które są następnie na końcu zajęć oceniane.; Student zobowiązany jest przedstawić większy projekt własny w którym wykorzystuje poznane techniki modelowania. Projekty są negocjowane indywidualnie już podczas semestru i można je przygotowywać w trakcie jego trwania.</w:t>
+              <w:t>ocena sporządzonego oprogramowania; prezentacja samodzielnej pracy semestralnej</w:t>
             </w:r>
           </w:p>
         </w:tc>
@@ -10711,7 +10599,7 @@
                 <w:i w:val="0"/>
                 <w:sz w:val="22"/>
               </w:rPr>
-              <w:t>prezentacja na żywo; wykład z elementami dyskusji; studium przypadku; najlepsze praktyki; Ćwiczenia / Laboratorium/Lektorat:; praca samodzielna ucznia nad zadaniami i mini-projektami; projekt semestralny; Kryteria oceny; Student musi wykonać zgodnie z regułami sztuki kluczowe ćwiczenia prezentowane w trakcie semestru. Sprawdzana jest zgodność z zasadami ale dopuszczane są inwencja twórcza oraz kreatywność (dziedzina jest twórcza). Tworzone jest w ciągu semestru portfolio rozwojowe pokazujące eksperymenty własne i ścieżkę osiągnięć, które są następnie na końcu zajęć oceniane.; Student zobowiązany jest przedstawić większy projekt własny w którym wykorzystuje poznane techniki modelowania. Projekty są negocjowane indywidualnie już podczas semestru i można je przygotowywać w trakcie jego trwania.</w:t>
+              <w:t>ocena sporządzonego oprogramowania; prezentacja samodzielnej pracy semestralnej</w:t>
             </w:r>
           </w:p>
         </w:tc>
@@ -10769,7 +10657,7 @@
                 <w:i w:val="0"/>
                 <w:sz w:val="22"/>
               </w:rPr>
-              <w:t>prezentacja na żywo; wykład z elementami dyskusji; studium przypadku; najlepsze praktyki; Ćwiczenia / Laboratorium/Lektorat:; praca samodzielna ucznia nad zadaniami i mini-projektami; projekt semestralny; Kryteria oceny; Student musi wykonać zgodnie z regułami sztuki kluczowe ćwiczenia prezentowane w trakcie semestru. Sprawdzana jest zgodność z zasadami ale dopuszczane są inwencja twórcza oraz kreatywność (dziedzina jest twórcza). Tworzone jest w ciągu semestru portfolio rozwojowe pokazujące eksperymenty własne i ścieżkę osiągnięć, które są następnie na końcu zajęć oceniane.; Student zobowiązany jest przedstawić większy projekt własny w którym wykorzystuje poznane techniki modelowania. Projekty są negocjowane indywidualnie już podczas semestru i można je przygotowywać w trakcie jego trwania.</w:t>
+              <w:t>ocena sporządzonego oprogramowania; prezentacja samodzielnej pracy semestralnej</w:t>
             </w:r>
           </w:p>
         </w:tc>
@@ -10827,7 +10715,7 @@
                 <w:i w:val="0"/>
                 <w:sz w:val="22"/>
               </w:rPr>
-              <w:t>prezentacja na żywo; wykład z elementami dyskusji; studium przypadku; najlepsze praktyki; Ćwiczenia / Laboratorium/Lektorat:; praca samodzielna ucznia nad zadaniami i mini-projektami; projekt semestralny; Kryteria oceny; Student musi wykonać zgodnie z regułami sztuki kluczowe ćwiczenia prezentowane w trakcie semestru. Sprawdzana jest zgodność z zasadami ale dopuszczane są inwencja twórcza oraz kreatywność (dziedzina jest twórcza). Tworzone jest w ciągu semestru portfolio rozwojowe pokazujące eksperymenty własne i ścieżkę osiągnięć, które są następnie na końcu zajęć oceniane.; Student zobowiązany jest przedstawić większy projekt własny w którym wykorzystuje poznane techniki modelowania. Projekty są negocjowane indywidualnie już podczas semestru i można je przygotowywać w trakcie jego trwania.</w:t>
+              <w:t>ocena sporządzonego oprogramowania; prezentacja samodzielnej pracy semestralnej</w:t>
             </w:r>
           </w:p>
         </w:tc>
@@ -10885,7 +10773,7 @@
                 <w:i w:val="0"/>
                 <w:sz w:val="22"/>
               </w:rPr>
-              <w:t>prezentacja na żywo; wykład z elementami dyskusji; studium przypadku; najlepsze praktyki; Ćwiczenia / Laboratorium/Lektorat:; praca samodzielna ucznia nad zadaniami i mini-projektami; projekt semestralny; Kryteria oceny; Student musi wykonać zgodnie z regułami sztuki kluczowe ćwiczenia prezentowane w trakcie semestru. Sprawdzana jest zgodność z zasadami ale dopuszczane są inwencja twórcza oraz kreatywność (dziedzina jest twórcza). Tworzone jest w ciągu semestru portfolio rozwojowe pokazujące eksperymenty własne i ścieżkę osiągnięć, które są następnie na końcu zajęć oceniane.; Student zobowiązany jest przedstawić większy projekt własny w którym wykorzystuje poznane techniki modelowania. Projekty są negocjowane indywidualnie już podczas semestru i można je przygotowywać w trakcie jego trwania.</w:t>
+              <w:t>ocena sporządzonego oprogramowania; prezentacja samodzielnej pracy semestralnej</w:t>
             </w:r>
           </w:p>
         </w:tc>
@@ -10943,7 +10831,7 @@
                 <w:i w:val="0"/>
                 <w:sz w:val="22"/>
               </w:rPr>
-              <w:t>prezentacja na żywo; wykład z elementami dyskusji; studium przypadku; najlepsze praktyki; Ćwiczenia / Laboratorium/Lektorat:; praca samodzielna ucznia nad zadaniami i mini-projektami; projekt semestralny; Kryteria oceny; Student musi wykonać zgodnie z regułami sztuki kluczowe ćwiczenia prezentowane w trakcie semestru. Sprawdzana jest zgodność z zasadami ale dopuszczane są inwencja twórcza oraz kreatywność (dziedzina jest twórcza). Tworzone jest w ciągu semestru portfolio rozwojowe pokazujące eksperymenty własne i ścieżkę osiągnięć, które są następnie na końcu zajęć oceniane.; Student zobowiązany jest przedstawić większy projekt własny w którym wykorzystuje poznane techniki modelowania. Projekty są negocjowane indywidualnie już podczas semestru i można je przygotowywać w trakcie jego trwania.</w:t>
+              <w:t>ocena sporządzonego oprogramowania; prezentacja samodzielnej pracy semestralnej</w:t>
             </w:r>
           </w:p>
         </w:tc>
@@ -11001,7 +10889,7 @@
                 <w:i w:val="0"/>
                 <w:sz w:val="22"/>
               </w:rPr>
-              <w:t>prezentacja na żywo; wykład z elementami dyskusji; studium przypadku; najlepsze praktyki; Ćwiczenia / Laboratorium/Lektorat:; praca samodzielna ucznia nad zadaniami i mini-projektami; projekt semestralny; Kryteria oceny; Student musi wykonać zgodnie z regułami sztuki kluczowe ćwiczenia prezentowane w trakcie semestru. Sprawdzana jest zgodność z zasadami ale dopuszczane są inwencja twórcza oraz kreatywność (dziedzina jest twórcza). Tworzone jest w ciągu semestru portfolio rozwojowe pokazujące eksperymenty własne i ścieżkę osiągnięć, które są następnie na końcu zajęć oceniane.; Student zobowiązany jest przedstawić większy projekt własny w którym wykorzystuje poznane techniki modelowania. Projekty są negocjowane indywidualnie już podczas semestru i można je przygotowywać w trakcie jego trwania.</w:t>
+              <w:t>ocena sporządzonego oprogramowania; prezentacja samodzielnej pracy semestralnej</w:t>
             </w:r>
           </w:p>
         </w:tc>
@@ -11059,7 +10947,7 @@
                 <w:i w:val="0"/>
                 <w:sz w:val="22"/>
               </w:rPr>
-              <w:t>prezentacja na żywo; wykład z elementami dyskusji; studium przypadku; najlepsze praktyki; Ćwiczenia / Laboratorium/Lektorat:; praca samodzielna ucznia nad zadaniami i mini-projektami; projekt semestralny; Kryteria oceny; Student musi wykonać zgodnie z regułami sztuki kluczowe ćwiczenia prezentowane w trakcie semestru. Sprawdzana jest zgodność z zasadami ale dopuszczane są inwencja twórcza oraz kreatywność (dziedzina jest twórcza). Tworzone jest w ciągu semestru portfolio rozwojowe pokazujące eksperymenty własne i ścieżkę osiągnięć, które są następnie na końcu zajęć oceniane.; Student zobowiązany jest przedstawić większy projekt własny w którym wykorzystuje poznane techniki modelowania. Projekty są negocjowane indywidualnie już podczas semestru i można je przygotowywać w trakcie jego trwania.</w:t>
+              <w:t>ocena sporządzonego oprogramowania; prezentacja samodzielnej pracy semestralnej</w:t>
             </w:r>
           </w:p>
         </w:tc>
@@ -11117,7 +11005,7 @@
                 <w:i w:val="0"/>
                 <w:sz w:val="22"/>
               </w:rPr>
-              <w:t>prezentacja na żywo; wykład z elementami dyskusji; studium przypadku; najlepsze praktyki; Ćwiczenia / Laboratorium/Lektorat:; praca samodzielna ucznia nad zadaniami i mini-projektami; projekt semestralny; Kryteria oceny; Student musi wykonać zgodnie z regułami sztuki kluczowe ćwiczenia prezentowane w trakcie semestru. Sprawdzana jest zgodność z zasadami ale dopuszczane są inwencja twórcza oraz kreatywność (dziedzina jest twórcza). Tworzone jest w ciągu semestru portfolio rozwojowe pokazujące eksperymenty własne i ścieżkę osiągnięć, które są następnie na końcu zajęć oceniane.; Student zobowiązany jest przedstawić większy projekt własny w którym wykorzystuje poznane techniki modelowania. Projekty są negocjowane indywidualnie już podczas semestru i można je przygotowywać w trakcie jego trwania.</w:t>
+              <w:t>ocena sporządzonego oprogramowania; prezentacja samodzielnej pracy semestralnej</w:t>
             </w:r>
           </w:p>
         </w:tc>
@@ -11175,7 +11063,7 @@
                 <w:i w:val="0"/>
                 <w:sz w:val="22"/>
               </w:rPr>
-              <w:t>prezentacja na żywo; wykład z elementami dyskusji; studium przypadku; najlepsze praktyki; Ćwiczenia / Laboratorium/Lektorat:; praca samodzielna ucznia nad zadaniami i mini-projektami; projekt semestralny; Kryteria oceny; Student musi wykonać zgodnie z regułami sztuki kluczowe ćwiczenia prezentowane w trakcie semestru. Sprawdzana jest zgodność z zasadami ale dopuszczane są inwencja twórcza oraz kreatywność (dziedzina jest twórcza). Tworzone jest w ciągu semestru portfolio rozwojowe pokazujące eksperymenty własne i ścieżkę osiągnięć, które są następnie na końcu zajęć oceniane.; Student zobowiązany jest przedstawić większy projekt własny w którym wykorzystuje poznane techniki modelowania. Projekty są negocjowane indywidualnie już podczas semestru i można je przygotowywać w trakcie jego trwania.</w:t>
+              <w:t>ocena sporządzonego oprogramowania; prezentacja samodzielnej pracy semestralnej</w:t>
             </w:r>
           </w:p>
         </w:tc>
@@ -11233,7 +11121,7 @@
                 <w:i w:val="0"/>
                 <w:sz w:val="22"/>
               </w:rPr>
-              <w:t>prezentacja na żywo; wykład z elementami dyskusji; studium przypadku; najlepsze praktyki; Ćwiczenia / Laboratorium/Lektorat:; praca samodzielna ucznia nad zadaniami i mini-projektami; projekt semestralny; Kryteria oceny; Student musi wykonać zgodnie z regułami sztuki kluczowe ćwiczenia prezentowane w trakcie semestru. Sprawdzana jest zgodność z zasadami ale dopuszczane są inwencja twórcza oraz kreatywność (dziedzina jest twórcza). Tworzone jest w ciągu semestru portfolio rozwojowe pokazujące eksperymenty własne i ścieżkę osiągnięć, które są następnie na końcu zajęć oceniane.; Student zobowiązany jest przedstawić większy projekt własny w którym wykorzystuje poznane techniki modelowania. Projekty są negocjowane indywidualnie już podczas semestru i można je przygotowywać w trakcie jego trwania.</w:t>
+              <w:t>ocena sporządzonego oprogramowania; prezentacja samodzielnej pracy semestralnej</w:t>
             </w:r>
           </w:p>
         </w:tc>
@@ -11291,7 +11179,7 @@
                 <w:i w:val="0"/>
                 <w:sz w:val="22"/>
               </w:rPr>
-              <w:t>prezentacja na żywo; wykład z elementami dyskusji; studium przypadku; najlepsze praktyki; Ćwiczenia / Laboratorium/Lektorat:; praca samodzielna ucznia nad zadaniami i mini-projektami; projekt semestralny; Kryteria oceny; Student musi wykonać zgodnie z regułami sztuki kluczowe ćwiczenia prezentowane w trakcie semestru. Sprawdzana jest zgodność z zasadami ale dopuszczane są inwencja twórcza oraz kreatywność (dziedzina jest twórcza). Tworzone jest w ciągu semestru portfolio rozwojowe pokazujące eksperymenty własne i ścieżkę osiągnięć, które są następnie na końcu zajęć oceniane.; Student zobowiązany jest przedstawić większy projekt własny w którym wykorzystuje poznane techniki modelowania. Projekty są negocjowane indywidualnie już podczas semestru i można je przygotowywać w trakcie jego trwania.</w:t>
+              <w:t>ocena sporządzonego oprogramowania; prezentacja samodzielnej pracy semestralnej</w:t>
             </w:r>
           </w:p>
         </w:tc>
@@ -11349,7 +11237,7 @@
                 <w:i w:val="0"/>
                 <w:sz w:val="22"/>
               </w:rPr>
-              <w:t>prezentacja na żywo; wykład z elementami dyskusji; studium przypadku; najlepsze praktyki; Ćwiczenia / Laboratorium/Lektorat:; praca samodzielna ucznia nad zadaniami i mini-projektami; projekt semestralny; Kryteria oceny; Student musi wykonać zgodnie z regułami sztuki kluczowe ćwiczenia prezentowane w trakcie semestru. Sprawdzana jest zgodność z zasadami ale dopuszczane są inwencja twórcza oraz kreatywność (dziedzina jest twórcza). Tworzone jest w ciągu semestru portfolio rozwojowe pokazujące eksperymenty własne i ścieżkę osiągnięć, które są następnie na końcu zajęć oceniane.; Student zobowiązany jest przedstawić większy projekt własny w którym wykorzystuje poznane techniki modelowania. Projekty są negocjowane indywidualnie już podczas semestru i można je przygotowywać w trakcie jego trwania.</w:t>
+              <w:t>ocena sporządzonego oprogramowania; prezentacja samodzielnej pracy semestralnej</w:t>
             </w:r>
           </w:p>
         </w:tc>
@@ -11407,7 +11295,7 @@
                 <w:i w:val="0"/>
                 <w:sz w:val="22"/>
               </w:rPr>
-              <w:t>prezentacja na żywo; wykład z elementami dyskusji; studium przypadku; najlepsze praktyki; Ćwiczenia / Laboratorium/Lektorat:; praca samodzielna ucznia nad zadaniami i mini-projektami; projekt semestralny; Kryteria oceny; Student musi wykonać zgodnie z regułami sztuki kluczowe ćwiczenia prezentowane w trakcie semestru. Sprawdzana jest zgodność z zasadami ale dopuszczane są inwencja twórcza oraz kreatywność (dziedzina jest twórcza). Tworzone jest w ciągu semestru portfolio rozwojowe pokazujące eksperymenty własne i ścieżkę osiągnięć, które są następnie na końcu zajęć oceniane.; Student zobowiązany jest przedstawić większy projekt własny w którym wykorzystuje poznane techniki modelowania. Projekty są negocjowane indywidualnie już podczas semestru i można je przygotowywać w trakcie jego trwania.</w:t>
+              <w:t>ocena sporządzonego oprogramowania; prezentacja samodzielnej pracy semestralnej</w:t>
             </w:r>
           </w:p>
         </w:tc>
@@ -11465,7 +11353,7 @@
                 <w:i w:val="0"/>
                 <w:sz w:val="22"/>
               </w:rPr>
-              <w:t>prezentacja na żywo; wykład z elementami dyskusji; studium przypadku; najlepsze praktyki; Ćwiczenia / Laboratorium/Lektorat:; praca samodzielna ucznia nad zadaniami i mini-projektami; projekt semestralny; Kryteria oceny; Student musi wykonać zgodnie z regułami sztuki kluczowe ćwiczenia prezentowane w trakcie semestru. Sprawdzana jest zgodność z zasadami ale dopuszczane są inwencja twórcza oraz kreatywność (dziedzina jest twórcza). Tworzone jest w ciągu semestru portfolio rozwojowe pokazujące eksperymenty własne i ścieżkę osiągnięć, które są następnie na końcu zajęć oceniane.; Student zobowiązany jest przedstawić większy projekt własny w którym wykorzystuje poznane techniki modelowania. Projekty są negocjowane indywidualnie już podczas semestru i można je przygotowywać w trakcie jego trwania.</w:t>
+              <w:t>ocena sporządzonego oprogramowania; prezentacja samodzielnej pracy semestralnej</w:t>
             </w:r>
           </w:p>
         </w:tc>
@@ -11523,7 +11411,7 @@
                 <w:i w:val="0"/>
                 <w:sz w:val="22"/>
               </w:rPr>
-              <w:t>prezentacja na żywo; wykład z elementami dyskusji; studium przypadku; najlepsze praktyki; Ćwiczenia / Laboratorium/Lektorat:; praca samodzielna ucznia nad zadaniami i mini-projektami; projekt semestralny; Kryteria oceny; Student musi wykonać zgodnie z regułami sztuki kluczowe ćwiczenia prezentowane w trakcie semestru. Sprawdzana jest zgodność z zasadami ale dopuszczane są inwencja twórcza oraz kreatywność (dziedzina jest twórcza). Tworzone jest w ciągu semestru portfolio rozwojowe pokazujące eksperymenty własne i ścieżkę osiągnięć, które są następnie na końcu zajęć oceniane.; Student zobowiązany jest przedstawić większy projekt własny w którym wykorzystuje poznane techniki modelowania. Projekty są negocjowane indywidualnie już podczas semestru i można je przygotowywać w trakcie jego trwania.</w:t>
+              <w:t>ocena sporządzonego oprogramowania; prezentacja samodzielnej pracy semestralnej</w:t>
             </w:r>
           </w:p>
         </w:tc>
@@ -11581,7 +11469,7 @@
                 <w:i w:val="0"/>
                 <w:sz w:val="22"/>
               </w:rPr>
-              <w:t>prezentacja na żywo; wykład z elementami dyskusji; studium przypadku; najlepsze praktyki; Ćwiczenia / Laboratorium/Lektorat:; praca samodzielna ucznia nad zadaniami i mini-projektami; projekt semestralny; Kryteria oceny; Student musi wykonać zgodnie z regułami sztuki kluczowe ćwiczenia prezentowane w trakcie semestru. Sprawdzana jest zgodność z zasadami ale dopuszczane są inwencja twórcza oraz kreatywność (dziedzina jest twórcza). Tworzone jest w ciągu semestru portfolio rozwojowe pokazujące eksperymenty własne i ścieżkę osiągnięć, które są następnie na końcu zajęć oceniane.; Student zobowiązany jest przedstawić większy projekt własny w którym wykorzystuje poznane techniki modelowania. Projekty są negocjowane indywidualnie już podczas semestru i można je przygotowywać w trakcie jego trwania.</w:t>
+              <w:t>ocena sporządzonego oprogramowania; prezentacja samodzielnej pracy semestralnej</w:t>
             </w:r>
           </w:p>
         </w:tc>
@@ -11639,7 +11527,7 @@
                 <w:i w:val="0"/>
                 <w:sz w:val="22"/>
               </w:rPr>
-              <w:t>prezentacja na żywo; wykład z elementami dyskusji; studium przypadku; najlepsze praktyki; Ćwiczenia / Laboratorium/Lektorat:; praca samodzielna ucznia nad zadaniami i mini-projektami; projekt semestralny; Kryteria oceny; Student musi wykonać zgodnie z regułami sztuki kluczowe ćwiczenia prezentowane w trakcie semestru. Sprawdzana jest zgodność z zasadami ale dopuszczane są inwencja twórcza oraz kreatywność (dziedzina jest twórcza). Tworzone jest w ciągu semestru portfolio rozwojowe pokazujące eksperymenty własne i ścieżkę osiągnięć, które są następnie na końcu zajęć oceniane.; Student zobowiązany jest przedstawić większy projekt własny w którym wykorzystuje poznane techniki modelowania. Projekty są negocjowane indywidualnie już podczas semestru i można je przygotowywać w trakcie jego trwania.</w:t>
+              <w:t>ocena sporządzonego oprogramowania; prezentacja samodzielnej pracy semestralnej</w:t>
             </w:r>
           </w:p>
         </w:tc>
@@ -11697,7 +11585,7 @@
                 <w:i w:val="0"/>
                 <w:sz w:val="22"/>
               </w:rPr>
-              <w:t>prezentacja na żywo; wykład z elementami dyskusji; studium przypadku; najlepsze praktyki; Ćwiczenia / Laboratorium/Lektorat:; praca samodzielna ucznia nad zadaniami i mini-projektami; projekt semestralny; Kryteria oceny; Student musi wykonać zgodnie z regułami sztuki kluczowe ćwiczenia prezentowane w trakcie semestru. Sprawdzana jest zgodność z zasadami ale dopuszczane są inwencja twórcza oraz kreatywność (dziedzina jest twórcza). Tworzone jest w ciągu semestru portfolio rozwojowe pokazujące eksperymenty własne i ścieżkę osiągnięć, które są następnie na końcu zajęć oceniane.; Student zobowiązany jest przedstawić większy projekt własny w którym wykorzystuje poznane techniki modelowania. Projekty są negocjowane indywidualnie już podczas semestru i można je przygotowywać w trakcie jego trwania.</w:t>
+              <w:t>ocena sporządzonego oprogramowania; prezentacja samodzielnej pracy semestralnej</w:t>
             </w:r>
           </w:p>
         </w:tc>
@@ -11755,7 +11643,7 @@
                 <w:i w:val="0"/>
                 <w:sz w:val="22"/>
               </w:rPr>
-              <w:t>prezentacja na żywo; wykład z elementami dyskusji; studium przypadku; najlepsze praktyki; Ćwiczenia / Laboratorium/Lektorat:; praca samodzielna ucznia nad zadaniami i mini-projektami; projekt semestralny; Kryteria oceny; Student musi wykonać zgodnie z regułami sztuki kluczowe ćwiczenia prezentowane w trakcie semestru. Sprawdzana jest zgodność z zasadami ale dopuszczane są inwencja twórcza oraz kreatywność (dziedzina jest twórcza). Tworzone jest w ciągu semestru portfolio rozwojowe pokazujące eksperymenty własne i ścieżkę osiągnięć, które są następnie na końcu zajęć oceniane.; Student zobowiązany jest przedstawić większy projekt własny w którym wykorzystuje poznane techniki modelowania. Projekty są negocjowane indywidualnie już podczas semestru i można je przygotowywać w trakcie jego trwania.</w:t>
+              <w:t>ocena sporządzonego oprogramowania; prezentacja samodzielnej pracy semestralnej</w:t>
             </w:r>
           </w:p>
         </w:tc>
@@ -11813,7 +11701,7 @@
                 <w:i w:val="0"/>
                 <w:sz w:val="22"/>
               </w:rPr>
-              <w:t>prezentacja na żywo; wykład z elementami dyskusji; studium przypadku; najlepsze praktyki; Ćwiczenia / Laboratorium/Lektorat:; praca samodzielna ucznia nad zadaniami i mini-projektami; projekt semestralny; Kryteria oceny; Student musi wykonać zgodnie z regułami sztuki kluczowe ćwiczenia prezentowane w trakcie semestru. Sprawdzana jest zgodność z zasadami ale dopuszczane są inwencja twórcza oraz kreatywność (dziedzina jest twórcza). Tworzone jest w ciągu semestru portfolio rozwojowe pokazujące eksperymenty własne i ścieżkę osiągnięć, które są następnie na końcu zajęć oceniane.; Student zobowiązany jest przedstawić większy projekt własny w którym wykorzystuje poznane techniki modelowania. Projekty są negocjowane indywidualnie już podczas semestru i można je przygotowywać w trakcie jego trwania.</w:t>
+              <w:t>ocena sporządzonego oprogramowania; prezentacja samodzielnej pracy semestralnej</w:t>
             </w:r>
           </w:p>
         </w:tc>
@@ -11871,7 +11759,7 @@
                 <w:i w:val="0"/>
                 <w:sz w:val="22"/>
               </w:rPr>
-              <w:t>prezentacja na żywo; wykład z elementami dyskusji; studium przypadku; najlepsze praktyki; Ćwiczenia / Laboratorium/Lektorat:; praca samodzielna ucznia nad zadaniami i mini-projektami; projekt semestralny; Kryteria oceny; Student musi wykonać zgodnie z regułami sztuki kluczowe ćwiczenia prezentowane w trakcie semestru. Sprawdzana jest zgodność z zasadami ale dopuszczane są inwencja twórcza oraz kreatywność (dziedzina jest twórcza). Tworzone jest w ciągu semestru portfolio rozwojowe pokazujące eksperymenty własne i ścieżkę osiągnięć, które są następnie na końcu zajęć oceniane.; Student zobowiązany jest przedstawić większy projekt własny w którym wykorzystuje poznane techniki modelowania. Projekty są negocjowane indywidualnie już podczas semestru i można je przygotowywać w trakcie jego trwania.</w:t>
+              <w:t>ocena sporządzonego oprogramowania; prezentacja samodzielnej pracy semestralnej</w:t>
             </w:r>
           </w:p>
         </w:tc>
@@ -11929,7 +11817,7 @@
                 <w:i w:val="0"/>
                 <w:sz w:val="22"/>
               </w:rPr>
-              <w:t>prezentacja na żywo; wykład z elementami dyskusji; studium przypadku; najlepsze praktyki; Ćwiczenia / Laboratorium/Lektorat:; praca samodzielna ucznia nad zadaniami i mini-projektami; projekt semestralny; Kryteria oceny; Student musi wykonać zgodnie z regułami sztuki kluczowe ćwiczenia prezentowane w trakcie semestru. Sprawdzana jest zgodność z zasadami ale dopuszczane są inwencja twórcza oraz kreatywność (dziedzina jest twórcza). Tworzone jest w ciągu semestru portfolio rozwojowe pokazujące eksperymenty własne i ścieżkę osiągnięć, które są następnie na końcu zajęć oceniane.; Student zobowiązany jest przedstawić większy projekt własny w którym wykorzystuje poznane techniki modelowania. Projekty są negocjowane indywidualnie już podczas semestru i można je przygotowywać w trakcie jego trwania.</w:t>
+              <w:t>ocena sporządzonego oprogramowania; prezentacja samodzielnej pracy semestralnej</w:t>
             </w:r>
           </w:p>
         </w:tc>
@@ -11987,7 +11875,7 @@
                 <w:i w:val="0"/>
                 <w:sz w:val="22"/>
               </w:rPr>
-              <w:t>prezentacja na żywo; wykład z elementami dyskusji; studium przypadku; najlepsze praktyki; Ćwiczenia / Laboratorium/Lektorat:; praca samodzielna ucznia nad zadaniami i mini-projektami; projekt semestralny; Kryteria oceny; Student musi wykonać zgodnie z regułami sztuki kluczowe ćwiczenia prezentowane w trakcie semestru. Sprawdzana jest zgodność z zasadami ale dopuszczane są inwencja twórcza oraz kreatywność (dziedzina jest twórcza). Tworzone jest w ciągu semestru portfolio rozwojowe pokazujące eksperymenty własne i ścieżkę osiągnięć, które są następnie na końcu zajęć oceniane.; Student zobowiązany jest przedstawić większy projekt własny w którym wykorzystuje poznane techniki modelowania. Projekty są negocjowane indywidualnie już podczas semestru i można je przygotowywać w trakcie jego trwania.</w:t>
+              <w:t>ocena sporządzonego oprogramowania; prezentacja samodzielnej pracy semestralnej</w:t>
             </w:r>
           </w:p>
         </w:tc>
@@ -12045,7 +11933,7 @@
                 <w:i w:val="0"/>
                 <w:sz w:val="22"/>
               </w:rPr>
-              <w:t>prezentacja na żywo; wykład z elementami dyskusji; studium przypadku; najlepsze praktyki; Ćwiczenia / Laboratorium/Lektorat:; praca samodzielna ucznia nad zadaniami i mini-projektami; projekt semestralny; Kryteria oceny; Student musi wykonać zgodnie z regułami sztuki kluczowe ćwiczenia prezentowane w trakcie semestru. Sprawdzana jest zgodność z zasadami ale dopuszczane są inwencja twórcza oraz kreatywność (dziedzina jest twórcza). Tworzone jest w ciągu semestru portfolio rozwojowe pokazujące eksperymenty własne i ścieżkę osiągnięć, które są następnie na końcu zajęć oceniane.; Student zobowiązany jest przedstawić większy projekt własny w którym wykorzystuje poznane techniki modelowania. Projekty są negocjowane indywidualnie już podczas semestru i można je przygotowywać w trakcie jego trwania.</w:t>
+              <w:t>ocena sporządzonego oprogramowania; prezentacja samodzielnej pracy semestralnej</w:t>
             </w:r>
           </w:p>
         </w:tc>
@@ -12103,7 +11991,7 @@
                 <w:i w:val="0"/>
                 <w:sz w:val="22"/>
               </w:rPr>
-              <w:t>prezentacja na żywo; wykład z elementami dyskusji; studium przypadku; najlepsze praktyki; Ćwiczenia / Laboratorium/Lektorat:; praca samodzielna ucznia nad zadaniami i mini-projektami; projekt semestralny; Kryteria oceny; Student musi wykonać zgodnie z regułami sztuki kluczowe ćwiczenia prezentowane w trakcie semestru. Sprawdzana jest zgodność z zasadami ale dopuszczane są inwencja twórcza oraz kreatywność (dziedzina jest twórcza). Tworzone jest w ciągu semestru portfolio rozwojowe pokazujące eksperymenty własne i ścieżkę osiągnięć, które są następnie na końcu zajęć oceniane.; Student zobowiązany jest przedstawić większy projekt własny w którym wykorzystuje poznane techniki modelowania. Projekty są negocjowane indywidualnie już podczas semestru i można je przygotowywać w trakcie jego trwania.</w:t>
+              <w:t>ocena sporządzonego oprogramowania; prezentacja samodzielnej pracy semestralnej</w:t>
             </w:r>
           </w:p>
         </w:tc>
@@ -12161,7 +12049,7 @@
                 <w:i w:val="0"/>
                 <w:sz w:val="22"/>
               </w:rPr>
-              <w:t>prezentacja na żywo; wykład z elementami dyskusji; studium przypadku; najlepsze praktyki; Ćwiczenia / Laboratorium/Lektorat:; praca samodzielna ucznia nad zadaniami i mini-projektami; projekt semestralny; Kryteria oceny; Student musi wykonać zgodnie z regułami sztuki kluczowe ćwiczenia prezentowane w trakcie semestru. Sprawdzana jest zgodność z zasadami ale dopuszczane są inwencja twórcza oraz kreatywność (dziedzina jest twórcza). Tworzone jest w ciągu semestru portfolio rozwojowe pokazujące eksperymenty własne i ścieżkę osiągnięć, które są następnie na końcu zajęć oceniane.; Student zobowiązany jest przedstawić większy projekt własny w którym wykorzystuje poznane techniki modelowania. Projekty są negocjowane indywidualnie już podczas semestru i można je przygotowywać w trakcie jego trwania.</w:t>
+              <w:t>ocena sporządzonego oprogramowania; prezentacja samodzielnej pracy semestralnej</w:t>
             </w:r>
           </w:p>
         </w:tc>
@@ -12219,7 +12107,7 @@
                 <w:i w:val="0"/>
                 <w:sz w:val="22"/>
               </w:rPr>
-              <w:t>prezentacja na żywo; wykład z elementami dyskusji; studium przypadku; najlepsze praktyki; Ćwiczenia / Laboratorium/Lektorat:; praca samodzielna ucznia nad zadaniami i mini-projektami; projekt semestralny; Kryteria oceny; Student musi wykonać zgodnie z regułami sztuki kluczowe ćwiczenia prezentowane w trakcie semestru. Sprawdzana jest zgodność z zasadami ale dopuszczane są inwencja twórcza oraz kreatywność (dziedzina jest twórcza). Tworzone jest w ciągu semestru portfolio rozwojowe pokazujące eksperymenty własne i ścieżkę osiągnięć, które są następnie na końcu zajęć oceniane.; Student zobowiązany jest przedstawić większy projekt własny w którym wykorzystuje poznane techniki modelowania. Projekty są negocjowane indywidualnie już podczas semestru i można je przygotowywać w trakcie jego trwania.</w:t>
+              <w:t>ocena sporządzonego oprogramowania; prezentacja samodzielnej pracy semestralnej</w:t>
             </w:r>
           </w:p>
         </w:tc>
@@ -12277,7 +12165,7 @@
                 <w:i w:val="0"/>
                 <w:sz w:val="22"/>
               </w:rPr>
-              <w:t>prezentacja na żywo; wykład z elementami dyskusji; studium przypadku; najlepsze praktyki; Ćwiczenia / Laboratorium/Lektorat:; praca samodzielna ucznia nad zadaniami i mini-projektami; projekt semestralny; Kryteria oceny; Student musi wykonać zgodnie z regułami sztuki kluczowe ćwiczenia prezentowane w trakcie semestru. Sprawdzana jest zgodność z zasadami ale dopuszczane są inwencja twórcza oraz kreatywność (dziedzina jest twórcza). Tworzone jest w ciągu semestru portfolio rozwojowe pokazujące eksperymenty własne i ścieżkę osiągnięć, które są następnie na końcu zajęć oceniane.; Student zobowiązany jest przedstawić większy projekt własny w którym wykorzystuje poznane techniki modelowania. Projekty są negocjowane indywidualnie już podczas semestru i można je przygotowywać w trakcie jego trwania.</w:t>
+              <w:t>ocena sporządzonego oprogramowania; prezentacja samodzielnej pracy semestralnej</w:t>
             </w:r>
           </w:p>
         </w:tc>
@@ -12335,7 +12223,7 @@
                 <w:i w:val="0"/>
                 <w:sz w:val="22"/>
               </w:rPr>
-              <w:t>prezentacja na żywo; wykład z elementami dyskusji; studium przypadku; najlepsze praktyki; Ćwiczenia / Laboratorium/Lektorat:; praca samodzielna ucznia nad zadaniami i mini-projektami; projekt semestralny; Kryteria oceny; Student musi wykonać zgodnie z regułami sztuki kluczowe ćwiczenia prezentowane w trakcie semestru. Sprawdzana jest zgodność z zasadami ale dopuszczane są inwencja twórcza oraz kreatywność (dziedzina jest twórcza). Tworzone jest w ciągu semestru portfolio rozwojowe pokazujące eksperymenty własne i ścieżkę osiągnięć, które są następnie na końcu zajęć oceniane.; Student zobowiązany jest przedstawić większy projekt własny w którym wykorzystuje poznane techniki modelowania. Projekty są negocjowane indywidualnie już podczas semestru i można je przygotowywać w trakcie jego trwania.</w:t>
+              <w:t>ocena sporządzonego oprogramowania; prezentacja samodzielnej pracy semestralnej</w:t>
             </w:r>
           </w:p>
         </w:tc>
@@ -12393,7 +12281,7 @@
                 <w:i w:val="0"/>
                 <w:sz w:val="22"/>
               </w:rPr>
-              <w:t>prezentacja na żywo; wykład z elementami dyskusji; studium przypadku; najlepsze praktyki; Ćwiczenia / Laboratorium/Lektorat:; praca samodzielna ucznia nad zadaniami i mini-projektami; projekt semestralny; Kryteria oceny; Student musi wykonać zgodnie z regułami sztuki kluczowe ćwiczenia prezentowane w trakcie semestru. Sprawdzana jest zgodność z zasadami ale dopuszczane są inwencja twórcza oraz kreatywność (dziedzina jest twórcza). Tworzone jest w ciągu semestru portfolio rozwojowe pokazujące eksperymenty własne i ścieżkę osiągnięć, które są następnie na końcu zajęć oceniane.; Student zobowiązany jest przedstawić większy projekt własny w którym wykorzystuje poznane techniki modelowania. Projekty są negocjowane indywidualnie już podczas semestru i można je przygotowywać w trakcie jego trwania.</w:t>
+              <w:t>ocena sporządzonego oprogramowania; prezentacja samodzielnej pracy semestralnej</w:t>
             </w:r>
           </w:p>
         </w:tc>
@@ -12451,7 +12339,7 @@
                 <w:i w:val="0"/>
                 <w:sz w:val="22"/>
               </w:rPr>
-              <w:t>prezentacja na żywo; wykład z elementami dyskusji; studium przypadku; najlepsze praktyki; Ćwiczenia / Laboratorium/Lektorat:; praca samodzielna ucznia nad zadaniami i mini-projektami; projekt semestralny; Kryteria oceny; Student musi wykonać zgodnie z regułami sztuki kluczowe ćwiczenia prezentowane w trakcie semestru. Sprawdzana jest zgodność z zasadami ale dopuszczane są inwencja twórcza oraz kreatywność (dziedzina jest twórcza). Tworzone jest w ciągu semestru portfolio rozwojowe pokazujące eksperymenty własne i ścieżkę osiągnięć, które są następnie na końcu zajęć oceniane.; Student zobowiązany jest przedstawić większy projekt własny w którym wykorzystuje poznane techniki modelowania. Projekty są negocjowane indywidualnie już podczas semestru i można je przygotowywać w trakcie jego trwania.</w:t>
+              <w:t>ocena sporządzonego oprogramowania; prezentacja samodzielnej pracy semestralnej</w:t>
             </w:r>
           </w:p>
         </w:tc>
@@ -12509,7 +12397,7 @@
                 <w:i w:val="0"/>
                 <w:sz w:val="22"/>
               </w:rPr>
-              <w:t>prezentacja na żywo; wykład z elementami dyskusji; studium przypadku; najlepsze praktyki; Ćwiczenia / Laboratorium/Lektorat:; praca samodzielna ucznia nad zadaniami i mini-projektami; projekt semestralny; Kryteria oceny; Student musi wykonać zgodnie z regułami sztuki kluczowe ćwiczenia prezentowane w trakcie semestru. Sprawdzana jest zgodność z zasadami ale dopuszczane są inwencja twórcza oraz kreatywność (dziedzina jest twórcza). Tworzone jest w ciągu semestru portfolio rozwojowe pokazujące eksperymenty własne i ścieżkę osiągnięć, które są następnie na końcu zajęć oceniane.; Student zobowiązany jest przedstawić większy projekt własny w którym wykorzystuje poznane techniki modelowania. Projekty są negocjowane indywidualnie już podczas semestru i można je przygotowywać w trakcie jego trwania.</w:t>
+              <w:t>ocena sporządzonego oprogramowania; prezentacja samodzielnej pracy semestralnej</w:t>
             </w:r>
           </w:p>
         </w:tc>
@@ -12567,7 +12455,7 @@
                 <w:i w:val="0"/>
                 <w:sz w:val="22"/>
               </w:rPr>
-              <w:t>prezentacja na żywo; wykład z elementami dyskusji; studium przypadku; najlepsze praktyki; Ćwiczenia / Laboratorium/Lektorat:; praca samodzielna ucznia nad zadaniami i mini-projektami; projekt semestralny; Kryteria oceny; Student musi wykonać zgodnie z regułami sztuki kluczowe ćwiczenia prezentowane w trakcie semestru. Sprawdzana jest zgodność z zasadami ale dopuszczane są inwencja twórcza oraz kreatywność (dziedzina jest twórcza). Tworzone jest w ciągu semestru portfolio rozwojowe pokazujące eksperymenty własne i ścieżkę osiągnięć, które są następnie na końcu zajęć oceniane.; Student zobowiązany jest przedstawić większy projekt własny w którym wykorzystuje poznane techniki modelowania. Projekty są negocjowane indywidualnie już podczas semestru i można je przygotowywać w trakcie jego trwania.</w:t>
+              <w:t>ocena sporządzonego oprogramowania; prezentacja samodzielnej pracy semestralnej</w:t>
             </w:r>
           </w:p>
         </w:tc>
@@ -12625,7 +12513,7 @@
                 <w:i w:val="0"/>
                 <w:sz w:val="22"/>
               </w:rPr>
-              <w:t>prezentacja na żywo; wykład z elementami dyskusji; studium przypadku; najlepsze praktyki; Ćwiczenia / Laboratorium/Lektorat:; praca samodzielna ucznia nad zadaniami i mini-projektami; projekt semestralny; Kryteria oceny; Student musi wykonać zgodnie z regułami sztuki kluczowe ćwiczenia prezentowane w trakcie semestru. Sprawdzana jest zgodność z zasadami ale dopuszczane są inwencja twórcza oraz kreatywność (dziedzina jest twórcza). Tworzone jest w ciągu semestru portfolio rozwojowe pokazujące eksperymenty własne i ścieżkę osiągnięć, które są następnie na końcu zajęć oceniane.; Student zobowiązany jest przedstawić większy projekt własny w którym wykorzystuje poznane techniki modelowania. Projekty są negocjowane indywidualnie już podczas semestru i można je przygotowywać w trakcie jego trwania.</w:t>
+              <w:t>ocena sporządzonego oprogramowania; prezentacja samodzielnej pracy semestralnej</w:t>
             </w:r>
           </w:p>
         </w:tc>
@@ -12683,7 +12571,7 @@
                 <w:i w:val="0"/>
                 <w:sz w:val="22"/>
               </w:rPr>
-              <w:t>prezentacja na żywo; wykład z elementami dyskusji; studium przypadku; najlepsze praktyki; Ćwiczenia / Laboratorium/Lektorat:; praca samodzielna ucznia nad zadaniami i mini-projektami; projekt semestralny; Kryteria oceny; Student musi wykonać zgodnie z regułami sztuki kluczowe ćwiczenia prezentowane w trakcie semestru. Sprawdzana jest zgodność z zasadami ale dopuszczane są inwencja twórcza oraz kreatywność (dziedzina jest twórcza). Tworzone jest w ciągu semestru portfolio rozwojowe pokazujące eksperymenty własne i ścieżkę osiągnięć, które są następnie na końcu zajęć oceniane.; Student zobowiązany jest przedstawić większy projekt własny w którym wykorzystuje poznane techniki modelowania. Projekty są negocjowane indywidualnie już podczas semestru i można je przygotowywać w trakcie jego trwania.</w:t>
+              <w:t>ocena sporządzonego oprogramowania; prezentacja samodzielnej pracy semestralnej</w:t>
             </w:r>
           </w:p>
         </w:tc>
@@ -12741,7 +12629,7 @@
                 <w:i w:val="0"/>
                 <w:sz w:val="22"/>
               </w:rPr>
-              <w:t>prezentacja na żywo; wykład z elementami dyskusji; studium przypadku; najlepsze praktyki; Ćwiczenia / Laboratorium/Lektorat:; praca samodzielna ucznia nad zadaniami i mini-projektami; projekt semestralny; Kryteria oceny; Student musi wykonać zgodnie z regułami sztuki kluczowe ćwiczenia prezentowane w trakcie semestru. Sprawdzana jest zgodność z zasadami ale dopuszczane są inwencja twórcza oraz kreatywność (dziedzina jest twórcza). Tworzone jest w ciągu semestru portfolio rozwojowe pokazujące eksperymenty własne i ścieżkę osiągnięć, które są następnie na końcu zajęć oceniane.; Student zobowiązany jest przedstawić większy projekt własny w którym wykorzystuje poznane techniki modelowania. Projekty są negocjowane indywidualnie już podczas semestru i można je przygotowywać w trakcie jego trwania.</w:t>
+              <w:t>ocena sporządzonego oprogramowania; prezentacja samodzielnej pracy semestralnej</w:t>
             </w:r>
           </w:p>
         </w:tc>
@@ -12799,7 +12687,7 @@
                 <w:i w:val="0"/>
                 <w:sz w:val="22"/>
               </w:rPr>
-              <w:t>prezentacja na żywo; wykład z elementami dyskusji; studium przypadku; najlepsze praktyki; Ćwiczenia / Laboratorium/Lektorat:; praca samodzielna ucznia nad zadaniami i mini-projektami; projekt semestralny; Kryteria oceny; Student musi wykonać zgodnie z regułami sztuki kluczowe ćwiczenia prezentowane w trakcie semestru. Sprawdzana jest zgodność z zasadami ale dopuszczane są inwencja twórcza oraz kreatywność (dziedzina jest twórcza). Tworzone jest w ciągu semestru portfolio rozwojowe pokazujące eksperymenty własne i ścieżkę osiągnięć, które są następnie na końcu zajęć oceniane.; Student zobowiązany jest przedstawić większy projekt własny w którym wykorzystuje poznane techniki modelowania. Projekty są negocjowane indywidualnie już podczas semestru i można je przygotowywać w trakcie jego trwania.</w:t>
+              <w:t>ocena sporządzonego oprogramowania; prezentacja samodzielnej pracy semestralnej</w:t>
             </w:r>
           </w:p>
         </w:tc>
@@ -12857,7 +12745,7 @@
                 <w:i w:val="0"/>
                 <w:sz w:val="22"/>
               </w:rPr>
-              <w:t>prezentacja na żywo; wykład z elementami dyskusji; studium przypadku; najlepsze praktyki; Ćwiczenia / Laboratorium/Lektorat:; praca samodzielna ucznia nad zadaniami i mini-projektami; projekt semestralny; Kryteria oceny; Student musi wykonać zgodnie z regułami sztuki kluczowe ćwiczenia prezentowane w trakcie semestru. Sprawdzana jest zgodność z zasadami ale dopuszczane są inwencja twórcza oraz kreatywność (dziedzina jest twórcza). Tworzone jest w ciągu semestru portfolio rozwojowe pokazujące eksperymenty własne i ścieżkę osiągnięć, które są następnie na końcu zajęć oceniane.; Student zobowiązany jest przedstawić większy projekt własny w którym wykorzystuje poznane techniki modelowania. Projekty są negocjowane indywidualnie już podczas semestru i można je przygotowywać w trakcie jego trwania.</w:t>
+              <w:t>ocena sporządzonego oprogramowania; prezentacja samodzielnej pracy semestralnej</w:t>
             </w:r>
           </w:p>
         </w:tc>
@@ -12915,7 +12803,7 @@
                 <w:i w:val="0"/>
                 <w:sz w:val="22"/>
               </w:rPr>
-              <w:t>prezentacja na żywo; wykład z elementami dyskusji; studium przypadku; najlepsze praktyki; Ćwiczenia / Laboratorium/Lektorat:; praca samodzielna ucznia nad zadaniami i mini-projektami; projekt semestralny; Kryteria oceny; Student musi wykonać zgodnie z regułami sztuki kluczowe ćwiczenia prezentowane w trakcie semestru. Sprawdzana jest zgodność z zasadami ale dopuszczane są inwencja twórcza oraz kreatywność (dziedzina jest twórcza). Tworzone jest w ciągu semestru portfolio rozwojowe pokazujące eksperymenty własne i ścieżkę osiągnięć, które są następnie na końcu zajęć oceniane.; Student zobowiązany jest przedstawić większy projekt własny w którym wykorzystuje poznane techniki modelowania. Projekty są negocjowane indywidualnie już podczas semestru i można je przygotowywać w trakcie jego trwania.</w:t>
+              <w:t>ocena sporządzonego oprogramowania; prezentacja samodzielnej pracy semestralnej</w:t>
             </w:r>
           </w:p>
         </w:tc>
@@ -12973,7 +12861,7 @@
                 <w:i w:val="0"/>
                 <w:sz w:val="22"/>
               </w:rPr>
-              <w:t>prezentacja na żywo; wykład z elementami dyskusji; studium przypadku; najlepsze praktyki; Ćwiczenia / Laboratorium/Lektorat:; praca samodzielna ucznia nad zadaniami i mini-projektami; projekt semestralny; Kryteria oceny; Student musi wykonać zgodnie z regułami sztuki kluczowe ćwiczenia prezentowane w trakcie semestru. Sprawdzana jest zgodność z zasadami ale dopuszczane są inwencja twórcza oraz kreatywność (dziedzina jest twórcza). Tworzone jest w ciągu semestru portfolio rozwojowe pokazujące eksperymenty własne i ścieżkę osiągnięć, które są następnie na końcu zajęć oceniane.; Student zobowiązany jest przedstawić większy projekt własny w którym wykorzystuje poznane techniki modelowania. Projekty są negocjowane indywidualnie już podczas semestru i można je przygotowywać w trakcie jego trwania.</w:t>
+              <w:t>ocena sporządzonego oprogramowania; prezentacja samodzielnej pracy semestralnej</w:t>
             </w:r>
           </w:p>
         </w:tc>
@@ -13031,7 +12919,7 @@
                 <w:i w:val="0"/>
                 <w:sz w:val="22"/>
               </w:rPr>
-              <w:t>prezentacja na żywo; wykład z elementami dyskusji; studium przypadku; najlepsze praktyki; Ćwiczenia / Laboratorium/Lektorat:; praca samodzielna ucznia nad zadaniami i mini-projektami; projekt semestralny; Kryteria oceny; Student musi wykonać zgodnie z regułami sztuki kluczowe ćwiczenia prezentowane w trakcie semestru. Sprawdzana jest zgodność z zasadami ale dopuszczane są inwencja twórcza oraz kreatywność (dziedzina jest twórcza). Tworzone jest w ciągu semestru portfolio rozwojowe pokazujące eksperymenty własne i ścieżkę osiągnięć, które są następnie na końcu zajęć oceniane.; Student zobowiązany jest przedstawić większy projekt własny w którym wykorzystuje poznane techniki modelowania. Projekty są negocjowane indywidualnie już podczas semestru i można je przygotowywać w trakcie jego trwania.</w:t>
+              <w:t>ocena sporządzonego oprogramowania; prezentacja samodzielnej pracy semestralnej</w:t>
             </w:r>
           </w:p>
         </w:tc>
@@ -13089,7 +12977,7 @@
                 <w:i w:val="0"/>
                 <w:sz w:val="22"/>
               </w:rPr>
-              <w:t>prezentacja na żywo; wykład z elementami dyskusji; studium przypadku; najlepsze praktyki; Ćwiczenia / Laboratorium/Lektorat:; praca samodzielna ucznia nad zadaniami i mini-projektami; projekt semestralny; Kryteria oceny; Student musi wykonać zgodnie z regułami sztuki kluczowe ćwiczenia prezentowane w trakcie semestru. Sprawdzana jest zgodność z zasadami ale dopuszczane są inwencja twórcza oraz kreatywność (dziedzina jest twórcza). Tworzone jest w ciągu semestru portfolio rozwojowe pokazujące eksperymenty własne i ścieżkę osiągnięć, które są następnie na końcu zajęć oceniane.; Student zobowiązany jest przedstawić większy projekt własny w którym wykorzystuje poznane techniki modelowania. Projekty są negocjowane indywidualnie już podczas semestru i można je przygotowywać w trakcie jego trwania.</w:t>
+              <w:t>ocena sporządzonego oprogramowania; prezentacja samodzielnej pracy semestralnej</w:t>
             </w:r>
           </w:p>
         </w:tc>
@@ -13147,7 +13035,7 @@
                 <w:i w:val="0"/>
                 <w:sz w:val="22"/>
               </w:rPr>
-              <w:t>prezentacja na żywo; wykład z elementami dyskusji; studium przypadku; najlepsze praktyki; Ćwiczenia / Laboratorium/Lektorat:; praca samodzielna ucznia nad zadaniami i mini-projektami; projekt semestralny; Kryteria oceny; Student musi wykonać zgodnie z regułami sztuki kluczowe ćwiczenia prezentowane w trakcie semestru. Sprawdzana jest zgodność z zasadami ale dopuszczane są inwencja twórcza oraz kreatywność (dziedzina jest twórcza). Tworzone jest w ciągu semestru portfolio rozwojowe pokazujące eksperymenty własne i ścieżkę osiągnięć, które są następnie na końcu zajęć oceniane.; Student zobowiązany jest przedstawić większy projekt własny w którym wykorzystuje poznane techniki modelowania. Projekty są negocjowane indywidualnie już podczas semestru i można je przygotowywać w trakcie jego trwania.</w:t>
+              <w:t>ocena sporządzonego oprogramowania; prezentacja samodzielnej pracy semestralnej</w:t>
             </w:r>
           </w:p>
         </w:tc>
@@ -13205,7 +13093,7 @@
                 <w:i w:val="0"/>
                 <w:sz w:val="22"/>
               </w:rPr>
-              <w:t>prezentacja na żywo; wykład z elementami dyskusji; studium przypadku; najlepsze praktyki; Ćwiczenia / Laboratorium/Lektorat:; praca samodzielna ucznia nad zadaniami i mini-projektami; projekt semestralny; Kryteria oceny; Student musi wykonać zgodnie z regułami sztuki kluczowe ćwiczenia prezentowane w trakcie semestru. Sprawdzana jest zgodność z zasadami ale dopuszczane są inwencja twórcza oraz kreatywność (dziedzina jest twórcza). Tworzone jest w ciągu semestru portfolio rozwojowe pokazujące eksperymenty własne i ścieżkę osiągnięć, które są następnie na końcu zajęć oceniane.; Student zobowiązany jest przedstawić większy projekt własny w którym wykorzystuje poznane techniki modelowania. Projekty są negocjowane indywidualnie już podczas semestru i można je przygotowywać w trakcie jego trwania.</w:t>
+              <w:t>ocena sporządzonego oprogramowania; prezentacja samodzielnej pracy semestralnej</w:t>
             </w:r>
           </w:p>
         </w:tc>
@@ -13263,7 +13151,7 @@
                 <w:i w:val="0"/>
                 <w:sz w:val="22"/>
               </w:rPr>
-              <w:t>prezentacja na żywo; wykład z elementami dyskusji; studium przypadku; najlepsze praktyki; Ćwiczenia / Laboratorium/Lektorat:; praca samodzielna ucznia nad zadaniami i mini-projektami; projekt semestralny; Kryteria oceny; Student musi wykonać zgodnie z regułami sztuki kluczowe ćwiczenia prezentowane w trakcie semestru. Sprawdzana jest zgodność z zasadami ale dopuszczane są inwencja twórcza oraz kreatywność (dziedzina jest twórcza). Tworzone jest w ciągu semestru portfolio rozwojowe pokazujące eksperymenty własne i ścieżkę osiągnięć, które są następnie na końcu zajęć oceniane.; Student zobowiązany jest przedstawić większy projekt własny w którym wykorzystuje poznane techniki modelowania. Projekty są negocjowane indywidualnie już podczas semestru i można je przygotowywać w trakcie jego trwania.</w:t>
+              <w:t>ocena sporządzonego oprogramowania; prezentacja samodzielnej pracy semestralnej</w:t>
             </w:r>
           </w:p>
         </w:tc>
@@ -13321,7 +13209,7 @@
                 <w:i w:val="0"/>
                 <w:sz w:val="22"/>
               </w:rPr>
-              <w:t>prezentacja na żywo; wykład z elementami dyskusji; studium przypadku; najlepsze praktyki; Ćwiczenia / Laboratorium/Lektorat:; praca samodzielna ucznia nad zadaniami i mini-projektami; projekt semestralny; Kryteria oceny; Student musi wykonać zgodnie z regułami sztuki kluczowe ćwiczenia prezentowane w trakcie semestru. Sprawdzana jest zgodność z zasadami ale dopuszczane są inwencja twórcza oraz kreatywność (dziedzina jest twórcza). Tworzone jest w ciągu semestru portfolio rozwojowe pokazujące eksperymenty własne i ścieżkę osiągnięć, które są następnie na końcu zajęć oceniane.; Student zobowiązany jest przedstawić większy projekt własny w którym wykorzystuje poznane techniki modelowania. Projekty są negocjowane indywidualnie już podczas semestru i można je przygotowywać w trakcie jego trwania.</w:t>
+              <w:t>ocena sporządzonego oprogramowania; prezentacja samodzielnej pracy semestralnej</w:t>
             </w:r>
           </w:p>
         </w:tc>
@@ -13379,7 +13267,7 @@
                 <w:i w:val="0"/>
                 <w:sz w:val="22"/>
               </w:rPr>
-              <w:t>prezentacja na żywo; wykład z elementami dyskusji; studium przypadku; najlepsze praktyki; Ćwiczenia / Laboratorium/Lektorat:; praca samodzielna ucznia nad zadaniami i mini-projektami; projekt semestralny; Kryteria oceny; Student musi wykonać zgodnie z regułami sztuki kluczowe ćwiczenia prezentowane w trakcie semestru. Sprawdzana jest zgodność z zasadami ale dopuszczane są inwencja twórcza oraz kreatywność (dziedzina jest twórcza). Tworzone jest w ciągu semestru portfolio rozwojowe pokazujące eksperymenty własne i ścieżkę osiągnięć, które są następnie na końcu zajęć oceniane.; Student zobowiązany jest przedstawić większy projekt własny w którym wykorzystuje poznane techniki modelowania. Projekty są negocjowane indywidualnie już podczas semestru i można je przygotowywać w trakcie jego trwania.</w:t>
+              <w:t>ocena sporządzonego oprogramowania; prezentacja samodzielnej pracy semestralnej</w:t>
             </w:r>
           </w:p>
         </w:tc>
@@ -13437,7 +13325,7 @@
                 <w:i w:val="0"/>
                 <w:sz w:val="22"/>
               </w:rPr>
-              <w:t>prezentacja na żywo; wykład z elementami dyskusji; studium przypadku; najlepsze praktyki; Ćwiczenia / Laboratorium/Lektorat:; praca samodzielna ucznia nad zadaniami i mini-projektami; projekt semestralny; Kryteria oceny; Student musi wykonać zgodnie z regułami sztuki kluczowe ćwiczenia prezentowane w trakcie semestru. Sprawdzana jest zgodność z zasadami ale dopuszczane są inwencja twórcza oraz kreatywność (dziedzina jest twórcza). Tworzone jest w ciągu semestru portfolio rozwojowe pokazujące eksperymenty własne i ścieżkę osiągnięć, które są następnie na końcu zajęć oceniane.; Student zobowiązany jest przedstawić większy projekt własny w którym wykorzystuje poznane techniki modelowania. Projekty są negocjowane indywidualnie już podczas semestru i można je przygotowywać w trakcie jego trwania.</w:t>
+              <w:t>ocena sporządzonego oprogramowania; prezentacja samodzielnej pracy semestralnej</w:t>
             </w:r>
           </w:p>
         </w:tc>
@@ -13495,7 +13383,7 @@
                 <w:i w:val="0"/>
                 <w:sz w:val="22"/>
               </w:rPr>
-              <w:t>prezentacja na żywo; wykład z elementami dyskusji; studium przypadku; najlepsze praktyki; Ćwiczenia / Laboratorium/Lektorat:; praca samodzielna ucznia nad zadaniami i mini-projektami; projekt semestralny; Kryteria oceny; Student musi wykonać zgodnie z regułami sztuki kluczowe ćwiczenia prezentowane w trakcie semestru. Sprawdzana jest zgodność z zasadami ale dopuszczane są inwencja twórcza oraz kreatywność (dziedzina jest twórcza). Tworzone jest w ciągu semestru portfolio rozwojowe pokazujące eksperymenty własne i ścieżkę osiągnięć, które są następnie na końcu zajęć oceniane.; Student zobowiązany jest przedstawić większy projekt własny w którym wykorzystuje poznane techniki modelowania. Projekty są negocjowane indywidualnie już podczas semestru i można je przygotowywać w trakcie jego trwania.</w:t>
+              <w:t>ocena sporządzonego oprogramowania; prezentacja samodzielnej pracy semestralnej</w:t>
             </w:r>
           </w:p>
         </w:tc>
@@ -13553,7 +13441,7 @@
                 <w:i w:val="0"/>
                 <w:sz w:val="22"/>
               </w:rPr>
-              <w:t>prezentacja na żywo; wykład z elementami dyskusji; studium przypadku; najlepsze praktyki; Ćwiczenia / Laboratorium/Lektorat:; praca samodzielna ucznia nad zadaniami i mini-projektami; projekt semestralny; Kryteria oceny; Student musi wykonać zgodnie z regułami sztuki kluczowe ćwiczenia prezentowane w trakcie semestru. Sprawdzana jest zgodność z zasadami ale dopuszczane są inwencja twórcza oraz kreatywność (dziedzina jest twórcza). Tworzone jest w ciągu semestru portfolio rozwojowe pokazujące eksperymenty własne i ścieżkę osiągnięć, które są następnie na końcu zajęć oceniane.; Student zobowiązany jest przedstawić większy projekt własny w którym wykorzystuje poznane techniki modelowania. Projekty są negocjowane indywidualnie już podczas semestru i można je przygotowywać w trakcie jego trwania.</w:t>
+              <w:t>ocena sporządzonego oprogramowania; prezentacja samodzielnej pracy semestralnej</w:t>
             </w:r>
           </w:p>
         </w:tc>
@@ -13611,7 +13499,7 @@
                 <w:i w:val="0"/>
                 <w:sz w:val="22"/>
               </w:rPr>
-              <w:t>prezentacja na żywo; wykład z elementami dyskusji; studium przypadku; najlepsze praktyki; Ćwiczenia / Laboratorium/Lektorat:; praca samodzielna ucznia nad zadaniami i mini-projektami; projekt semestralny; Kryteria oceny; Student musi wykonać zgodnie z regułami sztuki kluczowe ćwiczenia prezentowane w trakcie semestru. Sprawdzana jest zgodność z zasadami ale dopuszczane są inwencja twórcza oraz kreatywność (dziedzina jest twórcza). Tworzone jest w ciągu semestru portfolio rozwojowe pokazujące eksperymenty własne i ścieżkę osiągnięć, które są następnie na końcu zajęć oceniane.; Student zobowiązany jest przedstawić większy projekt własny w którym wykorzystuje poznane techniki modelowania. Projekty są negocjowane indywidualnie już podczas semestru i można je przygotowywać w trakcie jego trwania.</w:t>
+              <w:t>ocena sporządzonego oprogramowania; prezentacja samodzielnej pracy semestralnej</w:t>
             </w:r>
           </w:p>
         </w:tc>
@@ -13669,7 +13557,7 @@
                 <w:i w:val="0"/>
                 <w:sz w:val="22"/>
               </w:rPr>
-              <w:t>prezentacja na żywo; wykład z elementami dyskusji; studium przypadku; najlepsze praktyki; Ćwiczenia / Laboratorium/Lektorat:; praca samodzielna ucznia nad zadaniami i mini-projektami; projekt semestralny; Kryteria oceny; Student musi wykonać zgodnie z regułami sztuki kluczowe ćwiczenia prezentowane w trakcie semestru. Sprawdzana jest zgodność z zasadami ale dopuszczane są inwencja twórcza oraz kreatywność (dziedzina jest twórcza). Tworzone jest w ciągu semestru portfolio rozwojowe pokazujące eksperymenty własne i ścieżkę osiągnięć, które są następnie na końcu zajęć oceniane.; Student zobowiązany jest przedstawić większy projekt własny w którym wykorzystuje poznane techniki modelowania. Projekty są negocjowane indywidualnie już podczas semestru i można je przygotowywać w trakcie jego trwania.</w:t>
+              <w:t>ocena sporządzonego oprogramowania; prezentacja samodzielnej pracy semestralnej</w:t>
             </w:r>
           </w:p>
         </w:tc>
@@ -13727,7 +13615,7 @@
                 <w:i w:val="0"/>
                 <w:sz w:val="22"/>
               </w:rPr>
-              <w:t>prezentacja na żywo; wykład z elementami dyskusji; studium przypadku; najlepsze praktyki; Ćwiczenia / Laboratorium/Lektorat:; praca samodzielna ucznia nad zadaniami i mini-projektami; projekt semestralny; Kryteria oceny; Student musi wykonać zgodnie z regułami sztuki kluczowe ćwiczenia prezentowane w trakcie semestru. Sprawdzana jest zgodność z zasadami ale dopuszczane są inwencja twórcza oraz kreatywność (dziedzina jest twórcza). Tworzone jest w ciągu semestru portfolio rozwojowe pokazujące eksperymenty własne i ścieżkę osiągnięć, które są następnie na końcu zajęć oceniane.; Student zobowiązany jest przedstawić większy projekt własny w którym wykorzystuje poznane techniki modelowania. Projekty są negocjowane indywidualnie już podczas semestru i można je przygotowywać w trakcie jego trwania.</w:t>
+              <w:t>ocena sporządzonego oprogramowania; prezentacja samodzielnej pracy semestralnej</w:t>
             </w:r>
           </w:p>
         </w:tc>
@@ -13785,7 +13673,7 @@
                 <w:i w:val="0"/>
                 <w:sz w:val="22"/>
               </w:rPr>
-              <w:t>prezentacja na żywo; wykład z elementami dyskusji; studium przypadku; najlepsze praktyki; Ćwiczenia / Laboratorium/Lektorat:; praca samodzielna ucznia nad zadaniami i mini-projektami; projekt semestralny; Kryteria oceny; Student musi wykonać zgodnie z regułami sztuki kluczowe ćwiczenia prezentowane w trakcie semestru. Sprawdzana jest zgodność z zasadami ale dopuszczane są inwencja twórcza oraz kreatywność (dziedzina jest twórcza). Tworzone jest w ciągu semestru portfolio rozwojowe pokazujące eksperymenty własne i ścieżkę osiągnięć, które są następnie na końcu zajęć oceniane.; Student zobowiązany jest przedstawić większy projekt własny w którym wykorzystuje poznane techniki modelowania. Projekty są negocjowane indywidualnie już podczas semestru i można je przygotowywać w trakcie jego trwania.</w:t>
+              <w:t>ocena sporządzonego oprogramowania; prezentacja samodzielnej pracy semestralnej</w:t>
             </w:r>
           </w:p>
         </w:tc>
@@ -13843,7 +13731,7 @@
                 <w:i w:val="0"/>
                 <w:sz w:val="22"/>
               </w:rPr>
-              <w:t>prezentacja na żywo; wykład z elementami dyskusji; studium przypadku; najlepsze praktyki; Ćwiczenia / Laboratorium/Lektorat:; praca samodzielna ucznia nad zadaniami i mini-projektami; projekt semestralny; Kryteria oceny; Student musi wykonać zgodnie z regułami sztuki kluczowe ćwiczenia prezentowane w trakcie semestru. Sprawdzana jest zgodność z zasadami ale dopuszczane są inwencja twórcza oraz kreatywność (dziedzina jest twórcza). Tworzone jest w ciągu semestru portfolio rozwojowe pokazujące eksperymenty własne i ścieżkę osiągnięć, które są następnie na końcu zajęć oceniane.; Student zobowiązany jest przedstawić większy projekt własny w którym wykorzystuje poznane techniki modelowania. Projekty są negocjowane indywidualnie już podczas semestru i można je przygotowywać w trakcie jego trwania.</w:t>
+              <w:t>ocena sporządzonego oprogramowania; prezentacja samodzielnej pracy semestralnej</w:t>
             </w:r>
           </w:p>
         </w:tc>
@@ -13901,7 +13789,7 @@
                 <w:i w:val="0"/>
                 <w:sz w:val="22"/>
               </w:rPr>
-              <w:t>prezentacja na żywo; wykład z elementami dyskusji; studium przypadku; najlepsze praktyki; Ćwiczenia / Laboratorium/Lektorat:; praca samodzielna ucznia nad zadaniami i mini-projektami; projekt semestralny; Kryteria oceny; Student musi wykonać zgodnie z regułami sztuki kluczowe ćwiczenia prezentowane w trakcie semestru. Sprawdzana jest zgodność z zasadami ale dopuszczane są inwencja twórcza oraz kreatywność (dziedzina jest twórcza). Tworzone jest w ciągu semestru portfolio rozwojowe pokazujące eksperymenty własne i ścieżkę osiągnięć, które są następnie na końcu zajęć oceniane.; Student zobowiązany jest przedstawić większy projekt własny w którym wykorzystuje poznane techniki modelowania. Projekty są negocjowane indywidualnie już podczas semestru i można je przygotowywać w trakcie jego trwania.</w:t>
+              <w:t>ocena sporządzonego oprogramowania; prezentacja samodzielnej pracy semestralnej</w:t>
             </w:r>
           </w:p>
         </w:tc>
@@ -13959,7 +13847,7 @@
                 <w:i w:val="0"/>
                 <w:sz w:val="22"/>
               </w:rPr>
-              <w:t>prezentacja na żywo; wykład z elementami dyskusji; studium przypadku; najlepsze praktyki; Ćwiczenia / Laboratorium/Lektorat:; praca samodzielna ucznia nad zadaniami i mini-projektami; projekt semestralny; Kryteria oceny; Student musi wykonać zgodnie z regułami sztuki kluczowe ćwiczenia prezentowane w trakcie semestru. Sprawdzana jest zgodność z zasadami ale dopuszczane są inwencja twórcza oraz kreatywność (dziedzina jest twórcza). Tworzone jest w ciągu semestru portfolio rozwojowe pokazujące eksperymenty własne i ścieżkę osiągnięć, które są następnie na końcu zajęć oceniane.; Student zobowiązany jest przedstawić większy projekt własny w którym wykorzystuje poznane techniki modelowania. Projekty są negocjowane indywidualnie już podczas semestru i można je przygotowywać w trakcie jego trwania.</w:t>
+              <w:t>ocena sporządzonego oprogramowania; prezentacja samodzielnej pracy semestralnej</w:t>
             </w:r>
           </w:p>
         </w:tc>
@@ -14017,7 +13905,7 @@
                 <w:i w:val="0"/>
                 <w:sz w:val="22"/>
               </w:rPr>
-              <w:t>prezentacja na żywo; wykład z elementami dyskusji; studium przypadku; najlepsze praktyki; Ćwiczenia / Laboratorium/Lektorat:; praca samodzielna ucznia nad zadaniami i mini-projektami; projekt semestralny; Kryteria oceny; Student musi wykonać zgodnie z regułami sztuki kluczowe ćwiczenia prezentowane w trakcie semestru. Sprawdzana jest zgodność z zasadami ale dopuszczane są inwencja twórcza oraz kreatywność (dziedzina jest twórcza). Tworzone jest w ciągu semestru portfolio rozwojowe pokazujące eksperymenty własne i ścieżkę osiągnięć, które są następnie na końcu zajęć oceniane.; Student zobowiązany jest przedstawić większy projekt własny w którym wykorzystuje poznane techniki modelowania. Projekty są negocjowane indywidualnie już podczas semestru i można je przygotowywać w trakcie jego trwania.</w:t>
+              <w:t>ocena sporządzonego oprogramowania; prezentacja samodzielnej pracy semestralnej</w:t>
             </w:r>
           </w:p>
         </w:tc>
@@ -14075,7 +13963,7 @@
                 <w:i w:val="0"/>
                 <w:sz w:val="22"/>
               </w:rPr>
-              <w:t>prezentacja na żywo; wykład z elementami dyskusji; studium przypadku; najlepsze praktyki; Ćwiczenia / Laboratorium/Lektorat:; praca samodzielna ucznia nad zadaniami i mini-projektami; projekt semestralny; Kryteria oceny; Student musi wykonać zgodnie z regułami sztuki kluczowe ćwiczenia prezentowane w trakcie semestru. Sprawdzana jest zgodność z zasadami ale dopuszczane są inwencja twórcza oraz kreatywność (dziedzina jest twórcza). Tworzone jest w ciągu semestru portfolio rozwojowe pokazujące eksperymenty własne i ścieżkę osiągnięć, które są następnie na końcu zajęć oceniane.; Student zobowiązany jest przedstawić większy projekt własny w którym wykorzystuje poznane techniki modelowania. Projekty są negocjowane indywidualnie już podczas semestru i można je przygotowywać w trakcie jego trwania.</w:t>
+              <w:t>ocena sporządzonego oprogramowania; prezentacja samodzielnej pracy semestralnej</w:t>
             </w:r>
           </w:p>
         </w:tc>
@@ -14133,7 +14021,7 @@
                 <w:i w:val="0"/>
                 <w:sz w:val="22"/>
               </w:rPr>
-              <w:t>prezentacja na żywo; wykład z elementami dyskusji; studium przypadku; najlepsze praktyki; Ćwiczenia / Laboratorium/Lektorat:; praca samodzielna ucznia nad zadaniami i mini-projektami; projekt semestralny; Kryteria oceny; Student musi wykonać zgodnie z regułami sztuki kluczowe ćwiczenia prezentowane w trakcie semestru. Sprawdzana jest zgodność z zasadami ale dopuszczane są inwencja twórcza oraz kreatywność (dziedzina jest twórcza). Tworzone jest w ciągu semestru portfolio rozwojowe pokazujące eksperymenty własne i ścieżkę osiągnięć, które są następnie na końcu zajęć oceniane.; Student zobowiązany jest przedstawić większy projekt własny w którym wykorzystuje poznane techniki modelowania. Projekty są negocjowane indywidualnie już podczas semestru i można je przygotowywać w trakcie jego trwania.</w:t>
+              <w:t>ocena sporządzonego oprogramowania; prezentacja samodzielnej pracy semestralnej</w:t>
             </w:r>
           </w:p>
         </w:tc>
@@ -14297,7 +14185,7 @@
                 <w:i w:val="0"/>
                 <w:sz w:val="22"/>
               </w:rPr>
-              <w:t>prezentacja na żywo; wykład z elementami dyskusji; studium przypadku; najlepsze praktyki; Ćwiczenia / Laboratorium/Lektorat:; praca samodzielna ucznia nad zadaniami i mini-projektami; projekt semestralny; Kryteria oceny; Student musi wykonać zgodnie z regułami sztuki kluczowe ćwiczenia prezentowane w trakcie semestru. Sprawdzana jest zgodność z zasadami ale dopuszczane są inwencja twórcza oraz kreatywność (dziedzina jest twórcza). Tworzone jest w ciągu semestru portfolio rozwojowe pokazujące eksperymenty własne i ścieżkę osiągnięć, które są następnie na końcu zajęć oceniane.; Student zobowiązany jest przedstawić większy projekt własny w którym wykorzystuje poznane techniki modelowania. Projekty są negocjowane indywidualnie już podczas semestru i można je przygotowywać w trakcie jego trwania.</w:t>
+              <w:t>ocena sporządzonego oprogramowania; prezentacja samodzielnej pracy semestralnej</w:t>
             </w:r>
           </w:p>
         </w:tc>
@@ -14356,7 +14244,7 @@
                 <w:i w:val="0"/>
                 <w:sz w:val="22"/>
               </w:rPr>
-              <w:t>prezentacja na żywo; wykład z elementami dyskusji; studium przypadku; najlepsze praktyki; Ćwiczenia / Laboratorium/Lektorat:; praca samodzielna ucznia nad zadaniami i mini-projektami; projekt semestralny; Kryteria oceny; Student musi wykonać zgodnie z regułami sztuki kluczowe ćwiczenia prezentowane w trakcie semestru. Sprawdzana jest zgodność z zasadami ale dopuszczane są inwencja twórcza oraz kreatywność (dziedzina jest twórcza). Tworzone jest w ciągu semestru portfolio rozwojowe pokazujące eksperymenty własne i ścieżkę osiągnięć, które są następnie na końcu zajęć oceniane.; Student zobowiązany jest przedstawić większy projekt własny w którym wykorzystuje poznane techniki modelowania. Projekty są negocjowane indywidualnie już podczas semestru i można je przygotowywać w trakcie jego trwania.</w:t>
+              <w:t>ocena sporządzonego oprogramowania; prezentacja samodzielnej pracy semestralnej</w:t>
             </w:r>
           </w:p>
         </w:tc>
@@ -14414,7 +14302,7 @@
                 <w:i w:val="0"/>
                 <w:sz w:val="22"/>
               </w:rPr>
-              <w:t>prezentacja na żywo; wykład z elementami dyskusji; studium przypadku; najlepsze praktyki; Ćwiczenia / Laboratorium/Lektorat:; praca samodzielna ucznia nad zadaniami i mini-projektami; projekt semestralny; Kryteria oceny; Student musi wykonać zgodnie z regułami sztuki kluczowe ćwiczenia prezentowane w trakcie semestru. Sprawdzana jest zgodność z zasadami ale dopuszczane są inwencja twórcza oraz kreatywność (dziedzina jest twórcza). Tworzone jest w ciągu semestru portfolio rozwojowe pokazujące eksperymenty własne i ścieżkę osiągnięć, które są następnie na końcu zajęć oceniane.; Student zobowiązany jest przedstawić większy projekt własny w którym wykorzystuje poznane techniki modelowania. Projekty są negocjowane indywidualnie już podczas semestru i można je przygotowywać w trakcie jego trwania.</w:t>
+              <w:t>ocena sporządzonego oprogramowania; prezentacja samodzielnej pracy semestralnej</w:t>
             </w:r>
           </w:p>
         </w:tc>
@@ -14472,7 +14360,7 @@
                 <w:i w:val="0"/>
                 <w:sz w:val="22"/>
               </w:rPr>
-              <w:t>prezentacja na żywo; wykład z elementami dyskusji; studium przypadku; najlepsze praktyki; Ćwiczenia / Laboratorium/Lektorat:; praca samodzielna ucznia nad zadaniami i mini-projektami; projekt semestralny; Kryteria oceny; Student musi wykonać zgodnie z regułami sztuki kluczowe ćwiczenia prezentowane w trakcie semestru. Sprawdzana jest zgodność z zasadami ale dopuszczane są inwencja twórcza oraz kreatywność (dziedzina jest twórcza). Tworzone jest w ciągu semestru portfolio rozwojowe pokazujące eksperymenty własne i ścieżkę osiągnięć, które są następnie na końcu zajęć oceniane.; Student zobowiązany jest przedstawić większy projekt własny w którym wykorzystuje poznane techniki modelowania. Projekty są negocjowane indywidualnie już podczas semestru i można je przygotowywać w trakcie jego trwania.</w:t>
+              <w:t>ocena sporządzonego oprogramowania; prezentacja samodzielnej pracy semestralnej</w:t>
             </w:r>
           </w:p>
         </w:tc>
@@ -14636,7 +14524,7 @@
                 <w:i w:val="0"/>
                 <w:sz w:val="22"/>
               </w:rPr>
-              <w:t>prezentacja na żywo; wykład z elementami dyskusji; studium przypadku; najlepsze praktyki; Ćwiczenia / Laboratorium/Lektorat:; praca samodzielna ucznia nad zadaniami i mini-projektami; projekt semestralny; Kryteria oceny; Student musi wykonać zgodnie z regułami sztuki kluczowe ćwiczenia prezentowane w trakcie semestru. Sprawdzana jest zgodność z zasadami ale dopuszczane są inwencja twórcza oraz kreatywność (dziedzina jest twórcza). Tworzone jest w ciągu semestru portfolio rozwojowe pokazujące eksperymenty własne i ścieżkę osiągnięć, które są następnie na końcu zajęć oceniane.; Student zobowiązany jest przedstawić większy projekt własny w którym wykorzystuje poznane techniki modelowania. Projekty są negocjowane indywidualnie już podczas semestru i można je przygotowywać w trakcie jego trwania.</w:t>
+              <w:t>ocena sporządzonego oprogramowania; prezentacja samodzielnej pracy semestralnej</w:t>
             </w:r>
           </w:p>
         </w:tc>
@@ -14695,7 +14583,7 @@
                 <w:i w:val="0"/>
                 <w:sz w:val="22"/>
               </w:rPr>
-              <w:t>prezentacja na żywo; wykład z elementami dyskusji; studium przypadku; najlepsze praktyki; Ćwiczenia / Laboratorium/Lektorat:; praca samodzielna ucznia nad zadaniami i mini-projektami; projekt semestralny; Kryteria oceny; Student musi wykonać zgodnie z regułami sztuki kluczowe ćwiczenia prezentowane w trakcie semestru. Sprawdzana jest zgodność z zasadami ale dopuszczane są inwencja twórcza oraz kreatywność (dziedzina jest twórcza). Tworzone jest w ciągu semestru portfolio rozwojowe pokazujące eksperymenty własne i ścieżkę osiągnięć, które są następnie na końcu zajęć oceniane.; Student zobowiązany jest przedstawić większy projekt własny w którym wykorzystuje poznane techniki modelowania. Projekty są negocjowane indywidualnie już podczas semestru i można je przygotowywać w trakcie jego trwania.</w:t>
+              <w:t>ocena sporządzonego oprogramowania; prezentacja samodzielnej pracy semestralnej</w:t>
             </w:r>
           </w:p>
         </w:tc>

--- a/public/assets/files/niestacjonarne/M3D.docx
+++ b/public/assets/files/niestacjonarne/M3D.docx
@@ -1093,7 +1093,7 @@
                 <w:i w:val="0"/>
                 <w:sz w:val="22"/>
               </w:rPr>
-              <w:t>93</w:t>
+              <w:t>68</w:t>
             </w:r>
           </w:p>
         </w:tc>
@@ -1113,7 +1113,7 @@
                 <w:i w:val="0"/>
                 <w:sz w:val="22"/>
               </w:rPr>
-              <w:t>3.7</w:t>
+              <w:t>2.7</w:t>
             </w:r>
           </w:p>
         </w:tc>

--- a/public/assets/files/niestacjonarne/M3D.docx
+++ b/public/assets/files/niestacjonarne/M3D.docx
@@ -3117,7 +3117,6 @@
                 <w:i w:val="0"/>
                 <w:sz w:val="22"/>
               </w:rPr>
-              <w:t>ocena sporządzonego oprogramowania; prezentacja samodzielnej pracy semestralnej</w:t>
             </w:r>
           </w:p>
         </w:tc>
@@ -3243,7 +3242,7 @@
                 <w:i w:val="0"/>
                 <w:sz w:val="22"/>
               </w:rPr>
-              <w:t>K_U04</w:t>
+              <w:t>K_U32</w:t>
             </w:r>
           </w:p>
         </w:tc>
@@ -3281,7 +3280,7 @@
                 <w:i w:val="0"/>
                 <w:sz w:val="22"/>
               </w:rPr>
-              <w:t>ocena sporządzonego oprogramowania; prezentacja samodzielnej pracy semestralnej</w:t>
+              <w:t>ocena sporządzonego oprogramowania, prezentacja samodzielnej pracy semestralnej</w:t>
             </w:r>
           </w:p>
         </w:tc>
@@ -3340,7 +3339,7 @@
                 <w:i w:val="0"/>
                 <w:sz w:val="22"/>
               </w:rPr>
-              <w:t>ocena sporządzonego oprogramowania; prezentacja samodzielnej pracy semestralnej</w:t>
+              <w:t>ocena sporządzonego oprogramowania, prezentacja samodzielnej pracy semestralnej</w:t>
             </w:r>
           </w:p>
         </w:tc>
@@ -3361,6 +3360,7 @@
                 <w:i w:val="0"/>
                 <w:sz w:val="22"/>
               </w:rPr>
+              <w:t>K_U32</w:t>
             </w:r>
           </w:p>
         </w:tc>
@@ -3398,7 +3398,7 @@
                 <w:i w:val="0"/>
                 <w:sz w:val="22"/>
               </w:rPr>
-              <w:t>ocena sporządzonego oprogramowania; prezentacja samodzielnej pracy semestralnej</w:t>
+              <w:t>ocena sporządzonego oprogramowania, prezentacja samodzielnej pracy semestralnej</w:t>
             </w:r>
           </w:p>
         </w:tc>
@@ -3419,6 +3419,7 @@
                 <w:i w:val="0"/>
                 <w:sz w:val="22"/>
               </w:rPr>
+              <w:t>K_U32</w:t>
             </w:r>
           </w:p>
         </w:tc>
@@ -3456,7 +3457,7 @@
                 <w:i w:val="0"/>
                 <w:sz w:val="22"/>
               </w:rPr>
-              <w:t>ocena sporządzonego oprogramowania; prezentacja samodzielnej pracy semestralnej</w:t>
+              <w:t>ocena sporządzonego oprogramowania, prezentacja samodzielnej pracy semestralnej</w:t>
             </w:r>
           </w:p>
         </w:tc>
@@ -3582,7 +3583,7 @@
                 <w:i w:val="0"/>
                 <w:sz w:val="22"/>
               </w:rPr>
-              <w:t>K_K03</w:t>
+              <w:t>K_K04</w:t>
             </w:r>
           </w:p>
         </w:tc>
@@ -3620,7 +3621,7 @@
                 <w:i w:val="0"/>
                 <w:sz w:val="22"/>
               </w:rPr>
-              <w:t>ocena sporządzonego oprogramowania; prezentacja samodzielnej pracy semestralnej</w:t>
+              <w:t>ocena sporządzonego oprogramowania, prezentacja samodzielnej pracy semestralnej</w:t>
             </w:r>
           </w:p>
         </w:tc>
@@ -3641,7 +3642,7 @@
                 <w:i w:val="0"/>
                 <w:sz w:val="22"/>
               </w:rPr>
-              <w:t>K_K04</w:t>
+              <w:t>K_K03</w:t>
             </w:r>
           </w:p>
         </w:tc>
@@ -3679,7 +3680,7 @@
                 <w:i w:val="0"/>
                 <w:sz w:val="22"/>
               </w:rPr>
-              <w:t>ocena sporządzonego oprogramowania; prezentacja samodzielnej pracy semestralnej</w:t>
+              <w:t>ocena sporządzonego oprogramowania, prezentacja samodzielnej pracy semestralnej</w:t>
             </w:r>
           </w:p>
         </w:tc>

--- a/public/assets/files/niestacjonarne/M3D.docx
+++ b/public/assets/files/niestacjonarne/M3D.docx
@@ -1881,14 +1881,13 @@
       </w:tblPr>
       <w:tblGrid>
         <w:gridCol w:w="680"/>
-        <w:gridCol w:w="4536"/>
-        <w:gridCol w:w="4252"/>
+        <w:gridCol w:w="8788"/>
       </w:tblGrid>
       <w:tr>
         <w:tc>
           <w:tcPr>
             <w:tcW w:type="dxa" w:w="9468"/>
-            <w:gridSpan w:val="3"/>
+            <w:gridSpan w:val="2"/>
             <w:shd w:val="clear" w:color="auto" w:fill="D9D9D9"/>
           </w:tcPr>
           <w:p>
@@ -1930,7 +1929,7 @@
         </w:tc>
         <w:tc>
           <w:tcPr>
-            <w:tcW w:type="dxa" w:w="4536"/>
+            <w:tcW w:type="dxa" w:w="8788"/>
             <w:shd w:val="clear" w:color="auto" w:fill="D9D9D9"/>
           </w:tcPr>
           <w:p>
@@ -1944,27 +1943,7 @@
                 <w:i w:val="0"/>
                 <w:sz w:val="16"/>
               </w:rPr>
-              <w:t>Wykład</w:t>
-            </w:r>
-          </w:p>
-        </w:tc>
-        <w:tc>
-          <w:tcPr>
-            <w:tcW w:type="dxa" w:w="4252"/>
-            <w:shd w:val="clear" w:color="auto" w:fill="D9D9D9"/>
-          </w:tcPr>
-          <w:p>
-            <w:pPr>
-              <w:spacing w:before="20" w:after="20"/>
-            </w:pPr>
-            <w:r>
-              <w:rPr>
-                <w:rFonts w:ascii="Aptos" w:hAnsi="Aptos"/>
-                <w:b/>
-                <w:i w:val="0"/>
-                <w:sz w:val="16"/>
-              </w:rPr>
-              <w:t>Ćwiczenia / Laboratorium / Pracownia</w:t>
+              <w:t>Treści programowe</w:t>
             </w:r>
           </w:p>
         </w:tc>
@@ -1991,7 +1970,7 @@
         </w:tc>
         <w:tc>
           <w:tcPr>
-            <w:tcW w:type="dxa" w:w="4536"/>
+            <w:tcW w:type="dxa" w:w="8788"/>
           </w:tcPr>
           <w:p>
             <w:pPr>
@@ -2005,24 +1984,6 @@
                 <w:sz w:val="22"/>
               </w:rPr>
               <w:t>1. Wprowadzenie do podstaw obsługi Blendera.</w:t>
-            </w:r>
-          </w:p>
-        </w:tc>
-        <w:tc>
-          <w:tcPr>
-            <w:tcW w:type="dxa" w:w="4252"/>
-          </w:tcPr>
-          <w:p>
-            <w:pPr>
-              <w:spacing w:before="20" w:after="20"/>
-            </w:pPr>
-            <w:r>
-              <w:rPr>
-                <w:rFonts w:ascii="Aptos" w:hAnsi="Aptos"/>
-                <w:b w:val="0"/>
-                <w:i w:val="0"/>
-                <w:sz w:val="22"/>
-              </w:rPr>
             </w:r>
           </w:p>
         </w:tc>
@@ -2049,7 +2010,7 @@
         </w:tc>
         <w:tc>
           <w:tcPr>
-            <w:tcW w:type="dxa" w:w="4536"/>
+            <w:tcW w:type="dxa" w:w="8788"/>
           </w:tcPr>
           <w:p>
             <w:pPr>
@@ -2063,24 +2024,6 @@
                 <w:sz w:val="22"/>
               </w:rPr>
               <w:t>2. Modelowanie w trybie obiektowym.</w:t>
-            </w:r>
-          </w:p>
-        </w:tc>
-        <w:tc>
-          <w:tcPr>
-            <w:tcW w:type="dxa" w:w="4252"/>
-          </w:tcPr>
-          <w:p>
-            <w:pPr>
-              <w:spacing w:before="20" w:after="20"/>
-            </w:pPr>
-            <w:r>
-              <w:rPr>
-                <w:rFonts w:ascii="Aptos" w:hAnsi="Aptos"/>
-                <w:b w:val="0"/>
-                <w:i w:val="0"/>
-                <w:sz w:val="22"/>
-              </w:rPr>
             </w:r>
           </w:p>
         </w:tc>
@@ -2107,7 +2050,7 @@
         </w:tc>
         <w:tc>
           <w:tcPr>
-            <w:tcW w:type="dxa" w:w="4536"/>
+            <w:tcW w:type="dxa" w:w="8788"/>
           </w:tcPr>
           <w:p>
             <w:pPr>
@@ -2121,24 +2064,6 @@
                 <w:sz w:val="22"/>
               </w:rPr>
               <w:t>3. Modyfikatory.</w:t>
-            </w:r>
-          </w:p>
-        </w:tc>
-        <w:tc>
-          <w:tcPr>
-            <w:tcW w:type="dxa" w:w="4252"/>
-          </w:tcPr>
-          <w:p>
-            <w:pPr>
-              <w:spacing w:before="20" w:after="20"/>
-            </w:pPr>
-            <w:r>
-              <w:rPr>
-                <w:rFonts w:ascii="Aptos" w:hAnsi="Aptos"/>
-                <w:b w:val="0"/>
-                <w:i w:val="0"/>
-                <w:sz w:val="22"/>
-              </w:rPr>
             </w:r>
           </w:p>
         </w:tc>
@@ -2165,7 +2090,7 @@
         </w:tc>
         <w:tc>
           <w:tcPr>
-            <w:tcW w:type="dxa" w:w="4536"/>
+            <w:tcW w:type="dxa" w:w="8788"/>
           </w:tcPr>
           <w:p>
             <w:pPr>
@@ -2179,24 +2104,6 @@
                 <w:sz w:val="22"/>
               </w:rPr>
               <w:t>4. Modelowanie w trybie edycji.</w:t>
-            </w:r>
-          </w:p>
-        </w:tc>
-        <w:tc>
-          <w:tcPr>
-            <w:tcW w:type="dxa" w:w="4252"/>
-          </w:tcPr>
-          <w:p>
-            <w:pPr>
-              <w:spacing w:before="20" w:after="20"/>
-            </w:pPr>
-            <w:r>
-              <w:rPr>
-                <w:rFonts w:ascii="Aptos" w:hAnsi="Aptos"/>
-                <w:b w:val="0"/>
-                <w:i w:val="0"/>
-                <w:sz w:val="22"/>
-              </w:rPr>
             </w:r>
           </w:p>
         </w:tc>
@@ -2223,7 +2130,7 @@
         </w:tc>
         <w:tc>
           <w:tcPr>
-            <w:tcW w:type="dxa" w:w="4536"/>
+            <w:tcW w:type="dxa" w:w="8788"/>
           </w:tcPr>
           <w:p>
             <w:pPr>
@@ -2237,24 +2144,6 @@
                 <w:sz w:val="22"/>
               </w:rPr>
               <w:t>5. Modelowanie high-poly w trybie rzeźbienia.</w:t>
-            </w:r>
-          </w:p>
-        </w:tc>
-        <w:tc>
-          <w:tcPr>
-            <w:tcW w:type="dxa" w:w="4252"/>
-          </w:tcPr>
-          <w:p>
-            <w:pPr>
-              <w:spacing w:before="20" w:after="20"/>
-            </w:pPr>
-            <w:r>
-              <w:rPr>
-                <w:rFonts w:ascii="Aptos" w:hAnsi="Aptos"/>
-                <w:b w:val="0"/>
-                <w:i w:val="0"/>
-                <w:sz w:val="22"/>
-              </w:rPr>
             </w:r>
           </w:p>
         </w:tc>
@@ -2281,7 +2170,7 @@
         </w:tc>
         <w:tc>
           <w:tcPr>
-            <w:tcW w:type="dxa" w:w="4536"/>
+            <w:tcW w:type="dxa" w:w="8788"/>
           </w:tcPr>
           <w:p>
             <w:pPr>
@@ -2295,24 +2184,6 @@
                 <w:sz w:val="22"/>
               </w:rPr>
               <w:t>6. Oświetlenie.</w:t>
-            </w:r>
-          </w:p>
-        </w:tc>
-        <w:tc>
-          <w:tcPr>
-            <w:tcW w:type="dxa" w:w="4252"/>
-          </w:tcPr>
-          <w:p>
-            <w:pPr>
-              <w:spacing w:before="20" w:after="20"/>
-            </w:pPr>
-            <w:r>
-              <w:rPr>
-                <w:rFonts w:ascii="Aptos" w:hAnsi="Aptos"/>
-                <w:b w:val="0"/>
-                <w:i w:val="0"/>
-                <w:sz w:val="22"/>
-              </w:rPr>
             </w:r>
           </w:p>
         </w:tc>
@@ -2339,7 +2210,7 @@
         </w:tc>
         <w:tc>
           <w:tcPr>
-            <w:tcW w:type="dxa" w:w="4536"/>
+            <w:tcW w:type="dxa" w:w="8788"/>
           </w:tcPr>
           <w:p>
             <w:pPr>
@@ -2353,24 +2224,6 @@
                 <w:sz w:val="22"/>
               </w:rPr>
               <w:t>7. Materiały.</w:t>
-            </w:r>
-          </w:p>
-        </w:tc>
-        <w:tc>
-          <w:tcPr>
-            <w:tcW w:type="dxa" w:w="4252"/>
-          </w:tcPr>
-          <w:p>
-            <w:pPr>
-              <w:spacing w:before="20" w:after="20"/>
-            </w:pPr>
-            <w:r>
-              <w:rPr>
-                <w:rFonts w:ascii="Aptos" w:hAnsi="Aptos"/>
-                <w:b w:val="0"/>
-                <w:i w:val="0"/>
-                <w:sz w:val="22"/>
-              </w:rPr>
             </w:r>
           </w:p>
         </w:tc>
@@ -2397,7 +2250,7 @@
         </w:tc>
         <w:tc>
           <w:tcPr>
-            <w:tcW w:type="dxa" w:w="4536"/>
+            <w:tcW w:type="dxa" w:w="8788"/>
           </w:tcPr>
           <w:p>
             <w:pPr>
@@ -2411,24 +2264,6 @@
                 <w:sz w:val="22"/>
               </w:rPr>
               <w:t>8. Tekstury proceduralne.</w:t>
-            </w:r>
-          </w:p>
-        </w:tc>
-        <w:tc>
-          <w:tcPr>
-            <w:tcW w:type="dxa" w:w="4252"/>
-          </w:tcPr>
-          <w:p>
-            <w:pPr>
-              <w:spacing w:before="20" w:after="20"/>
-            </w:pPr>
-            <w:r>
-              <w:rPr>
-                <w:rFonts w:ascii="Aptos" w:hAnsi="Aptos"/>
-                <w:b w:val="0"/>
-                <w:i w:val="0"/>
-                <w:sz w:val="22"/>
-              </w:rPr>
             </w:r>
           </w:p>
         </w:tc>
@@ -2455,7 +2290,7 @@
         </w:tc>
         <w:tc>
           <w:tcPr>
-            <w:tcW w:type="dxa" w:w="4536"/>
+            <w:tcW w:type="dxa" w:w="8788"/>
           </w:tcPr>
           <w:p>
             <w:pPr>
@@ -2469,24 +2304,6 @@
                 <w:sz w:val="22"/>
               </w:rPr>
               <w:t>9. Mapowanie tekstur i przestrzenie współrzędnych.</w:t>
-            </w:r>
-          </w:p>
-        </w:tc>
-        <w:tc>
-          <w:tcPr>
-            <w:tcW w:type="dxa" w:w="4252"/>
-          </w:tcPr>
-          <w:p>
-            <w:pPr>
-              <w:spacing w:before="20" w:after="20"/>
-            </w:pPr>
-            <w:r>
-              <w:rPr>
-                <w:rFonts w:ascii="Aptos" w:hAnsi="Aptos"/>
-                <w:b w:val="0"/>
-                <w:i w:val="0"/>
-                <w:sz w:val="22"/>
-              </w:rPr>
             </w:r>
           </w:p>
         </w:tc>
@@ -2513,7 +2330,7 @@
         </w:tc>
         <w:tc>
           <w:tcPr>
-            <w:tcW w:type="dxa" w:w="4536"/>
+            <w:tcW w:type="dxa" w:w="8788"/>
           </w:tcPr>
           <w:p>
             <w:pPr>
@@ -2527,24 +2344,6 @@
                 <w:sz w:val="22"/>
               </w:rPr>
               <w:t>10. Tekstury bitmapowe.</w:t>
-            </w:r>
-          </w:p>
-        </w:tc>
-        <w:tc>
-          <w:tcPr>
-            <w:tcW w:type="dxa" w:w="4252"/>
-          </w:tcPr>
-          <w:p>
-            <w:pPr>
-              <w:spacing w:before="20" w:after="20"/>
-            </w:pPr>
-            <w:r>
-              <w:rPr>
-                <w:rFonts w:ascii="Aptos" w:hAnsi="Aptos"/>
-                <w:b w:val="0"/>
-                <w:i w:val="0"/>
-                <w:sz w:val="22"/>
-              </w:rPr>
             </w:r>
           </w:p>
         </w:tc>
@@ -2571,7 +2370,7 @@
         </w:tc>
         <w:tc>
           <w:tcPr>
-            <w:tcW w:type="dxa" w:w="4536"/>
+            <w:tcW w:type="dxa" w:w="8788"/>
           </w:tcPr>
           <w:p>
             <w:pPr>
@@ -2585,24 +2384,6 @@
                 <w:sz w:val="22"/>
               </w:rPr>
               <w:t>11. Wypalanie tekstur.</w:t>
-            </w:r>
-          </w:p>
-        </w:tc>
-        <w:tc>
-          <w:tcPr>
-            <w:tcW w:type="dxa" w:w="4252"/>
-          </w:tcPr>
-          <w:p>
-            <w:pPr>
-              <w:spacing w:before="20" w:after="20"/>
-            </w:pPr>
-            <w:r>
-              <w:rPr>
-                <w:rFonts w:ascii="Aptos" w:hAnsi="Aptos"/>
-                <w:b w:val="0"/>
-                <w:i w:val="0"/>
-                <w:sz w:val="22"/>
-              </w:rPr>
             </w:r>
           </w:p>
         </w:tc>
@@ -2629,7 +2410,7 @@
         </w:tc>
         <w:tc>
           <w:tcPr>
-            <w:tcW w:type="dxa" w:w="4536"/>
+            <w:tcW w:type="dxa" w:w="8788"/>
           </w:tcPr>
           <w:p>
             <w:pPr>
@@ -2643,24 +2424,6 @@
                 <w:sz w:val="22"/>
               </w:rPr>
               <w:t>12. Optymalizacja sceny 3D i rendering.</w:t>
-            </w:r>
-          </w:p>
-        </w:tc>
-        <w:tc>
-          <w:tcPr>
-            <w:tcW w:type="dxa" w:w="4252"/>
-          </w:tcPr>
-          <w:p>
-            <w:pPr>
-              <w:spacing w:before="20" w:after="20"/>
-            </w:pPr>
-            <w:r>
-              <w:rPr>
-                <w:rFonts w:ascii="Aptos" w:hAnsi="Aptos"/>
-                <w:b w:val="0"/>
-                <w:i w:val="0"/>
-                <w:sz w:val="22"/>
-              </w:rPr>
             </w:r>
           </w:p>
         </w:tc>
@@ -2687,7 +2450,7 @@
         </w:tc>
         <w:tc>
           <w:tcPr>
-            <w:tcW w:type="dxa" w:w="4536"/>
+            <w:tcW w:type="dxa" w:w="8788"/>
           </w:tcPr>
           <w:p>
             <w:pPr>
@@ -2701,24 +2464,6 @@
                 <w:sz w:val="22"/>
               </w:rPr>
               <w:t>13. Komponowanie (compositing).</w:t>
-            </w:r>
-          </w:p>
-        </w:tc>
-        <w:tc>
-          <w:tcPr>
-            <w:tcW w:type="dxa" w:w="4252"/>
-          </w:tcPr>
-          <w:p>
-            <w:pPr>
-              <w:spacing w:before="20" w:after="20"/>
-            </w:pPr>
-            <w:r>
-              <w:rPr>
-                <w:rFonts w:ascii="Aptos" w:hAnsi="Aptos"/>
-                <w:b w:val="0"/>
-                <w:i w:val="0"/>
-                <w:sz w:val="22"/>
-              </w:rPr>
             </w:r>
           </w:p>
         </w:tc>

--- a/public/assets/files/niestacjonarne/M3D.docx
+++ b/public/assets/files/niestacjonarne/M3D.docx
@@ -1458,7 +1458,7 @@
                 <w:rFonts w:ascii="Aptos" w:hAnsi="Aptos"/>
                 <w:sz w:val="22"/>
               </w:rPr>
-              <w:t>☑ Nieoceniany</w:t>
+              <w:t>☐ Nieoceniany</w:t>
             </w:r>
           </w:p>
           <w:p>
@@ -1494,7 +1494,7 @@
                 <w:rFonts w:ascii="Aptos" w:hAnsi="Aptos"/>
                 <w:sz w:val="22"/>
               </w:rPr>
-              <w:t>☐ Egzamin</w:t>
+              <w:t>☑ Egzamin</w:t>
             </w:r>
           </w:p>
         </w:tc>
